--- a/examples/Boletin_MTDH_2026_09.docx
+++ b/examples/Boletin_MTDH_2026_09.docx
@@ -2,61 +2,260 @@
 <file path=word/document.xml><?xml version="1.0" encoding="utf-8"?>
 <w:document xmlns:wpc="http://schemas.microsoft.com/office/word/2010/wordprocessingCanvas" xmlns:mo="http://schemas.microsoft.com/office/mac/office/2008/main" xmlns:mc="http://schemas.openxmlformats.org/markup-compatibility/2006" xmlns:mv="urn:schemas-microsoft-com:mac:vml" xmlns:o="urn:schemas-microsoft-com:office:office" xmlns:r="http://schemas.openxmlformats.org/officeDocument/2006/relationships" xmlns:m="http://schemas.openxmlformats.org/officeDocument/2006/math" xmlns:v="urn:schemas-microsoft-com:vml" xmlns:wp14="http://schemas.microsoft.com/office/word/2010/wordprocessingDrawing" xmlns:wp="http://schemas.openxmlformats.org/drawingml/2006/wordprocessingDrawing" xmlns:w10="urn:schemas-microsoft-com:office:word" xmlns:w="http://schemas.openxmlformats.org/wordprocessingml/2006/main" xmlns:w14="http://schemas.microsoft.com/office/word/2010/wordml" xmlns:wpg="http://schemas.microsoft.com/office/word/2010/wordprocessingGroup" xmlns:wpi="http://schemas.microsoft.com/office/word/2010/wordprocessingInk" xmlns:wne="http://schemas.microsoft.com/office/word/2006/wordml" xmlns:wps="http://schemas.microsoft.com/office/word/2010/wordprocessingShape" mc:Ignorable="w14 wp14">
   <w:body>
+    <w:tbl>
+      <w:tblPr>
+        <w:tblW w:type="auto" w:w="0"/>
+        <w:jc w:val="center"/>
+        <w:tblLayout w:type="fixed"/>
+        <w:tblLook w:firstColumn="1" w:firstRow="1" w:lastColumn="0" w:lastRow="0" w:noHBand="0" w:noVBand="1" w:val="04A0"/>
+      </w:tblPr>
+      <w:tblGrid>
+        <w:gridCol w:w="5904"/>
+        <w:gridCol w:w="4320"/>
+      </w:tblGrid>
+      <w:tr>
+        <w:tc>
+          <w:tcPr>
+            <w:tcW w:type="dxa" w:w="5904"/>
+            <w:shd w:val="clear" w:color="auto" w:fill="2B164F"/>
+            <w:tcBorders>
+              <w:top w:val="nil"/>
+              <w:left w:val="nil"/>
+              <w:bottom w:val="nil"/>
+              <w:right w:val="nil"/>
+            </w:tcBorders>
+            <w:tcMar>
+              <w:top w:w="200" w:type="dxa"/>
+              <w:bottom w:w="200" w:type="dxa"/>
+              <w:left w:w="220" w:type="dxa"/>
+              <w:right w:w="160" w:type="dxa"/>
+            </w:tcMar>
+            <w:vAlign w:val="center"/>
+          </w:tcPr>
+          <w:p>
+            <w:pPr>
+              <w:spacing w:after="320"/>
+            </w:pPr>
+            <w:r/>
+            <w:r>
+              <w:drawing>
+                <wp:inline xmlns:a="http://schemas.openxmlformats.org/drawingml/2006/main" xmlns:pic="http://schemas.openxmlformats.org/drawingml/2006/picture">
+                  <wp:extent cx="2743200" cy="653364"/>
+                  <wp:docPr id="1" name="Picture 1"/>
+                  <wp:cNvGraphicFramePr>
+                    <a:graphicFrameLocks noChangeAspect="1"/>
+                  </wp:cNvGraphicFramePr>
+                  <a:graphic>
+                    <a:graphicData uri="http://schemas.openxmlformats.org/drawingml/2006/picture">
+                      <pic:pic>
+                        <pic:nvPicPr>
+                          <pic:cNvPr id="0" name="mtdh_logo.png"/>
+                          <pic:cNvPicPr/>
+                        </pic:nvPicPr>
+                        <pic:blipFill>
+                          <a:blip r:embed="rId12"/>
+                          <a:stretch>
+                            <a:fillRect/>
+                          </a:stretch>
+                        </pic:blipFill>
+                        <pic:spPr>
+                          <a:xfrm>
+                            <a:off x="0" y="0"/>
+                            <a:ext cx="2743200" cy="653364"/>
+                          </a:xfrm>
+                          <a:prstGeom prst="rect"/>
+                        </pic:spPr>
+                      </pic:pic>
+                    </a:graphicData>
+                  </a:graphic>
+                </wp:inline>
+              </w:drawing>
+            </w:r>
+          </w:p>
+          <w:p>
+            <w:pPr>
+              <w:spacing w:after="80" w:before="0" w:line="269" w:lineRule="auto"/>
+            </w:pPr>
+            <w:r>
+              <w:rPr>
+                <w:rFonts w:ascii="Calibri" w:hAnsi="Calibri" w:eastAsia="Calibri"/>
+                <w:b/>
+                <w:i w:val="0"/>
+                <w:color w:val="D9CCF0"/>
+                <w:sz w:val="19"/>
+              </w:rPr>
+              <w:t>Boletín estadístico institucional</w:t>
+            </w:r>
+          </w:p>
+          <w:p>
+            <w:pPr>
+              <w:spacing w:after="120" w:before="0" w:line="269" w:lineRule="auto"/>
+            </w:pPr>
+            <w:r>
+              <w:rPr>
+                <w:rFonts w:ascii="Century Gothic" w:hAnsi="Century Gothic" w:eastAsia="Century Gothic"/>
+                <w:b/>
+                <w:i w:val="0"/>
+                <w:color w:val="FFFFFF"/>
+                <w:sz w:val="48"/>
+              </w:rPr>
+              <w:t>Boletín de protección social</w:t>
+            </w:r>
+          </w:p>
+          <w:p>
+            <w:pPr>
+              <w:spacing w:after="80" w:before="0" w:line="269" w:lineRule="auto"/>
+            </w:pPr>
+            <w:r>
+              <w:rPr>
+                <w:rFonts w:ascii="Century Gothic" w:hAnsi="Century Gothic" w:eastAsia="Century Gothic"/>
+                <w:b/>
+                <w:i w:val="0"/>
+                <w:color w:val="F8C018"/>
+                <w:sz w:val="28"/>
+              </w:rPr>
+              <w:t>Septiembre 2026</w:t>
+            </w:r>
+          </w:p>
+          <w:p>
+            <w:pPr>
+              <w:spacing w:after="0" w:before="0" w:line="269" w:lineRule="auto"/>
+            </w:pPr>
+            <w:r>
+              <w:rPr>
+                <w:rFonts w:ascii="Calibri" w:hAnsi="Calibri" w:eastAsia="Calibri"/>
+                <w:b w:val="0"/>
+                <w:i w:val="0"/>
+                <w:color w:val="E9E2F6"/>
+                <w:sz w:val="19"/>
+              </w:rPr>
+              <w:t>Alcance: Nacional - 24 provincias y zona en estudio</w:t>
+            </w:r>
+          </w:p>
+        </w:tc>
+        <w:tc>
+          <w:tcPr>
+            <w:tcW w:type="dxa" w:w="4320"/>
+            <w:shd w:val="clear" w:color="auto" w:fill="512F8D"/>
+            <w:tcBorders>
+              <w:top w:val="nil"/>
+              <w:left w:val="nil"/>
+              <w:bottom w:val="nil"/>
+              <w:right w:val="nil"/>
+            </w:tcBorders>
+            <w:tcMar>
+              <w:top w:w="200" w:type="dxa"/>
+              <w:bottom w:w="200" w:type="dxa"/>
+              <w:left w:w="220" w:type="dxa"/>
+              <w:right w:w="160" w:type="dxa"/>
+            </w:tcMar>
+            <w:vAlign w:val="center"/>
+          </w:tcPr>
+          <w:p>
+            <w:pPr>
+              <w:jc w:val="center"/>
+            </w:pPr>
+            <w:r/>
+            <w:r>
+              <w:drawing>
+                <wp:inline xmlns:a="http://schemas.openxmlformats.org/drawingml/2006/main" xmlns:pic="http://schemas.openxmlformats.org/drawingml/2006/picture">
+                  <wp:extent cx="2468880" cy="2172614"/>
+                  <wp:docPr id="2" name="Picture 2"/>
+                  <wp:cNvGraphicFramePr>
+                    <a:graphicFrameLocks noChangeAspect="1"/>
+                  </wp:cNvGraphicFramePr>
+                  <a:graphic>
+                    <a:graphicData uri="http://schemas.openxmlformats.org/drawingml/2006/picture">
+                      <pic:pic>
+                        <pic:nvPicPr>
+                          <pic:cNvPr id="0" name="image.png"/>
+                          <pic:cNvPicPr/>
+                        </pic:nvPicPr>
+                        <pic:blipFill>
+                          <a:blip r:embed="rId13"/>
+                          <a:stretch>
+                            <a:fillRect/>
+                          </a:stretch>
+                        </pic:blipFill>
+                        <pic:spPr>
+                          <a:xfrm>
+                            <a:off x="0" y="0"/>
+                            <a:ext cx="2468880" cy="2172614"/>
+                          </a:xfrm>
+                          <a:prstGeom prst="rect"/>
+                        </pic:spPr>
+                      </pic:pic>
+                    </a:graphicData>
+                  </a:graphic>
+                </wp:inline>
+              </w:drawing>
+            </w:r>
+          </w:p>
+        </w:tc>
+      </w:tr>
+    </w:tbl>
+    <w:tbl>
+      <w:tblPr>
+        <w:tblW w:type="auto" w:w="0"/>
+        <w:jc w:val="center"/>
+        <w:tblLook w:firstColumn="1" w:firstRow="1" w:lastColumn="0" w:lastRow="0" w:noHBand="0" w:noVBand="1" w:val="04A0"/>
+      </w:tblPr>
+      <w:tblGrid>
+        <w:gridCol w:w="10224"/>
+      </w:tblGrid>
+      <w:tr>
+        <w:trPr>
+          <w:trHeight w:val="70" w:hRule="exact"/>
+        </w:trPr>
+        <w:tc>
+          <w:tcPr>
+            <w:tcW w:type="dxa" w:w="10224"/>
+            <w:shd w:val="clear" w:color="auto" w:fill="F8C018"/>
+            <w:tcBorders>
+              <w:top w:val="nil"/>
+              <w:left w:val="nil"/>
+              <w:bottom w:val="nil"/>
+              <w:right w:val="nil"/>
+            </w:tcBorders>
+            <w:tcMar>
+              <w:top w:w="0" w:type="dxa"/>
+              <w:bottom w:w="0" w:type="dxa"/>
+              <w:left w:w="0" w:type="dxa"/>
+              <w:right w:w="0" w:type="dxa"/>
+            </w:tcMar>
+          </w:tcPr>
+          <w:p>
+            <w:pPr>
+              <w:spacing w:after="0"/>
+            </w:pPr>
+            <w:r>
+              <w:rPr>
+                <w:rFonts w:ascii="Calibri" w:hAnsi="Calibri" w:eastAsia="Calibri"/>
+                <w:b w:val="0"/>
+                <w:i w:val="0"/>
+                <w:color w:val="20202B"/>
+                <w:sz w:val="4"/>
+              </w:rPr>
+              <w:t xml:space="preserve"> </w:t>
+            </w:r>
+          </w:p>
+        </w:tc>
+      </w:tr>
+    </w:tbl>
     <w:p>
       <w:pPr>
-        <w:pStyle w:val="Title"/>
-        <w:spacing w:after="140" w:line="259" w:lineRule="auto"/>
+        <w:keepNext/>
+        <w:spacing w:after="120" w:before="280" w:line="269" w:lineRule="auto"/>
       </w:pPr>
       <w:r>
         <w:rPr>
-          <w:rFonts w:ascii="Times New Roman" w:hAnsi="Times New Roman" w:eastAsia="Times New Roman"/>
+          <w:rFonts w:ascii="Century Gothic" w:hAnsi="Century Gothic" w:eastAsia="Century Gothic"/>
           <w:b/>
-          <w:color w:val="000000"/>
-          <w:sz w:val="52"/>
+          <w:i w:val="0"/>
+          <w:color w:val="2B164F"/>
+          <w:sz w:val="26"/>
         </w:rPr>
-        <w:t>Boletín estadístico institucional</w:t>
-      </w:r>
-    </w:p>
-    <w:p>
-      <w:pPr>
-        <w:spacing w:after="100" w:line="259" w:lineRule="auto"/>
-      </w:pPr>
-      <w:r>
-        <w:rPr>
-          <w:rFonts w:ascii="Times New Roman" w:hAnsi="Times New Roman" w:eastAsia="Times New Roman"/>
-          <w:b/>
-          <w:color w:val="20202B"/>
-          <w:sz w:val="24"/>
-        </w:rPr>
-        <w:t>Septiembre 2026</w:t>
-      </w:r>
-    </w:p>
-    <w:p>
-      <w:pPr>
-        <w:spacing w:after="240" w:line="259" w:lineRule="auto"/>
-      </w:pPr>
-      <w:r>
-        <w:rPr>
-          <w:rFonts w:ascii="Times New Roman" w:hAnsi="Times New Roman" w:eastAsia="Times New Roman"/>
-          <w:b w:val="0"/>
-          <w:color w:val="666178"/>
-          <w:sz w:val="20"/>
-        </w:rPr>
-        <w:t>Ámbito: Nacional - 24 provincias y zona en estudio</w:t>
-      </w:r>
-    </w:p>
-    <w:p>
-      <w:pPr>
-        <w:spacing w:after="120" w:line="259" w:lineRule="auto"/>
-      </w:pPr>
-      <w:r>
-        <w:rPr>
-          <w:rFonts w:ascii="Times New Roman" w:hAnsi="Times New Roman" w:eastAsia="Times New Roman"/>
-          <w:b w:val="0"/>
-          <w:color w:val="20202B"/>
-          <w:sz w:val="22"/>
-        </w:rPr>
-        <w:t>Este boletín reúne la cobertura reportada y los montos acumulados de los programas seleccionados. Las cifras corresponden al ámbito territorial indicado y permiten revisar conjuntamente los recursos y la atención registrada.</w:t>
+        <w:t>Indicadores principales</w:t>
       </w:r>
     </w:p>
     <w:tbl>
@@ -67,531 +266,269 @@
         <w:tblLook w:firstColumn="1" w:firstRow="1" w:lastColumn="0" w:lastRow="0" w:noHBand="0" w:noVBand="1" w:val="04A0"/>
       </w:tblPr>
       <w:tblGrid>
-        <w:gridCol w:w="6912"/>
-        <w:gridCol w:w="3312"/>
+        <w:gridCol w:w="5112"/>
+        <w:gridCol w:w="5112"/>
       </w:tblGrid>
       <w:tr>
-        <w:trPr>
-          <w:tblHeader/>
-          <w:cantSplit/>
-        </w:trPr>
         <w:tc>
           <w:tcPr>
-            <w:tcW w:type="dxa" w:w="6912"/>
-            <w:shd w:fill="512F8D"/>
-            <w:vAlign w:val="center"/>
+            <w:tcW w:type="dxa" w:w="5112"/>
+            <w:shd w:val="clear" w:color="auto" w:fill="F7F5FA"/>
             <w:tcBorders>
-              <w:top w:val="single" w:sz="4" w:color="D9D9D9"/>
-              <w:left w:val="single" w:sz="4" w:color="D9D9D9"/>
-              <w:bottom w:val="single" w:sz="4" w:color="D9D9D9"/>
-              <w:right w:val="single" w:sz="4" w:color="D9D9D9"/>
+              <w:top w:val="single" w:sz="24" w:color="512F8D"/>
+              <w:left w:val="single" w:sz="24" w:color="FFFFFF"/>
+              <w:bottom w:val="single" w:sz="48" w:color="FFFFFF"/>
+              <w:right w:val="single" w:sz="24" w:color="FFFFFF"/>
             </w:tcBorders>
             <w:tcMar>
-              <w:top w:w="90" w:type="dxa"/>
-              <w:bottom w:w="90" w:type="dxa"/>
-              <w:left w:w="100" w:type="dxa"/>
-              <w:right w:w="100" w:type="dxa"/>
+              <w:top w:w="140" w:type="dxa"/>
+              <w:bottom w:w="140" w:type="dxa"/>
+              <w:left w:w="180" w:type="dxa"/>
+              <w:right w:w="140" w:type="dxa"/>
             </w:tcMar>
           </w:tcPr>
           <w:p>
             <w:pPr>
-              <w:spacing w:after="0"/>
+              <w:spacing w:after="80" w:line="240" w:lineRule="auto"/>
               <w:jc w:val="left"/>
             </w:pPr>
             <w:r/>
             <w:r>
               <w:rPr>
-                <w:rFonts w:ascii="Times New Roman" w:hAnsi="Times New Roman" w:eastAsia="Times New Roman"/>
+                <w:rFonts w:ascii="Calibri" w:hAnsi="Calibri" w:eastAsia="Calibri"/>
                 <w:b/>
-                <w:color w:val="FFFFFF"/>
-                <w:sz w:val="19"/>
+                <w:i w:val="0"/>
+                <w:color w:val="5A5765"/>
+                <w:sz w:val="18"/>
               </w:rPr>
-              <w:t>Indicador</w:t>
+              <w:t>Beneficiarios reportados</w:t>
+            </w:r>
+          </w:p>
+          <w:p>
+            <w:pPr>
+              <w:spacing w:after="40" w:before="0" w:line="269" w:lineRule="auto"/>
+            </w:pPr>
+            <w:r>
+              <w:rPr>
+                <w:rFonts w:ascii="Century Gothic" w:hAnsi="Century Gothic" w:eastAsia="Century Gothic"/>
+                <w:b/>
+                <w:i w:val="0"/>
+                <w:color w:val="2B164F"/>
+                <w:sz w:val="40"/>
+              </w:rPr>
+              <w:t>1.578.019</w:t>
+            </w:r>
+          </w:p>
+          <w:p>
+            <w:pPr>
+              <w:spacing w:after="0" w:before="0" w:line="269" w:lineRule="auto"/>
+            </w:pPr>
+            <w:r>
+              <w:rPr>
+                <w:rFonts w:ascii="Calibri" w:hAnsi="Calibri" w:eastAsia="Calibri"/>
+                <w:b w:val="0"/>
+                <w:i w:val="0"/>
+                <w:color w:val="6E6880"/>
+                <w:sz w:val="17"/>
+              </w:rPr>
+              <w:t>8 programas en la selección</w:t>
             </w:r>
           </w:p>
         </w:tc>
         <w:tc>
           <w:tcPr>
-            <w:tcW w:type="dxa" w:w="3312"/>
-            <w:shd w:fill="512F8D"/>
-            <w:vAlign w:val="center"/>
+            <w:tcW w:type="dxa" w:w="5112"/>
+            <w:shd w:val="clear" w:color="auto" w:fill="F7F5FA"/>
             <w:tcBorders>
-              <w:top w:val="single" w:sz="4" w:color="D9D9D9"/>
-              <w:left w:val="single" w:sz="4" w:color="D9D9D9"/>
-              <w:bottom w:val="single" w:sz="4" w:color="D9D9D9"/>
-              <w:right w:val="single" w:sz="4" w:color="D9D9D9"/>
+              <w:top w:val="single" w:sz="24" w:color="C33F8D"/>
+              <w:left w:val="single" w:sz="24" w:color="FFFFFF"/>
+              <w:bottom w:val="single" w:sz="48" w:color="FFFFFF"/>
+              <w:right w:val="single" w:sz="24" w:color="FFFFFF"/>
             </w:tcBorders>
             <w:tcMar>
-              <w:top w:w="90" w:type="dxa"/>
-              <w:bottom w:w="90" w:type="dxa"/>
-              <w:left w:w="100" w:type="dxa"/>
-              <w:right w:w="100" w:type="dxa"/>
+              <w:top w:w="140" w:type="dxa"/>
+              <w:bottom w:w="140" w:type="dxa"/>
+              <w:left w:w="180" w:type="dxa"/>
+              <w:right w:w="140" w:type="dxa"/>
             </w:tcMar>
           </w:tcPr>
           <w:p>
             <w:pPr>
-              <w:spacing w:after="0"/>
-              <w:jc w:val="right"/>
+              <w:spacing w:after="80" w:line="240" w:lineRule="auto"/>
+              <w:jc w:val="left"/>
             </w:pPr>
             <w:r/>
             <w:r>
               <w:rPr>
-                <w:rFonts w:ascii="Times New Roman" w:hAnsi="Times New Roman" w:eastAsia="Times New Roman"/>
+                <w:rFonts w:ascii="Calibri" w:hAnsi="Calibri" w:eastAsia="Calibri"/>
                 <w:b/>
-                <w:color w:val="FFFFFF"/>
-                <w:sz w:val="19"/>
+                <w:i w:val="0"/>
+                <w:color w:val="5A5765"/>
+                <w:sz w:val="18"/>
               </w:rPr>
-              <w:t>Resultado de la selección</w:t>
+              <w:t>Usuarios reportados</w:t>
+            </w:r>
+          </w:p>
+          <w:p>
+            <w:pPr>
+              <w:spacing w:after="40" w:before="0" w:line="269" w:lineRule="auto"/>
+            </w:pPr>
+            <w:r>
+              <w:rPr>
+                <w:rFonts w:ascii="Century Gothic" w:hAnsi="Century Gothic" w:eastAsia="Century Gothic"/>
+                <w:b/>
+                <w:i w:val="0"/>
+                <w:color w:val="2B164F"/>
+                <w:sz w:val="40"/>
+              </w:rPr>
+              <w:t>456.239</w:t>
+            </w:r>
+          </w:p>
+          <w:p>
+            <w:pPr>
+              <w:spacing w:after="0" w:before="0" w:line="269" w:lineRule="auto"/>
+            </w:pPr>
+            <w:r>
+              <w:rPr>
+                <w:rFonts w:ascii="Calibri" w:hAnsi="Calibri" w:eastAsia="Calibri"/>
+                <w:b w:val="0"/>
+                <w:i w:val="0"/>
+                <w:color w:val="6E6880"/>
+                <w:sz w:val="17"/>
+              </w:rPr>
+              <w:t>4 servicios en la selección</w:t>
             </w:r>
           </w:p>
         </w:tc>
       </w:tr>
       <w:tr>
-        <w:trPr>
-          <w:cantSplit/>
-        </w:trPr>
         <w:tc>
           <w:tcPr>
-            <w:tcW w:type="dxa" w:w="6912"/>
-            <w:shd w:fill="FFFFFF"/>
-            <w:vAlign w:val="center"/>
+            <w:tcW w:type="dxa" w:w="5112"/>
+            <w:shd w:val="clear" w:color="auto" w:fill="F7F5FA"/>
             <w:tcBorders>
-              <w:top w:val="single" w:sz="4" w:color="D9D9D9"/>
-              <w:left w:val="single" w:sz="4" w:color="D9D9D9"/>
-              <w:bottom w:val="single" w:sz="4" w:color="D9D9D9"/>
-              <w:right w:val="single" w:sz="4" w:color="D9D9D9"/>
+              <w:top w:val="single" w:sz="24" w:color="7657B9"/>
+              <w:left w:val="single" w:sz="24" w:color="FFFFFF"/>
+              <w:bottom w:val="single" w:sz="48" w:color="FFFFFF"/>
+              <w:right w:val="single" w:sz="24" w:color="FFFFFF"/>
             </w:tcBorders>
             <w:tcMar>
-              <w:top w:w="90" w:type="dxa"/>
-              <w:bottom w:w="90" w:type="dxa"/>
-              <w:left w:w="100" w:type="dxa"/>
-              <w:right w:w="100" w:type="dxa"/>
+              <w:top w:w="140" w:type="dxa"/>
+              <w:bottom w:w="140" w:type="dxa"/>
+              <w:left w:w="180" w:type="dxa"/>
+              <w:right w:w="140" w:type="dxa"/>
             </w:tcMar>
           </w:tcPr>
           <w:p>
             <w:pPr>
-              <w:spacing w:after="0" w:line="240" w:lineRule="auto"/>
+              <w:spacing w:after="80" w:line="240" w:lineRule="auto"/>
               <w:jc w:val="left"/>
             </w:pPr>
             <w:r/>
             <w:r>
               <w:rPr>
-                <w:rFonts w:ascii="Times New Roman" w:hAnsi="Times New Roman" w:eastAsia="Times New Roman"/>
+                <w:rFonts w:ascii="Calibri" w:hAnsi="Calibri" w:eastAsia="Calibri"/>
+                <w:b/>
+                <w:i w:val="0"/>
+                <w:color w:val="5A5765"/>
+                <w:sz w:val="18"/>
+              </w:rPr>
+              <w:t>Unidades de atención</w:t>
+            </w:r>
+          </w:p>
+          <w:p>
+            <w:pPr>
+              <w:spacing w:after="40" w:before="0" w:line="269" w:lineRule="auto"/>
+            </w:pPr>
+            <w:r>
+              <w:rPr>
+                <w:rFonts w:ascii="Century Gothic" w:hAnsi="Century Gothic" w:eastAsia="Century Gothic"/>
+                <w:b/>
+                <w:i w:val="0"/>
+                <w:color w:val="2B164F"/>
+                <w:sz w:val="40"/>
+              </w:rPr>
+              <w:t>11.158</w:t>
+            </w:r>
+          </w:p>
+          <w:p>
+            <w:pPr>
+              <w:spacing w:after="0" w:before="0" w:line="269" w:lineRule="auto"/>
+            </w:pPr>
+            <w:r>
+              <w:rPr>
+                <w:rFonts w:ascii="Calibri" w:hAnsi="Calibri" w:eastAsia="Calibri"/>
                 <w:b w:val="0"/>
-                <w:color w:val="20202B"/>
-                <w:sz w:val="19"/>
+                <w:i w:val="0"/>
+                <w:color w:val="6E6880"/>
+                <w:sz w:val="17"/>
               </w:rPr>
-              <w:t>Beneficiarios reportados</w:t>
+              <w:t>Servicios de protección integral</w:t>
             </w:r>
           </w:p>
         </w:tc>
         <w:tc>
           <w:tcPr>
-            <w:tcW w:type="dxa" w:w="3312"/>
-            <w:shd w:fill="FFFFFF"/>
-            <w:vAlign w:val="center"/>
+            <w:tcW w:type="dxa" w:w="5112"/>
+            <w:shd w:val="clear" w:color="auto" w:fill="F7F5FA"/>
             <w:tcBorders>
-              <w:top w:val="single" w:sz="4" w:color="D9D9D9"/>
-              <w:left w:val="single" w:sz="4" w:color="D9D9D9"/>
-              <w:bottom w:val="single" w:sz="4" w:color="D9D9D9"/>
-              <w:right w:val="single" w:sz="4" w:color="D9D9D9"/>
+              <w:top w:val="single" w:sz="24" w:color="F8C018"/>
+              <w:left w:val="single" w:sz="24" w:color="FFFFFF"/>
+              <w:bottom w:val="single" w:sz="48" w:color="FFFFFF"/>
+              <w:right w:val="single" w:sz="24" w:color="FFFFFF"/>
             </w:tcBorders>
             <w:tcMar>
-              <w:top w:w="90" w:type="dxa"/>
-              <w:bottom w:w="90" w:type="dxa"/>
-              <w:left w:w="100" w:type="dxa"/>
-              <w:right w:w="100" w:type="dxa"/>
+              <w:top w:w="140" w:type="dxa"/>
+              <w:bottom w:w="140" w:type="dxa"/>
+              <w:left w:w="180" w:type="dxa"/>
+              <w:right w:w="140" w:type="dxa"/>
             </w:tcMar>
           </w:tcPr>
           <w:p>
             <w:pPr>
-              <w:spacing w:after="0" w:line="240" w:lineRule="auto"/>
-              <w:jc w:val="right"/>
-            </w:pPr>
-            <w:r/>
-            <w:r>
-              <w:rPr>
-                <w:rFonts w:ascii="Times New Roman" w:hAnsi="Times New Roman" w:eastAsia="Times New Roman"/>
-                <w:b w:val="0"/>
-                <w:color w:val="20202B"/>
-                <w:sz w:val="19"/>
-              </w:rPr>
-              <w:t>1.578.019</w:t>
-            </w:r>
-          </w:p>
-        </w:tc>
-      </w:tr>
-      <w:tr>
-        <w:trPr>
-          <w:cantSplit/>
-        </w:trPr>
-        <w:tc>
-          <w:tcPr>
-            <w:tcW w:type="dxa" w:w="6912"/>
-            <w:shd w:fill="F7F5FA"/>
-            <w:vAlign w:val="center"/>
-            <w:tcBorders>
-              <w:top w:val="single" w:sz="4" w:color="D9D9D9"/>
-              <w:left w:val="single" w:sz="4" w:color="D9D9D9"/>
-              <w:bottom w:val="single" w:sz="4" w:color="D9D9D9"/>
-              <w:right w:val="single" w:sz="4" w:color="D9D9D9"/>
-            </w:tcBorders>
-            <w:tcMar>
-              <w:top w:w="90" w:type="dxa"/>
-              <w:bottom w:w="90" w:type="dxa"/>
-              <w:left w:w="100" w:type="dxa"/>
-              <w:right w:w="100" w:type="dxa"/>
-            </w:tcMar>
-          </w:tcPr>
-          <w:p>
-            <w:pPr>
-              <w:spacing w:after="0" w:line="240" w:lineRule="auto"/>
+              <w:spacing w:after="80" w:line="240" w:lineRule="auto"/>
               <w:jc w:val="left"/>
             </w:pPr>
             <w:r/>
             <w:r>
               <w:rPr>
-                <w:rFonts w:ascii="Times New Roman" w:hAnsi="Times New Roman" w:eastAsia="Times New Roman"/>
-                <w:b w:val="0"/>
-                <w:color w:val="20202B"/>
-                <w:sz w:val="19"/>
+                <w:rFonts w:ascii="Calibri" w:hAnsi="Calibri" w:eastAsia="Calibri"/>
+                <w:b/>
+                <w:i w:val="0"/>
+                <w:color w:val="5A5765"/>
+                <w:sz w:val="18"/>
               </w:rPr>
-              <w:t>Usuarios reportados</w:t>
+              <w:t>Monto fiscal 2026</w:t>
             </w:r>
           </w:p>
-        </w:tc>
-        <w:tc>
-          <w:tcPr>
-            <w:tcW w:type="dxa" w:w="3312"/>
-            <w:shd w:fill="F7F5FA"/>
-            <w:vAlign w:val="center"/>
-            <w:tcBorders>
-              <w:top w:val="single" w:sz="4" w:color="D9D9D9"/>
-              <w:left w:val="single" w:sz="4" w:color="D9D9D9"/>
-              <w:bottom w:val="single" w:sz="4" w:color="D9D9D9"/>
-              <w:right w:val="single" w:sz="4" w:color="D9D9D9"/>
-            </w:tcBorders>
-            <w:tcMar>
-              <w:top w:w="90" w:type="dxa"/>
-              <w:bottom w:w="90" w:type="dxa"/>
-              <w:left w:w="100" w:type="dxa"/>
-              <w:right w:w="100" w:type="dxa"/>
-            </w:tcMar>
-          </w:tcPr>
           <w:p>
             <w:pPr>
-              <w:spacing w:after="0" w:line="240" w:lineRule="auto"/>
-              <w:jc w:val="right"/>
+              <w:spacing w:after="40" w:before="0" w:line="269" w:lineRule="auto"/>
             </w:pPr>
-            <w:r/>
             <w:r>
               <w:rPr>
-                <w:rFonts w:ascii="Times New Roman" w:hAnsi="Times New Roman" w:eastAsia="Times New Roman"/>
-                <w:b w:val="0"/>
-                <w:color w:val="20202B"/>
-                <w:sz w:val="19"/>
+                <w:rFonts w:ascii="Century Gothic" w:hAnsi="Century Gothic" w:eastAsia="Century Gothic"/>
+                <w:b/>
+                <w:i w:val="0"/>
+                <w:color w:val="2B164F"/>
+                <w:sz w:val="40"/>
               </w:rPr>
-              <w:t>456.239</w:t>
+              <w:t>USD 1.180,00 M</w:t>
             </w:r>
           </w:p>
-        </w:tc>
-      </w:tr>
-      <w:tr>
-        <w:trPr>
-          <w:cantSplit/>
-        </w:trPr>
-        <w:tc>
-          <w:tcPr>
-            <w:tcW w:type="dxa" w:w="6912"/>
-            <w:shd w:fill="FFFFFF"/>
-            <w:vAlign w:val="center"/>
-            <w:tcBorders>
-              <w:top w:val="single" w:sz="4" w:color="D9D9D9"/>
-              <w:left w:val="single" w:sz="4" w:color="D9D9D9"/>
-              <w:bottom w:val="single" w:sz="4" w:color="D9D9D9"/>
-              <w:right w:val="single" w:sz="4" w:color="D9D9D9"/>
-            </w:tcBorders>
-            <w:tcMar>
-              <w:top w:w="90" w:type="dxa"/>
-              <w:bottom w:w="90" w:type="dxa"/>
-              <w:left w:w="100" w:type="dxa"/>
-              <w:right w:w="100" w:type="dxa"/>
-            </w:tcMar>
-          </w:tcPr>
           <w:p>
             <w:pPr>
-              <w:spacing w:after="0" w:line="240" w:lineRule="auto"/>
-              <w:jc w:val="left"/>
+              <w:spacing w:after="0" w:before="0" w:line="269" w:lineRule="auto"/>
             </w:pPr>
-            <w:r/>
             <w:r>
               <w:rPr>
-                <w:rFonts w:ascii="Times New Roman" w:hAnsi="Times New Roman" w:eastAsia="Times New Roman"/>
+                <w:rFonts w:ascii="Calibri" w:hAnsi="Calibri" w:eastAsia="Calibri"/>
                 <w:b w:val="0"/>
-                <w:color w:val="20202B"/>
-                <w:sz w:val="19"/>
+                <w:i w:val="0"/>
+                <w:color w:val="6E6880"/>
+                <w:sz w:val="17"/>
               </w:rPr>
-              <w:t>Unidades reportadas de protección integral</w:t>
-            </w:r>
-          </w:p>
-        </w:tc>
-        <w:tc>
-          <w:tcPr>
-            <w:tcW w:type="dxa" w:w="3312"/>
-            <w:shd w:fill="FFFFFF"/>
-            <w:vAlign w:val="center"/>
-            <w:tcBorders>
-              <w:top w:val="single" w:sz="4" w:color="D9D9D9"/>
-              <w:left w:val="single" w:sz="4" w:color="D9D9D9"/>
-              <w:bottom w:val="single" w:sz="4" w:color="D9D9D9"/>
-              <w:right w:val="single" w:sz="4" w:color="D9D9D9"/>
-            </w:tcBorders>
-            <w:tcMar>
-              <w:top w:w="90" w:type="dxa"/>
-              <w:bottom w:w="90" w:type="dxa"/>
-              <w:left w:w="100" w:type="dxa"/>
-              <w:right w:w="100" w:type="dxa"/>
-            </w:tcMar>
-          </w:tcPr>
-          <w:p>
-            <w:pPr>
-              <w:spacing w:after="0" w:line="240" w:lineRule="auto"/>
-              <w:jc w:val="right"/>
-            </w:pPr>
-            <w:r/>
-            <w:r>
-              <w:rPr>
-                <w:rFonts w:ascii="Times New Roman" w:hAnsi="Times New Roman" w:eastAsia="Times New Roman"/>
-                <w:b w:val="0"/>
-                <w:color w:val="20202B"/>
-                <w:sz w:val="19"/>
-              </w:rPr>
-              <w:t>11.158</w:t>
-            </w:r>
-          </w:p>
-        </w:tc>
-      </w:tr>
-      <w:tr>
-        <w:trPr>
-          <w:cantSplit/>
-        </w:trPr>
-        <w:tc>
-          <w:tcPr>
-            <w:tcW w:type="dxa" w:w="6912"/>
-            <w:shd w:fill="F7F5FA"/>
-            <w:vAlign w:val="center"/>
-            <w:tcBorders>
-              <w:top w:val="single" w:sz="4" w:color="D9D9D9"/>
-              <w:left w:val="single" w:sz="4" w:color="D9D9D9"/>
-              <w:bottom w:val="single" w:sz="4" w:color="D9D9D9"/>
-              <w:right w:val="single" w:sz="4" w:color="D9D9D9"/>
-            </w:tcBorders>
-            <w:tcMar>
-              <w:top w:w="90" w:type="dxa"/>
-              <w:bottom w:w="90" w:type="dxa"/>
-              <w:left w:w="100" w:type="dxa"/>
-              <w:right w:w="100" w:type="dxa"/>
-            </w:tcMar>
-          </w:tcPr>
-          <w:p>
-            <w:pPr>
-              <w:spacing w:after="0" w:line="240" w:lineRule="auto"/>
-              <w:jc w:val="left"/>
-            </w:pPr>
-            <w:r/>
-            <w:r>
-              <w:rPr>
-                <w:rFonts w:ascii="Times New Roman" w:hAnsi="Times New Roman" w:eastAsia="Times New Roman"/>
-                <w:b w:val="0"/>
-                <w:color w:val="20202B"/>
-                <w:sz w:val="19"/>
-              </w:rPr>
-              <w:t>Acumulado fiscal 2026 (USD MM)</w:t>
-            </w:r>
-          </w:p>
-        </w:tc>
-        <w:tc>
-          <w:tcPr>
-            <w:tcW w:type="dxa" w:w="3312"/>
-            <w:shd w:fill="F7F5FA"/>
-            <w:vAlign w:val="center"/>
-            <w:tcBorders>
-              <w:top w:val="single" w:sz="4" w:color="D9D9D9"/>
-              <w:left w:val="single" w:sz="4" w:color="D9D9D9"/>
-              <w:bottom w:val="single" w:sz="4" w:color="D9D9D9"/>
-              <w:right w:val="single" w:sz="4" w:color="D9D9D9"/>
-            </w:tcBorders>
-            <w:tcMar>
-              <w:top w:w="90" w:type="dxa"/>
-              <w:bottom w:w="90" w:type="dxa"/>
-              <w:left w:w="100" w:type="dxa"/>
-              <w:right w:w="100" w:type="dxa"/>
-            </w:tcMar>
-          </w:tcPr>
-          <w:p>
-            <w:pPr>
-              <w:spacing w:after="0" w:line="240" w:lineRule="auto"/>
-              <w:jc w:val="right"/>
-            </w:pPr>
-            <w:r/>
-            <w:r>
-              <w:rPr>
-                <w:rFonts w:ascii="Times New Roman" w:hAnsi="Times New Roman" w:eastAsia="Times New Roman"/>
-                <w:b w:val="0"/>
-                <w:color w:val="20202B"/>
-                <w:sz w:val="19"/>
-              </w:rPr>
-              <w:t>1.180,00</w:t>
-            </w:r>
-          </w:p>
-        </w:tc>
-      </w:tr>
-      <w:tr>
-        <w:trPr>
-          <w:cantSplit/>
-        </w:trPr>
-        <w:tc>
-          <w:tcPr>
-            <w:tcW w:type="dxa" w:w="6912"/>
-            <w:shd w:fill="FFFFFF"/>
-            <w:vAlign w:val="center"/>
-            <w:tcBorders>
-              <w:top w:val="single" w:sz="4" w:color="D9D9D9"/>
-              <w:left w:val="single" w:sz="4" w:color="D9D9D9"/>
-              <w:bottom w:val="single" w:sz="4" w:color="D9D9D9"/>
-              <w:right w:val="single" w:sz="4" w:color="D9D9D9"/>
-            </w:tcBorders>
-            <w:tcMar>
-              <w:top w:w="90" w:type="dxa"/>
-              <w:bottom w:w="90" w:type="dxa"/>
-              <w:left w:w="100" w:type="dxa"/>
-              <w:right w:w="100" w:type="dxa"/>
-            </w:tcMar>
-          </w:tcPr>
-          <w:p>
-            <w:pPr>
-              <w:spacing w:after="0" w:line="240" w:lineRule="auto"/>
-              <w:jc w:val="left"/>
-            </w:pPr>
-            <w:r/>
-            <w:r>
-              <w:rPr>
-                <w:rFonts w:ascii="Times New Roman" w:hAnsi="Times New Roman" w:eastAsia="Times New Roman"/>
-                <w:b w:val="0"/>
-                <w:color w:val="20202B"/>
-                <w:sz w:val="19"/>
-              </w:rPr>
-              <w:t>Acumulado de gobierno (USD MM)</w:t>
-            </w:r>
-          </w:p>
-        </w:tc>
-        <w:tc>
-          <w:tcPr>
-            <w:tcW w:type="dxa" w:w="3312"/>
-            <w:shd w:fill="FFFFFF"/>
-            <w:vAlign w:val="center"/>
-            <w:tcBorders>
-              <w:top w:val="single" w:sz="4" w:color="D9D9D9"/>
-              <w:left w:val="single" w:sz="4" w:color="D9D9D9"/>
-              <w:bottom w:val="single" w:sz="4" w:color="D9D9D9"/>
-              <w:right w:val="single" w:sz="4" w:color="D9D9D9"/>
-            </w:tcBorders>
-            <w:tcMar>
-              <w:top w:w="90" w:type="dxa"/>
-              <w:bottom w:w="90" w:type="dxa"/>
-              <w:left w:w="100" w:type="dxa"/>
-              <w:right w:w="100" w:type="dxa"/>
-            </w:tcMar>
-          </w:tcPr>
-          <w:p>
-            <w:pPr>
-              <w:spacing w:after="0" w:line="240" w:lineRule="auto"/>
-              <w:jc w:val="right"/>
-            </w:pPr>
-            <w:r/>
-            <w:r>
-              <w:rPr>
-                <w:rFonts w:ascii="Times New Roman" w:hAnsi="Times New Roman" w:eastAsia="Times New Roman"/>
-                <w:b w:val="0"/>
-                <w:color w:val="20202B"/>
-                <w:sz w:val="19"/>
-              </w:rPr>
-              <w:t>4.512,40</w:t>
-            </w:r>
-          </w:p>
-        </w:tc>
-      </w:tr>
-      <w:tr>
-        <w:trPr>
-          <w:cantSplit/>
-        </w:trPr>
-        <w:tc>
-          <w:tcPr>
-            <w:tcW w:type="dxa" w:w="6912"/>
-            <w:shd w:fill="EBE5F3"/>
-            <w:vAlign w:val="center"/>
-            <w:tcBorders>
-              <w:top w:val="single" w:sz="4" w:color="D9D9D9"/>
-              <w:left w:val="single" w:sz="4" w:color="D9D9D9"/>
-              <w:bottom w:val="single" w:sz="4" w:color="D9D9D9"/>
-              <w:right w:val="single" w:sz="4" w:color="D9D9D9"/>
-            </w:tcBorders>
-            <w:tcMar>
-              <w:top w:w="90" w:type="dxa"/>
-              <w:bottom w:w="90" w:type="dxa"/>
-              <w:left w:w="100" w:type="dxa"/>
-              <w:right w:w="100" w:type="dxa"/>
-            </w:tcMar>
-          </w:tcPr>
-          <w:p>
-            <w:pPr>
-              <w:spacing w:after="0" w:line="240" w:lineRule="auto"/>
-              <w:jc w:val="left"/>
-            </w:pPr>
-            <w:r/>
-            <w:r>
-              <w:rPr>
-                <w:rFonts w:ascii="Times New Roman" w:hAnsi="Times New Roman" w:eastAsia="Times New Roman"/>
-                <w:b/>
-                <w:color w:val="20202B"/>
-                <w:sz w:val="19"/>
-              </w:rPr>
-              <w:t>Presupuesto ejecutado validado (USD MM)</w:t>
-            </w:r>
-          </w:p>
-        </w:tc>
-        <w:tc>
-          <w:tcPr>
-            <w:tcW w:type="dxa" w:w="3312"/>
-            <w:shd w:fill="EBE5F3"/>
-            <w:vAlign w:val="center"/>
-            <w:tcBorders>
-              <w:top w:val="single" w:sz="4" w:color="D9D9D9"/>
-              <w:left w:val="single" w:sz="4" w:color="D9D9D9"/>
-              <w:bottom w:val="single" w:sz="4" w:color="D9D9D9"/>
-              <w:right w:val="single" w:sz="4" w:color="D9D9D9"/>
-            </w:tcBorders>
-            <w:tcMar>
-              <w:top w:w="90" w:type="dxa"/>
-              <w:bottom w:w="90" w:type="dxa"/>
-              <w:left w:w="100" w:type="dxa"/>
-              <w:right w:w="100" w:type="dxa"/>
-            </w:tcMar>
-          </w:tcPr>
-          <w:p>
-            <w:pPr>
-              <w:spacing w:after="0" w:line="240" w:lineRule="auto"/>
-              <w:jc w:val="right"/>
-            </w:pPr>
-            <w:r/>
-            <w:r>
-              <w:rPr>
-                <w:rFonts w:ascii="Times New Roman" w:hAnsi="Times New Roman" w:eastAsia="Times New Roman"/>
-                <w:b/>
-                <w:color w:val="20202B"/>
-                <w:sz w:val="19"/>
-              </w:rPr>
-              <w:t>N/D</w:t>
+              <w:t>Acumulado de gobierno: USD 4.512,40 M</w:t>
             </w:r>
           </w:p>
         </w:tc>
@@ -599,116 +536,238 @@
     </w:tbl>
     <w:p>
       <w:pPr>
-        <w:pStyle w:val="Heading2"/>
-        <w:spacing w:after="120" w:line="259" w:lineRule="auto"/>
+        <w:keepNext/>
+        <w:spacing w:after="120" w:before="240" w:line="269" w:lineRule="auto"/>
       </w:pPr>
       <w:r>
         <w:rPr>
-          <w:rFonts w:ascii="Times New Roman" w:hAnsi="Times New Roman" w:eastAsia="Times New Roman"/>
+          <w:rFonts w:ascii="Century Gothic" w:hAnsi="Century Gothic" w:eastAsia="Century Gothic"/>
           <w:b/>
-          <w:color w:val="000000"/>
-          <w:sz w:val="24"/>
+          <w:i w:val="0"/>
+          <w:color w:val="2B164F"/>
+          <w:sz w:val="26"/>
         </w:rPr>
         <w:t>Lectura del corte</w:t>
       </w:r>
     </w:p>
     <w:p>
       <w:pPr>
-        <w:spacing w:after="120" w:line="259" w:lineRule="auto"/>
+        <w:spacing w:after="80"/>
+        <w:ind w:left="317" w:hanging="259"/>
       </w:pPr>
       <w:r>
         <w:rPr>
-          <w:rFonts w:ascii="Times New Roman" w:hAnsi="Times New Roman" w:eastAsia="Times New Roman"/>
+          <w:rFonts w:ascii="Calibri" w:hAnsi="Calibri" w:eastAsia="Calibri"/>
           <w:b w:val="0"/>
+          <w:i w:val="0"/>
+          <w:color w:val="F8C018"/>
+          <w:sz w:val="16"/>
+        </w:rPr>
+        <w:t xml:space="preserve">●  </w:t>
+      </w:r>
+      <w:r>
+        <w:rPr>
+          <w:rFonts w:ascii="Calibri" w:hAnsi="Calibri" w:eastAsia="Calibri"/>
+          <w:b w:val="0"/>
+          <w:i w:val="0"/>
           <w:color w:val="20202B"/>
-          <w:sz w:val="22"/>
+          <w:sz w:val="21"/>
         </w:rPr>
         <w:t>Bono de Desarrollo Humano concentra el 39,2 % del total seleccionado, con 619.073 registros reportados.</w:t>
       </w:r>
     </w:p>
     <w:p>
       <w:pPr>
-        <w:spacing w:after="120" w:line="259" w:lineRule="auto"/>
+        <w:spacing w:after="80"/>
+        <w:ind w:left="317" w:hanging="259"/>
       </w:pPr>
       <w:r>
         <w:rPr>
-          <w:rFonts w:ascii="Times New Roman" w:hAnsi="Times New Roman" w:eastAsia="Times New Roman"/>
+          <w:rFonts w:ascii="Calibri" w:hAnsi="Calibri" w:eastAsia="Calibri"/>
           <w:b w:val="0"/>
+          <w:i w:val="0"/>
+          <w:color w:val="F8C018"/>
+          <w:sz w:val="16"/>
+        </w:rPr>
+        <w:t xml:space="preserve">●  </w:t>
+      </w:r>
+      <w:r>
+        <w:rPr>
+          <w:rFonts w:ascii="Calibri" w:hAnsi="Calibri" w:eastAsia="Calibri"/>
+          <w:b w:val="0"/>
+          <w:i w:val="0"/>
           <w:color w:val="20202B"/>
-          <w:sz w:val="22"/>
+          <w:sz w:val="21"/>
+        </w:rPr>
+        <w:t>Guayas, Manabí y Los Ríos concentran el 41,4 % de la cobertura seleccionada en este ámbito.</w:t>
+      </w:r>
+    </w:p>
+    <w:p>
+      <w:pPr>
+        <w:spacing w:after="80"/>
+        <w:ind w:left="317" w:hanging="259"/>
+      </w:pPr>
+      <w:r>
+        <w:rPr>
+          <w:rFonts w:ascii="Calibri" w:hAnsi="Calibri" w:eastAsia="Calibri"/>
+          <w:b w:val="0"/>
+          <w:i w:val="0"/>
+          <w:color w:val="F8C018"/>
+          <w:sz w:val="16"/>
+        </w:rPr>
+        <w:t xml:space="preserve">●  </w:t>
+      </w:r>
+      <w:r>
+        <w:rPr>
+          <w:rFonts w:ascii="Calibri" w:hAnsi="Calibri" w:eastAsia="Calibri"/>
+          <w:b w:val="0"/>
+          <w:i w:val="0"/>
+          <w:color w:val="20202B"/>
+          <w:sz w:val="21"/>
         </w:rPr>
         <w:t>Desarrollo Infantil Integral concentra el 60,3 % del total seleccionado, con 274.975 registros reportados.</w:t>
       </w:r>
     </w:p>
     <w:p>
       <w:pPr>
-        <w:pStyle w:val="Heading2"/>
-        <w:spacing w:after="120" w:line="259" w:lineRule="auto"/>
+        <w:spacing w:after="80"/>
+        <w:ind w:left="317" w:hanging="259"/>
       </w:pPr>
       <w:r>
         <w:rPr>
-          <w:rFonts w:ascii="Times New Roman" w:hAnsi="Times New Roman" w:eastAsia="Times New Roman"/>
+          <w:rFonts w:ascii="Calibri" w:hAnsi="Calibri" w:eastAsia="Calibri"/>
+          <w:b w:val="0"/>
+          <w:i w:val="0"/>
+          <w:color w:val="F8C018"/>
+          <w:sz w:val="16"/>
+        </w:rPr>
+        <w:t xml:space="preserve">●  </w:t>
+      </w:r>
+      <w:r>
+        <w:rPr>
+          <w:rFonts w:ascii="Calibri" w:hAnsi="Calibri" w:eastAsia="Calibri"/>
+          <w:b w:val="0"/>
+          <w:i w:val="0"/>
+          <w:color w:val="20202B"/>
+          <w:sz w:val="21"/>
+        </w:rPr>
+        <w:t>Guayas, Manabí y Pichincha concentran el 39,1 % de la cobertura seleccionada en este ámbito.</w:t>
+      </w:r>
+    </w:p>
+    <w:tbl>
+      <w:tblPr>
+        <w:tblW w:type="auto" w:w="0"/>
+        <w:jc w:val="center"/>
+        <w:tblLook w:firstColumn="1" w:firstRow="1" w:lastColumn="0" w:lastRow="0" w:noHBand="0" w:noVBand="1" w:val="04A0"/>
+      </w:tblPr>
+      <w:tblGrid>
+        <w:gridCol w:w="10224"/>
+      </w:tblGrid>
+      <w:tr>
+        <w:tc>
+          <w:tcPr>
+            <w:tcW w:type="dxa" w:w="10224"/>
+            <w:shd w:val="clear" w:color="auto" w:fill="F1EDFA"/>
+            <w:tcBorders>
+              <w:top w:val="nil"/>
+              <w:left w:val="single" w:sz="24" w:color="512F8D"/>
+              <w:bottom w:val="nil"/>
+              <w:right w:val="nil"/>
+            </w:tcBorders>
+            <w:tcMar>
+              <w:top w:w="110" w:type="dxa"/>
+              <w:bottom w:w="110" w:type="dxa"/>
+              <w:left w:w="160" w:type="dxa"/>
+              <w:right w:w="160" w:type="dxa"/>
+            </w:tcMar>
+          </w:tcPr>
+          <w:p>
+            <w:pPr>
+              <w:spacing w:after="0"/>
+            </w:pPr>
+            <w:r/>
+            <w:r>
+              <w:rPr>
+                <w:rFonts w:ascii="Century Gothic" w:hAnsi="Century Gothic" w:eastAsia="Century Gothic"/>
+                <w:b/>
+                <w:i w:val="0"/>
+                <w:color w:val="3D216D"/>
+                <w:sz w:val="19"/>
+              </w:rPr>
+              <w:t xml:space="preserve">Presupuesto ejecutado: </w:t>
+            </w:r>
+            <w:r>
+              <w:rPr>
+                <w:rFonts w:ascii="Calibri" w:hAnsi="Calibri" w:eastAsia="Calibri"/>
+                <w:b w:val="0"/>
+                <w:i w:val="0"/>
+                <w:color w:val="4C3A6A"/>
+                <w:sz w:val="19"/>
+              </w:rPr>
+              <w:t>N/D. El Excel de origen presenta montos presupuestarios acumulados, pero no acredita por sí solo su fase de ejecución. Este indicador se habilita con una fuente adicional validada.</w:t>
+            </w:r>
+          </w:p>
+        </w:tc>
+      </w:tr>
+    </w:tbl>
+    <w:p>
+      <w:pPr>
+        <w:spacing w:after="40" w:before="0" w:line="269" w:lineRule="auto"/>
+      </w:pPr>
+      <w:r>
+        <w:rPr>
+          <w:rFonts w:ascii="Calibri" w:hAnsi="Calibri" w:eastAsia="Calibri"/>
+          <w:b w:val="0"/>
+          <w:i w:val="0"/>
+          <w:color w:val="20202B"/>
+          <w:sz w:val="21"/>
+        </w:rPr>
+      </w:r>
+    </w:p>
+    <w:p>
+      <w:pPr>
+        <w:keepNext/>
+        <w:spacing w:after="120" w:before="240" w:line="269" w:lineRule="auto"/>
+      </w:pPr>
+      <w:r>
+        <w:rPr>
+          <w:rFonts w:ascii="Century Gothic" w:hAnsi="Century Gothic" w:eastAsia="Century Gothic"/>
           <w:b/>
-          <w:color w:val="000000"/>
-          <w:sz w:val="24"/>
+          <w:i w:val="0"/>
+          <w:color w:val="2B164F"/>
+          <w:sz w:val="23"/>
         </w:rPr>
         <w:t>Criterios de lectura</w:t>
       </w:r>
     </w:p>
     <w:p>
       <w:pPr>
-        <w:spacing w:after="120" w:line="259" w:lineRule="auto"/>
+        <w:spacing w:after="80" w:before="0" w:line="269" w:lineRule="auto"/>
       </w:pPr>
       <w:r>
         <w:rPr>
-          <w:rFonts w:ascii="Times New Roman" w:hAnsi="Times New Roman" w:eastAsia="Times New Roman"/>
+          <w:rFonts w:ascii="Calibri" w:hAnsi="Calibri" w:eastAsia="Calibri"/>
           <w:b w:val="0"/>
-          <w:color w:val="666178"/>
-          <w:sz w:val="19"/>
+          <w:i w:val="0"/>
+          <w:color w:val="6E6880"/>
+          <w:sz w:val="18"/>
         </w:rPr>
         <w:t>Beneficiarios y usuarios corresponden a conteos reportados en una base agregada. La fuente no permite comprobar personas únicas ni eliminar coincidencias entre programas.</w:t>
       </w:r>
     </w:p>
     <w:p>
       <w:pPr>
-        <w:spacing w:after="120" w:line="259" w:lineRule="auto"/>
+        <w:spacing w:after="0" w:before="0" w:line="269" w:lineRule="auto"/>
       </w:pPr>
       <w:r>
         <w:rPr>
-          <w:rFonts w:ascii="Times New Roman" w:hAnsi="Times New Roman" w:eastAsia="Times New Roman"/>
+          <w:rFonts w:ascii="Calibri" w:hAnsi="Calibri" w:eastAsia="Calibri"/>
           <w:b w:val="0"/>
-          <w:color w:val="666178"/>
-          <w:sz w:val="19"/>
-        </w:rPr>
-        <w:t>El monto fiscal corresponde a la columna Presupuesto 2026 de la fuente. El acumulado de gobierno incluye el monto fiscal y los períodos anteriores. No deben sumarse entre sí.</w:t>
-      </w:r>
-    </w:p>
-    <w:p>
-      <w:pPr>
-        <w:spacing w:after="120" w:line="259" w:lineRule="auto"/>
-      </w:pPr>
-      <w:r>
-        <w:rPr>
-          <w:rFonts w:ascii="Times New Roman" w:hAnsi="Times New Roman" w:eastAsia="Times New Roman"/>
-          <w:b w:val="0"/>
-          <w:color w:val="666178"/>
-          <w:sz w:val="19"/>
-        </w:rPr>
-        <w:t>Los montos no representan transferencias del mes. La fuente no certifica por sí sola el presupuesto ejecutado, que se presenta como N/D cuando no existe una validación adicional.</w:t>
-      </w:r>
-    </w:p>
-    <w:p>
-      <w:pPr>
-        <w:spacing w:after="120" w:line="259" w:lineRule="auto"/>
-      </w:pPr>
-      <w:r>
-        <w:rPr>
-          <w:rFonts w:ascii="Times New Roman" w:hAnsi="Times New Roman" w:eastAsia="Times New Roman"/>
-          <w:b w:val="0"/>
-          <w:color w:val="666178"/>
+          <w:i w:val="0"/>
+          <w:color w:val="6E6880"/>
           <w:sz w:val="18"/>
         </w:rPr>
-        <w:t>Fuente: Acumulado VIS-VIE.xlsx. Corte informado: Septiembre 2026.</w:t>
+        <w:t>El monto fiscal corresponde a la columna Presupuesto 2026 de la fuente. El acumulado de gobierno incluye el monto fiscal y los períodos anteriores. No deben sumarse entre sí. Fuente: Acumulado VIS-VIE.xlsx; corte septiembre 2026.</w:t>
       </w:r>
     </w:p>
     <w:p>
@@ -718,28 +777,30 @@
     </w:p>
     <w:p>
       <w:pPr>
-        <w:pStyle w:val="Heading1"/>
-        <w:spacing w:after="160" w:line="259" w:lineRule="auto"/>
+        <w:keepNext/>
+        <w:spacing w:after="40" w:before="0" w:line="269" w:lineRule="auto"/>
       </w:pPr>
       <w:r>
         <w:rPr>
-          <w:rFonts w:ascii="Times New Roman" w:hAnsi="Times New Roman" w:eastAsia="Times New Roman"/>
+          <w:rFonts w:ascii="Century Gothic" w:hAnsi="Century Gothic" w:eastAsia="Century Gothic"/>
           <w:b/>
-          <w:color w:val="000000"/>
-          <w:sz w:val="38"/>
+          <w:i w:val="0"/>
+          <w:color w:val="2B164F"/>
+          <w:sz w:val="40"/>
         </w:rPr>
-        <w:t>01 Bonos y pensiones</w:t>
+        <w:t>Bonos y pensiones</w:t>
       </w:r>
     </w:p>
     <w:p>
       <w:pPr>
-        <w:spacing w:after="120" w:line="259" w:lineRule="auto"/>
+        <w:spacing w:after="120" w:before="0" w:line="269" w:lineRule="auto"/>
       </w:pPr>
       <w:r>
         <w:rPr>
-          <w:rFonts w:ascii="Times New Roman" w:hAnsi="Times New Roman" w:eastAsia="Times New Roman"/>
+          <w:rFonts w:ascii="Calibri" w:hAnsi="Calibri" w:eastAsia="Calibri"/>
           <w:b/>
-          <w:color w:val="20202B"/>
+          <w:i w:val="0"/>
+          <w:color w:val="512F8D"/>
           <w:sz w:val="24"/>
         </w:rPr>
         <w:t>1.578.019 beneficiarios reportados</w:t>
@@ -747,14 +808,15 @@
     </w:p>
     <w:p>
       <w:pPr>
-        <w:spacing w:after="120" w:line="259" w:lineRule="auto"/>
+        <w:spacing w:after="160" w:before="0" w:line="269" w:lineRule="auto"/>
       </w:pPr>
       <w:r>
         <w:rPr>
-          <w:rFonts w:ascii="Times New Roman" w:hAnsi="Times New Roman" w:eastAsia="Times New Roman"/>
+          <w:rFonts w:ascii="Calibri" w:hAnsi="Calibri" w:eastAsia="Calibri"/>
           <w:b w:val="0"/>
+          <w:i w:val="0"/>
           <w:color w:val="20202B"/>
-          <w:sz w:val="22"/>
+          <w:sz w:val="21"/>
         </w:rPr>
         <w:t>Bono de Desarrollo Humano concentra el 39,2 % del total seleccionado, con 619.073 registros reportados.</w:t>
       </w:r>
@@ -768,9 +830,9 @@
       </w:tblPr>
       <w:tblGrid>
         <w:gridCol w:w="4320"/>
-        <w:gridCol w:w="1728"/>
-        <w:gridCol w:w="2088"/>
-        <w:gridCol w:w="2088"/>
+        <w:gridCol w:w="1872"/>
+        <w:gridCol w:w="2016"/>
+        <w:gridCol w:w="2016"/>
       </w:tblGrid>
       <w:tr>
         <w:trPr>
@@ -780,166 +842,17 @@
         <w:tc>
           <w:tcPr>
             <w:tcW w:type="dxa" w:w="4320"/>
-            <w:shd w:fill="512F8D"/>
+            <w:shd w:val="clear" w:color="auto" w:fill="512F8D"/>
             <w:vAlign w:val="center"/>
             <w:tcBorders>
-              <w:top w:val="single" w:sz="4" w:color="D9D9D9"/>
-              <w:left w:val="single" w:sz="4" w:color="D9D9D9"/>
-              <w:bottom w:val="single" w:sz="4" w:color="D9D9D9"/>
-              <w:right w:val="single" w:sz="4" w:color="D9D9D9"/>
+              <w:top w:val="nil"/>
+              <w:left w:val="nil"/>
+              <w:bottom w:val="single" w:sz="4" w:color="E7E2EF"/>
+              <w:right w:val="nil"/>
             </w:tcBorders>
             <w:tcMar>
-              <w:top w:w="90" w:type="dxa"/>
-              <w:bottom w:w="90" w:type="dxa"/>
-              <w:left w:w="100" w:type="dxa"/>
-              <w:right w:w="100" w:type="dxa"/>
-            </w:tcMar>
-          </w:tcPr>
-          <w:p>
-            <w:pPr>
-              <w:spacing w:after="0"/>
-              <w:jc w:val="left"/>
-            </w:pPr>
-            <w:r/>
-            <w:r>
-              <w:rPr>
-                <w:rFonts w:ascii="Times New Roman" w:hAnsi="Times New Roman" w:eastAsia="Times New Roman"/>
-                <w:b/>
-                <w:color w:val="FFFFFF"/>
-                <w:sz w:val="19"/>
-              </w:rPr>
-              <w:t>Programa</w:t>
-            </w:r>
-          </w:p>
-        </w:tc>
-        <w:tc>
-          <w:tcPr>
-            <w:tcW w:type="dxa" w:w="1728"/>
-            <w:shd w:fill="512F8D"/>
-            <w:vAlign w:val="center"/>
-            <w:tcBorders>
-              <w:top w:val="single" w:sz="4" w:color="D9D9D9"/>
-              <w:left w:val="single" w:sz="4" w:color="D9D9D9"/>
-              <w:bottom w:val="single" w:sz="4" w:color="D9D9D9"/>
-              <w:right w:val="single" w:sz="4" w:color="D9D9D9"/>
-            </w:tcBorders>
-            <w:tcMar>
-              <w:top w:w="90" w:type="dxa"/>
-              <w:bottom w:w="90" w:type="dxa"/>
-              <w:left w:w="100" w:type="dxa"/>
-              <w:right w:w="100" w:type="dxa"/>
-            </w:tcMar>
-          </w:tcPr>
-          <w:p>
-            <w:pPr>
-              <w:spacing w:after="0"/>
-              <w:jc w:val="right"/>
-            </w:pPr>
-            <w:r/>
-            <w:r>
-              <w:rPr>
-                <w:rFonts w:ascii="Times New Roman" w:hAnsi="Times New Roman" w:eastAsia="Times New Roman"/>
-                <w:b/>
-                <w:color w:val="FFFFFF"/>
-                <w:sz w:val="19"/>
-              </w:rPr>
-              <w:t>Beneficiarios</w:t>
-            </w:r>
-          </w:p>
-        </w:tc>
-        <w:tc>
-          <w:tcPr>
-            <w:tcW w:type="dxa" w:w="2088"/>
-            <w:shd w:fill="512F8D"/>
-            <w:vAlign w:val="center"/>
-            <w:tcBorders>
-              <w:top w:val="single" w:sz="4" w:color="D9D9D9"/>
-              <w:left w:val="single" w:sz="4" w:color="D9D9D9"/>
-              <w:bottom w:val="single" w:sz="4" w:color="D9D9D9"/>
-              <w:right w:val="single" w:sz="4" w:color="D9D9D9"/>
-            </w:tcBorders>
-            <w:tcMar>
-              <w:top w:w="90" w:type="dxa"/>
-              <w:bottom w:w="90" w:type="dxa"/>
-              <w:left w:w="100" w:type="dxa"/>
-              <w:right w:w="100" w:type="dxa"/>
-            </w:tcMar>
-          </w:tcPr>
-          <w:p>
-            <w:pPr>
-              <w:spacing w:after="0"/>
-              <w:jc w:val="right"/>
-            </w:pPr>
-            <w:r/>
-            <w:r>
-              <w:rPr>
-                <w:rFonts w:ascii="Times New Roman" w:hAnsi="Times New Roman" w:eastAsia="Times New Roman"/>
-                <w:b/>
-                <w:color w:val="FFFFFF"/>
-                <w:sz w:val="19"/>
-              </w:rPr>
-              <w:t>Fiscal 2026</w:t>
-              <w:br/>
-              <w:t>USD MM</w:t>
-            </w:r>
-          </w:p>
-        </w:tc>
-        <w:tc>
-          <w:tcPr>
-            <w:tcW w:type="dxa" w:w="2088"/>
-            <w:shd w:fill="512F8D"/>
-            <w:vAlign w:val="center"/>
-            <w:tcBorders>
-              <w:top w:val="single" w:sz="4" w:color="D9D9D9"/>
-              <w:left w:val="single" w:sz="4" w:color="D9D9D9"/>
-              <w:bottom w:val="single" w:sz="4" w:color="D9D9D9"/>
-              <w:right w:val="single" w:sz="4" w:color="D9D9D9"/>
-            </w:tcBorders>
-            <w:tcMar>
-              <w:top w:w="90" w:type="dxa"/>
-              <w:bottom w:w="90" w:type="dxa"/>
-              <w:left w:w="100" w:type="dxa"/>
-              <w:right w:w="100" w:type="dxa"/>
-            </w:tcMar>
-          </w:tcPr>
-          <w:p>
-            <w:pPr>
-              <w:spacing w:after="0"/>
-              <w:jc w:val="right"/>
-            </w:pPr>
-            <w:r/>
-            <w:r>
-              <w:rPr>
-                <w:rFonts w:ascii="Times New Roman" w:hAnsi="Times New Roman" w:eastAsia="Times New Roman"/>
-                <w:b/>
-                <w:color w:val="FFFFFF"/>
-                <w:sz w:val="19"/>
-              </w:rPr>
-              <w:t>Gobierno</w:t>
-              <w:br/>
-              <w:t>USD MM</w:t>
-            </w:r>
-          </w:p>
-        </w:tc>
-      </w:tr>
-      <w:tr>
-        <w:trPr>
-          <w:cantSplit/>
-        </w:trPr>
-        <w:tc>
-          <w:tcPr>
-            <w:tcW w:type="dxa" w:w="4320"/>
-            <w:shd w:fill="FFFFFF"/>
-            <w:vAlign w:val="center"/>
-            <w:tcBorders>
-              <w:top w:val="single" w:sz="4" w:color="D9D9D9"/>
-              <w:left w:val="single" w:sz="4" w:color="D9D9D9"/>
-              <w:bottom w:val="single" w:sz="4" w:color="D9D9D9"/>
-              <w:right w:val="single" w:sz="4" w:color="D9D9D9"/>
-            </w:tcBorders>
-            <w:tcMar>
-              <w:top w:w="90" w:type="dxa"/>
-              <w:bottom w:w="90" w:type="dxa"/>
+              <w:top w:w="70" w:type="dxa"/>
+              <w:bottom w:w="70" w:type="dxa"/>
               <w:left w:w="100" w:type="dxa"/>
               <w:right w:w="100" w:type="dxa"/>
             </w:tcMar>
@@ -952,29 +865,30 @@
             <w:r/>
             <w:r>
               <w:rPr>
-                <w:rFonts w:ascii="Times New Roman" w:hAnsi="Times New Roman" w:eastAsia="Times New Roman"/>
-                <w:b w:val="0"/>
-                <w:color w:val="20202B"/>
-                <w:sz w:val="19"/>
+                <w:rFonts w:ascii="Century Gothic" w:hAnsi="Century Gothic" w:eastAsia="Century Gothic"/>
+                <w:b/>
+                <w:i w:val="0"/>
+                <w:color w:val="FFFFFF"/>
+                <w:sz w:val="17"/>
               </w:rPr>
-              <w:t>Bono de Desarrollo Humano</w:t>
+              <w:t>Programa</w:t>
             </w:r>
           </w:p>
         </w:tc>
         <w:tc>
           <w:tcPr>
-            <w:tcW w:type="dxa" w:w="1728"/>
-            <w:shd w:fill="FFFFFF"/>
+            <w:tcW w:type="dxa" w:w="1872"/>
+            <w:shd w:val="clear" w:color="auto" w:fill="512F8D"/>
             <w:vAlign w:val="center"/>
             <w:tcBorders>
-              <w:top w:val="single" w:sz="4" w:color="D9D9D9"/>
-              <w:left w:val="single" w:sz="4" w:color="D9D9D9"/>
-              <w:bottom w:val="single" w:sz="4" w:color="D9D9D9"/>
-              <w:right w:val="single" w:sz="4" w:color="D9D9D9"/>
+              <w:top w:val="nil"/>
+              <w:left w:val="nil"/>
+              <w:bottom w:val="single" w:sz="4" w:color="E7E2EF"/>
+              <w:right w:val="nil"/>
             </w:tcBorders>
             <w:tcMar>
-              <w:top w:w="90" w:type="dxa"/>
-              <w:bottom w:w="90" w:type="dxa"/>
+              <w:top w:w="70" w:type="dxa"/>
+              <w:bottom w:w="70" w:type="dxa"/>
               <w:left w:w="100" w:type="dxa"/>
               <w:right w:w="100" w:type="dxa"/>
             </w:tcMar>
@@ -987,29 +901,30 @@
             <w:r/>
             <w:r>
               <w:rPr>
-                <w:rFonts w:ascii="Times New Roman" w:hAnsi="Times New Roman" w:eastAsia="Times New Roman"/>
-                <w:b w:val="0"/>
-                <w:color w:val="20202B"/>
-                <w:sz w:val="19"/>
+                <w:rFonts w:ascii="Century Gothic" w:hAnsi="Century Gothic" w:eastAsia="Century Gothic"/>
+                <w:b/>
+                <w:i w:val="0"/>
+                <w:color w:val="FFFFFF"/>
+                <w:sz w:val="17"/>
               </w:rPr>
-              <w:t>619.073</w:t>
+              <w:t>Beneficiarios</w:t>
             </w:r>
           </w:p>
         </w:tc>
         <w:tc>
           <w:tcPr>
-            <w:tcW w:type="dxa" w:w="2088"/>
-            <w:shd w:fill="FFFFFF"/>
+            <w:tcW w:type="dxa" w:w="2016"/>
+            <w:shd w:val="clear" w:color="auto" w:fill="512F8D"/>
             <w:vAlign w:val="center"/>
             <w:tcBorders>
-              <w:top w:val="single" w:sz="4" w:color="D9D9D9"/>
-              <w:left w:val="single" w:sz="4" w:color="D9D9D9"/>
-              <w:bottom w:val="single" w:sz="4" w:color="D9D9D9"/>
-              <w:right w:val="single" w:sz="4" w:color="D9D9D9"/>
+              <w:top w:val="nil"/>
+              <w:left w:val="nil"/>
+              <w:bottom w:val="single" w:sz="4" w:color="E7E2EF"/>
+              <w:right w:val="nil"/>
             </w:tcBorders>
             <w:tcMar>
-              <w:top w:w="90" w:type="dxa"/>
-              <w:bottom w:w="90" w:type="dxa"/>
+              <w:top w:w="70" w:type="dxa"/>
+              <w:bottom w:w="70" w:type="dxa"/>
               <w:left w:w="100" w:type="dxa"/>
               <w:right w:w="100" w:type="dxa"/>
             </w:tcMar>
@@ -1022,29 +937,32 @@
             <w:r/>
             <w:r>
               <w:rPr>
-                <w:rFonts w:ascii="Times New Roman" w:hAnsi="Times New Roman" w:eastAsia="Times New Roman"/>
-                <w:b w:val="0"/>
-                <w:color w:val="20202B"/>
-                <w:sz w:val="19"/>
+                <w:rFonts w:ascii="Century Gothic" w:hAnsi="Century Gothic" w:eastAsia="Century Gothic"/>
+                <w:b/>
+                <w:i w:val="0"/>
+                <w:color w:val="FFFFFF"/>
+                <w:sz w:val="17"/>
               </w:rPr>
-              <w:t>270,24</w:t>
+              <w:t>Fiscal 2026</w:t>
+              <w:br/>
+              <w:t>(USD M)</w:t>
             </w:r>
           </w:p>
         </w:tc>
         <w:tc>
           <w:tcPr>
-            <w:tcW w:type="dxa" w:w="2088"/>
-            <w:shd w:fill="FFFFFF"/>
+            <w:tcW w:type="dxa" w:w="2016"/>
+            <w:shd w:val="clear" w:color="auto" w:fill="512F8D"/>
             <w:vAlign w:val="center"/>
             <w:tcBorders>
-              <w:top w:val="single" w:sz="4" w:color="D9D9D9"/>
-              <w:left w:val="single" w:sz="4" w:color="D9D9D9"/>
-              <w:bottom w:val="single" w:sz="4" w:color="D9D9D9"/>
-              <w:right w:val="single" w:sz="4" w:color="D9D9D9"/>
+              <w:top w:val="nil"/>
+              <w:left w:val="nil"/>
+              <w:bottom w:val="single" w:sz="4" w:color="E7E2EF"/>
+              <w:right w:val="nil"/>
             </w:tcBorders>
             <w:tcMar>
-              <w:top w:w="90" w:type="dxa"/>
-              <w:bottom w:w="90" w:type="dxa"/>
+              <w:top w:w="70" w:type="dxa"/>
+              <w:bottom w:w="70" w:type="dxa"/>
               <w:left w:w="100" w:type="dxa"/>
               <w:right w:w="100" w:type="dxa"/>
             </w:tcMar>
@@ -1057,8 +975,160 @@
             <w:r/>
             <w:r>
               <w:rPr>
-                <w:rFonts w:ascii="Times New Roman" w:hAnsi="Times New Roman" w:eastAsia="Times New Roman"/>
+                <w:rFonts w:ascii="Century Gothic" w:hAnsi="Century Gothic" w:eastAsia="Century Gothic"/>
+                <w:b/>
+                <w:i w:val="0"/>
+                <w:color w:val="FFFFFF"/>
+                <w:sz w:val="17"/>
+              </w:rPr>
+              <w:t>Gobierno</w:t>
+              <w:br/>
+              <w:t>(USD M)</w:t>
+            </w:r>
+          </w:p>
+        </w:tc>
+      </w:tr>
+      <w:tr>
+        <w:trPr>
+          <w:cantSplit/>
+        </w:trPr>
+        <w:tc>
+          <w:tcPr>
+            <w:tcW w:type="dxa" w:w="4320"/>
+            <w:shd w:val="clear" w:color="auto" w:fill="FFFFFF"/>
+            <w:vAlign w:val="center"/>
+            <w:tcBorders>
+              <w:top w:val="nil"/>
+              <w:left w:val="nil"/>
+              <w:bottom w:val="single" w:sz="4" w:color="E7E2EF"/>
+              <w:right w:val="nil"/>
+            </w:tcBorders>
+            <w:tcMar>
+              <w:top w:w="70" w:type="dxa"/>
+              <w:bottom w:w="70" w:type="dxa"/>
+              <w:left w:w="100" w:type="dxa"/>
+              <w:right w:w="100" w:type="dxa"/>
+            </w:tcMar>
+          </w:tcPr>
+          <w:p>
+            <w:pPr>
+              <w:spacing w:after="0" w:line="240" w:lineRule="auto"/>
+              <w:jc w:val="left"/>
+            </w:pPr>
+            <w:r/>
+            <w:r>
+              <w:rPr>
+                <w:rFonts w:ascii="Calibri" w:hAnsi="Calibri" w:eastAsia="Calibri"/>
+                <w:b/>
+                <w:i w:val="0"/>
+                <w:color w:val="2B164F"/>
+                <w:sz w:val="19"/>
+              </w:rPr>
+              <w:t>Bono de Desarrollo Humano</w:t>
+            </w:r>
+          </w:p>
+        </w:tc>
+        <w:tc>
+          <w:tcPr>
+            <w:tcW w:type="dxa" w:w="1872"/>
+            <w:shd w:val="clear" w:color="auto" w:fill="FFFFFF"/>
+            <w:vAlign w:val="center"/>
+            <w:tcBorders>
+              <w:top w:val="nil"/>
+              <w:left w:val="nil"/>
+              <w:bottom w:val="single" w:sz="4" w:color="E7E2EF"/>
+              <w:right w:val="nil"/>
+            </w:tcBorders>
+            <w:tcMar>
+              <w:top w:w="70" w:type="dxa"/>
+              <w:bottom w:w="70" w:type="dxa"/>
+              <w:left w:w="100" w:type="dxa"/>
+              <w:right w:w="100" w:type="dxa"/>
+            </w:tcMar>
+          </w:tcPr>
+          <w:p>
+            <w:pPr>
+              <w:spacing w:after="0" w:line="240" w:lineRule="auto"/>
+              <w:jc w:val="right"/>
+            </w:pPr>
+            <w:r/>
+            <w:r>
+              <w:rPr>
+                <w:rFonts w:ascii="Calibri" w:hAnsi="Calibri" w:eastAsia="Calibri"/>
                 <w:b w:val="0"/>
+                <w:i w:val="0"/>
+                <w:color w:val="20202B"/>
+                <w:sz w:val="19"/>
+              </w:rPr>
+              <w:t>619.073</w:t>
+            </w:r>
+          </w:p>
+        </w:tc>
+        <w:tc>
+          <w:tcPr>
+            <w:tcW w:type="dxa" w:w="2016"/>
+            <w:shd w:val="clear" w:color="auto" w:fill="FFFFFF"/>
+            <w:vAlign w:val="center"/>
+            <w:tcBorders>
+              <w:top w:val="nil"/>
+              <w:left w:val="nil"/>
+              <w:bottom w:val="single" w:sz="4" w:color="E7E2EF"/>
+              <w:right w:val="nil"/>
+            </w:tcBorders>
+            <w:tcMar>
+              <w:top w:w="70" w:type="dxa"/>
+              <w:bottom w:w="70" w:type="dxa"/>
+              <w:left w:w="100" w:type="dxa"/>
+              <w:right w:w="100" w:type="dxa"/>
+            </w:tcMar>
+          </w:tcPr>
+          <w:p>
+            <w:pPr>
+              <w:spacing w:after="0" w:line="240" w:lineRule="auto"/>
+              <w:jc w:val="right"/>
+            </w:pPr>
+            <w:r/>
+            <w:r>
+              <w:rPr>
+                <w:rFonts w:ascii="Calibri" w:hAnsi="Calibri" w:eastAsia="Calibri"/>
+                <w:b w:val="0"/>
+                <w:i w:val="0"/>
+                <w:color w:val="20202B"/>
+                <w:sz w:val="19"/>
+              </w:rPr>
+              <w:t>270,24</w:t>
+            </w:r>
+          </w:p>
+        </w:tc>
+        <w:tc>
+          <w:tcPr>
+            <w:tcW w:type="dxa" w:w="2016"/>
+            <w:shd w:val="clear" w:color="auto" w:fill="FFFFFF"/>
+            <w:vAlign w:val="center"/>
+            <w:tcBorders>
+              <w:top w:val="nil"/>
+              <w:left w:val="nil"/>
+              <w:bottom w:val="single" w:sz="4" w:color="E7E2EF"/>
+              <w:right w:val="nil"/>
+            </w:tcBorders>
+            <w:tcMar>
+              <w:top w:w="70" w:type="dxa"/>
+              <w:bottom w:w="70" w:type="dxa"/>
+              <w:left w:w="100" w:type="dxa"/>
+              <w:right w:w="100" w:type="dxa"/>
+            </w:tcMar>
+          </w:tcPr>
+          <w:p>
+            <w:pPr>
+              <w:spacing w:after="0" w:line="240" w:lineRule="auto"/>
+              <w:jc w:val="right"/>
+            </w:pPr>
+            <w:r/>
+            <w:r>
+              <w:rPr>
+                <w:rFonts w:ascii="Calibri" w:hAnsi="Calibri" w:eastAsia="Calibri"/>
+                <w:b w:val="0"/>
+                <w:i w:val="0"/>
                 <w:color w:val="20202B"/>
                 <w:sz w:val="19"/>
               </w:rPr>
@@ -1074,17 +1144,17 @@
         <w:tc>
           <w:tcPr>
             <w:tcW w:type="dxa" w:w="4320"/>
-            <w:shd w:fill="F7F5FA"/>
+            <w:shd w:val="clear" w:color="auto" w:fill="F7F5FA"/>
             <w:vAlign w:val="center"/>
             <w:tcBorders>
-              <w:top w:val="single" w:sz="4" w:color="D9D9D9"/>
-              <w:left w:val="single" w:sz="4" w:color="D9D9D9"/>
-              <w:bottom w:val="single" w:sz="4" w:color="D9D9D9"/>
-              <w:right w:val="single" w:sz="4" w:color="D9D9D9"/>
+              <w:top w:val="nil"/>
+              <w:left w:val="nil"/>
+              <w:bottom w:val="single" w:sz="4" w:color="E7E2EF"/>
+              <w:right w:val="nil"/>
             </w:tcBorders>
             <w:tcMar>
-              <w:top w:w="90" w:type="dxa"/>
-              <w:bottom w:w="90" w:type="dxa"/>
+              <w:top w:w="70" w:type="dxa"/>
+              <w:bottom w:w="70" w:type="dxa"/>
               <w:left w:w="100" w:type="dxa"/>
               <w:right w:w="100" w:type="dxa"/>
             </w:tcMar>
@@ -1097,9 +1167,10 @@
             <w:r/>
             <w:r>
               <w:rPr>
-                <w:rFonts w:ascii="Times New Roman" w:hAnsi="Times New Roman" w:eastAsia="Times New Roman"/>
-                <w:b w:val="0"/>
-                <w:color w:val="20202B"/>
+                <w:rFonts w:ascii="Calibri" w:hAnsi="Calibri" w:eastAsia="Calibri"/>
+                <w:b/>
+                <w:i w:val="0"/>
+                <w:color w:val="2B164F"/>
                 <w:sz w:val="19"/>
               </w:rPr>
               <w:t>Bono de Desarrollo Humano Variable</w:t>
@@ -1108,18 +1179,18 @@
         </w:tc>
         <w:tc>
           <w:tcPr>
-            <w:tcW w:type="dxa" w:w="1728"/>
-            <w:shd w:fill="F7F5FA"/>
+            <w:tcW w:type="dxa" w:w="1872"/>
+            <w:shd w:val="clear" w:color="auto" w:fill="F7F5FA"/>
             <w:vAlign w:val="center"/>
             <w:tcBorders>
-              <w:top w:val="single" w:sz="4" w:color="D9D9D9"/>
-              <w:left w:val="single" w:sz="4" w:color="D9D9D9"/>
-              <w:bottom w:val="single" w:sz="4" w:color="D9D9D9"/>
-              <w:right w:val="single" w:sz="4" w:color="D9D9D9"/>
+              <w:top w:val="nil"/>
+              <w:left w:val="nil"/>
+              <w:bottom w:val="single" w:sz="4" w:color="E7E2EF"/>
+              <w:right w:val="nil"/>
             </w:tcBorders>
             <w:tcMar>
-              <w:top w:w="90" w:type="dxa"/>
-              <w:bottom w:w="90" w:type="dxa"/>
+              <w:top w:w="70" w:type="dxa"/>
+              <w:bottom w:w="70" w:type="dxa"/>
               <w:left w:w="100" w:type="dxa"/>
               <w:right w:w="100" w:type="dxa"/>
             </w:tcMar>
@@ -1132,8 +1203,9 @@
             <w:r/>
             <w:r>
               <w:rPr>
-                <w:rFonts w:ascii="Times New Roman" w:hAnsi="Times New Roman" w:eastAsia="Times New Roman"/>
+                <w:rFonts w:ascii="Calibri" w:hAnsi="Calibri" w:eastAsia="Calibri"/>
                 <w:b w:val="0"/>
+                <w:i w:val="0"/>
                 <w:color w:val="20202B"/>
                 <w:sz w:val="19"/>
               </w:rPr>
@@ -1143,18 +1215,18 @@
         </w:tc>
         <w:tc>
           <w:tcPr>
-            <w:tcW w:type="dxa" w:w="2088"/>
-            <w:shd w:fill="F7F5FA"/>
+            <w:tcW w:type="dxa" w:w="2016"/>
+            <w:shd w:val="clear" w:color="auto" w:fill="F7F5FA"/>
             <w:vAlign w:val="center"/>
             <w:tcBorders>
-              <w:top w:val="single" w:sz="4" w:color="D9D9D9"/>
-              <w:left w:val="single" w:sz="4" w:color="D9D9D9"/>
-              <w:bottom w:val="single" w:sz="4" w:color="D9D9D9"/>
-              <w:right w:val="single" w:sz="4" w:color="D9D9D9"/>
+              <w:top w:val="nil"/>
+              <w:left w:val="nil"/>
+              <w:bottom w:val="single" w:sz="4" w:color="E7E2EF"/>
+              <w:right w:val="nil"/>
             </w:tcBorders>
             <w:tcMar>
-              <w:top w:w="90" w:type="dxa"/>
-              <w:bottom w:w="90" w:type="dxa"/>
+              <w:top w:w="70" w:type="dxa"/>
+              <w:bottom w:w="70" w:type="dxa"/>
               <w:left w:w="100" w:type="dxa"/>
               <w:right w:w="100" w:type="dxa"/>
             </w:tcMar>
@@ -1167,8 +1239,9 @@
             <w:r/>
             <w:r>
               <w:rPr>
-                <w:rFonts w:ascii="Times New Roman" w:hAnsi="Times New Roman" w:eastAsia="Times New Roman"/>
+                <w:rFonts w:ascii="Calibri" w:hAnsi="Calibri" w:eastAsia="Calibri"/>
                 <w:b w:val="0"/>
+                <w:i w:val="0"/>
                 <w:color w:val="20202B"/>
                 <w:sz w:val="19"/>
               </w:rPr>
@@ -1178,18 +1251,18 @@
         </w:tc>
         <w:tc>
           <w:tcPr>
-            <w:tcW w:type="dxa" w:w="2088"/>
-            <w:shd w:fill="F7F5FA"/>
+            <w:tcW w:type="dxa" w:w="2016"/>
+            <w:shd w:val="clear" w:color="auto" w:fill="F7F5FA"/>
             <w:vAlign w:val="center"/>
             <w:tcBorders>
-              <w:top w:val="single" w:sz="4" w:color="D9D9D9"/>
-              <w:left w:val="single" w:sz="4" w:color="D9D9D9"/>
-              <w:bottom w:val="single" w:sz="4" w:color="D9D9D9"/>
-              <w:right w:val="single" w:sz="4" w:color="D9D9D9"/>
+              <w:top w:val="nil"/>
+              <w:left w:val="nil"/>
+              <w:bottom w:val="single" w:sz="4" w:color="E7E2EF"/>
+              <w:right w:val="nil"/>
             </w:tcBorders>
             <w:tcMar>
-              <w:top w:w="90" w:type="dxa"/>
-              <w:bottom w:w="90" w:type="dxa"/>
+              <w:top w:w="70" w:type="dxa"/>
+              <w:bottom w:w="70" w:type="dxa"/>
               <w:left w:w="100" w:type="dxa"/>
               <w:right w:w="100" w:type="dxa"/>
             </w:tcMar>
@@ -1202,8 +1275,9 @@
             <w:r/>
             <w:r>
               <w:rPr>
-                <w:rFonts w:ascii="Times New Roman" w:hAnsi="Times New Roman" w:eastAsia="Times New Roman"/>
+                <w:rFonts w:ascii="Calibri" w:hAnsi="Calibri" w:eastAsia="Calibri"/>
                 <w:b w:val="0"/>
+                <w:i w:val="0"/>
                 <w:color w:val="20202B"/>
                 <w:sz w:val="19"/>
               </w:rPr>
@@ -1219,17 +1293,17 @@
         <w:tc>
           <w:tcPr>
             <w:tcW w:type="dxa" w:w="4320"/>
-            <w:shd w:fill="FFFFFF"/>
+            <w:shd w:val="clear" w:color="auto" w:fill="FFFFFF"/>
             <w:vAlign w:val="center"/>
             <w:tcBorders>
-              <w:top w:val="single" w:sz="4" w:color="D9D9D9"/>
-              <w:left w:val="single" w:sz="4" w:color="D9D9D9"/>
-              <w:bottom w:val="single" w:sz="4" w:color="D9D9D9"/>
-              <w:right w:val="single" w:sz="4" w:color="D9D9D9"/>
+              <w:top w:val="nil"/>
+              <w:left w:val="nil"/>
+              <w:bottom w:val="single" w:sz="4" w:color="E7E2EF"/>
+              <w:right w:val="nil"/>
             </w:tcBorders>
             <w:tcMar>
-              <w:top w:w="90" w:type="dxa"/>
-              <w:bottom w:w="90" w:type="dxa"/>
+              <w:top w:w="70" w:type="dxa"/>
+              <w:bottom w:w="70" w:type="dxa"/>
               <w:left w:w="100" w:type="dxa"/>
               <w:right w:w="100" w:type="dxa"/>
             </w:tcMar>
@@ -1242,9 +1316,10 @@
             <w:r/>
             <w:r>
               <w:rPr>
-                <w:rFonts w:ascii="Times New Roman" w:hAnsi="Times New Roman" w:eastAsia="Times New Roman"/>
-                <w:b w:val="0"/>
-                <w:color w:val="20202B"/>
+                <w:rFonts w:ascii="Calibri" w:hAnsi="Calibri" w:eastAsia="Calibri"/>
+                <w:b/>
+                <w:i w:val="0"/>
+                <w:color w:val="2B164F"/>
                 <w:sz w:val="19"/>
               </w:rPr>
               <w:t>Pensión Mis Mejores Años</w:t>
@@ -1253,18 +1328,18 @@
         </w:tc>
         <w:tc>
           <w:tcPr>
-            <w:tcW w:type="dxa" w:w="1728"/>
-            <w:shd w:fill="FFFFFF"/>
+            <w:tcW w:type="dxa" w:w="1872"/>
+            <w:shd w:val="clear" w:color="auto" w:fill="FFFFFF"/>
             <w:vAlign w:val="center"/>
             <w:tcBorders>
-              <w:top w:val="single" w:sz="4" w:color="D9D9D9"/>
-              <w:left w:val="single" w:sz="4" w:color="D9D9D9"/>
-              <w:bottom w:val="single" w:sz="4" w:color="D9D9D9"/>
-              <w:right w:val="single" w:sz="4" w:color="D9D9D9"/>
+              <w:top w:val="nil"/>
+              <w:left w:val="nil"/>
+              <w:bottom w:val="single" w:sz="4" w:color="E7E2EF"/>
+              <w:right w:val="nil"/>
             </w:tcBorders>
             <w:tcMar>
-              <w:top w:w="90" w:type="dxa"/>
-              <w:bottom w:w="90" w:type="dxa"/>
+              <w:top w:w="70" w:type="dxa"/>
+              <w:bottom w:w="70" w:type="dxa"/>
               <w:left w:w="100" w:type="dxa"/>
               <w:right w:w="100" w:type="dxa"/>
             </w:tcMar>
@@ -1277,8 +1352,9 @@
             <w:r/>
             <w:r>
               <w:rPr>
-                <w:rFonts w:ascii="Times New Roman" w:hAnsi="Times New Roman" w:eastAsia="Times New Roman"/>
+                <w:rFonts w:ascii="Calibri" w:hAnsi="Calibri" w:eastAsia="Calibri"/>
                 <w:b w:val="0"/>
+                <w:i w:val="0"/>
                 <w:color w:val="20202B"/>
                 <w:sz w:val="19"/>
               </w:rPr>
@@ -1288,18 +1364,18 @@
         </w:tc>
         <w:tc>
           <w:tcPr>
-            <w:tcW w:type="dxa" w:w="2088"/>
-            <w:shd w:fill="FFFFFF"/>
+            <w:tcW w:type="dxa" w:w="2016"/>
+            <w:shd w:val="clear" w:color="auto" w:fill="FFFFFF"/>
             <w:vAlign w:val="center"/>
             <w:tcBorders>
-              <w:top w:val="single" w:sz="4" w:color="D9D9D9"/>
-              <w:left w:val="single" w:sz="4" w:color="D9D9D9"/>
-              <w:bottom w:val="single" w:sz="4" w:color="D9D9D9"/>
-              <w:right w:val="single" w:sz="4" w:color="D9D9D9"/>
+              <w:top w:val="nil"/>
+              <w:left w:val="nil"/>
+              <w:bottom w:val="single" w:sz="4" w:color="E7E2EF"/>
+              <w:right w:val="nil"/>
             </w:tcBorders>
             <w:tcMar>
-              <w:top w:w="90" w:type="dxa"/>
-              <w:bottom w:w="90" w:type="dxa"/>
+              <w:top w:w="70" w:type="dxa"/>
+              <w:bottom w:w="70" w:type="dxa"/>
               <w:left w:w="100" w:type="dxa"/>
               <w:right w:w="100" w:type="dxa"/>
             </w:tcMar>
@@ -1312,8 +1388,9 @@
             <w:r/>
             <w:r>
               <w:rPr>
-                <w:rFonts w:ascii="Times New Roman" w:hAnsi="Times New Roman" w:eastAsia="Times New Roman"/>
+                <w:rFonts w:ascii="Calibri" w:hAnsi="Calibri" w:eastAsia="Calibri"/>
                 <w:b w:val="0"/>
+                <w:i w:val="0"/>
                 <w:color w:val="20202B"/>
                 <w:sz w:val="19"/>
               </w:rPr>
@@ -1323,18 +1400,18 @@
         </w:tc>
         <w:tc>
           <w:tcPr>
-            <w:tcW w:type="dxa" w:w="2088"/>
-            <w:shd w:fill="FFFFFF"/>
+            <w:tcW w:type="dxa" w:w="2016"/>
+            <w:shd w:val="clear" w:color="auto" w:fill="FFFFFF"/>
             <w:vAlign w:val="center"/>
             <w:tcBorders>
-              <w:top w:val="single" w:sz="4" w:color="D9D9D9"/>
-              <w:left w:val="single" w:sz="4" w:color="D9D9D9"/>
-              <w:bottom w:val="single" w:sz="4" w:color="D9D9D9"/>
-              <w:right w:val="single" w:sz="4" w:color="D9D9D9"/>
+              <w:top w:val="nil"/>
+              <w:left w:val="nil"/>
+              <w:bottom w:val="single" w:sz="4" w:color="E7E2EF"/>
+              <w:right w:val="nil"/>
             </w:tcBorders>
             <w:tcMar>
-              <w:top w:w="90" w:type="dxa"/>
-              <w:bottom w:w="90" w:type="dxa"/>
+              <w:top w:w="70" w:type="dxa"/>
+              <w:bottom w:w="70" w:type="dxa"/>
               <w:left w:w="100" w:type="dxa"/>
               <w:right w:w="100" w:type="dxa"/>
             </w:tcMar>
@@ -1347,8 +1424,9 @@
             <w:r/>
             <w:r>
               <w:rPr>
-                <w:rFonts w:ascii="Times New Roman" w:hAnsi="Times New Roman" w:eastAsia="Times New Roman"/>
+                <w:rFonts w:ascii="Calibri" w:hAnsi="Calibri" w:eastAsia="Calibri"/>
                 <w:b w:val="0"/>
+                <w:i w:val="0"/>
                 <w:color w:val="20202B"/>
                 <w:sz w:val="19"/>
               </w:rPr>
@@ -1364,17 +1442,17 @@
         <w:tc>
           <w:tcPr>
             <w:tcW w:type="dxa" w:w="4320"/>
-            <w:shd w:fill="F7F5FA"/>
+            <w:shd w:val="clear" w:color="auto" w:fill="F7F5FA"/>
             <w:vAlign w:val="center"/>
             <w:tcBorders>
-              <w:top w:val="single" w:sz="4" w:color="D9D9D9"/>
-              <w:left w:val="single" w:sz="4" w:color="D9D9D9"/>
-              <w:bottom w:val="single" w:sz="4" w:color="D9D9D9"/>
-              <w:right w:val="single" w:sz="4" w:color="D9D9D9"/>
+              <w:top w:val="nil"/>
+              <w:left w:val="nil"/>
+              <w:bottom w:val="single" w:sz="4" w:color="E7E2EF"/>
+              <w:right w:val="nil"/>
             </w:tcBorders>
             <w:tcMar>
-              <w:top w:w="90" w:type="dxa"/>
-              <w:bottom w:w="90" w:type="dxa"/>
+              <w:top w:w="70" w:type="dxa"/>
+              <w:bottom w:w="70" w:type="dxa"/>
               <w:left w:w="100" w:type="dxa"/>
               <w:right w:w="100" w:type="dxa"/>
             </w:tcMar>
@@ -1387,9 +1465,10 @@
             <w:r/>
             <w:r>
               <w:rPr>
-                <w:rFonts w:ascii="Times New Roman" w:hAnsi="Times New Roman" w:eastAsia="Times New Roman"/>
-                <w:b w:val="0"/>
-                <w:color w:val="20202B"/>
+                <w:rFonts w:ascii="Calibri" w:hAnsi="Calibri" w:eastAsia="Calibri"/>
+                <w:b/>
+                <w:i w:val="0"/>
+                <w:color w:val="2B164F"/>
                 <w:sz w:val="19"/>
               </w:rPr>
               <w:t>Bono 1.000 Días</w:t>
@@ -1398,18 +1477,18 @@
         </w:tc>
         <w:tc>
           <w:tcPr>
-            <w:tcW w:type="dxa" w:w="1728"/>
-            <w:shd w:fill="F7F5FA"/>
+            <w:tcW w:type="dxa" w:w="1872"/>
+            <w:shd w:val="clear" w:color="auto" w:fill="F7F5FA"/>
             <w:vAlign w:val="center"/>
             <w:tcBorders>
-              <w:top w:val="single" w:sz="4" w:color="D9D9D9"/>
-              <w:left w:val="single" w:sz="4" w:color="D9D9D9"/>
-              <w:bottom w:val="single" w:sz="4" w:color="D9D9D9"/>
-              <w:right w:val="single" w:sz="4" w:color="D9D9D9"/>
+              <w:top w:val="nil"/>
+              <w:left w:val="nil"/>
+              <w:bottom w:val="single" w:sz="4" w:color="E7E2EF"/>
+              <w:right w:val="nil"/>
             </w:tcBorders>
             <w:tcMar>
-              <w:top w:w="90" w:type="dxa"/>
-              <w:bottom w:w="90" w:type="dxa"/>
+              <w:top w:w="70" w:type="dxa"/>
+              <w:bottom w:w="70" w:type="dxa"/>
               <w:left w:w="100" w:type="dxa"/>
               <w:right w:w="100" w:type="dxa"/>
             </w:tcMar>
@@ -1422,8 +1501,9 @@
             <w:r/>
             <w:r>
               <w:rPr>
-                <w:rFonts w:ascii="Times New Roman" w:hAnsi="Times New Roman" w:eastAsia="Times New Roman"/>
+                <w:rFonts w:ascii="Calibri" w:hAnsi="Calibri" w:eastAsia="Calibri"/>
                 <w:b w:val="0"/>
+                <w:i w:val="0"/>
                 <w:color w:val="20202B"/>
                 <w:sz w:val="19"/>
               </w:rPr>
@@ -1433,18 +1513,18 @@
         </w:tc>
         <w:tc>
           <w:tcPr>
-            <w:tcW w:type="dxa" w:w="2088"/>
-            <w:shd w:fill="F7F5FA"/>
+            <w:tcW w:type="dxa" w:w="2016"/>
+            <w:shd w:val="clear" w:color="auto" w:fill="F7F5FA"/>
             <w:vAlign w:val="center"/>
             <w:tcBorders>
-              <w:top w:val="single" w:sz="4" w:color="D9D9D9"/>
-              <w:left w:val="single" w:sz="4" w:color="D9D9D9"/>
-              <w:bottom w:val="single" w:sz="4" w:color="D9D9D9"/>
-              <w:right w:val="single" w:sz="4" w:color="D9D9D9"/>
+              <w:top w:val="nil"/>
+              <w:left w:val="nil"/>
+              <w:bottom w:val="single" w:sz="4" w:color="E7E2EF"/>
+              <w:right w:val="nil"/>
             </w:tcBorders>
             <w:tcMar>
-              <w:top w:w="90" w:type="dxa"/>
-              <w:bottom w:w="90" w:type="dxa"/>
+              <w:top w:w="70" w:type="dxa"/>
+              <w:bottom w:w="70" w:type="dxa"/>
               <w:left w:w="100" w:type="dxa"/>
               <w:right w:w="100" w:type="dxa"/>
             </w:tcMar>
@@ -1457,8 +1537,9 @@
             <w:r/>
             <w:r>
               <w:rPr>
-                <w:rFonts w:ascii="Times New Roman" w:hAnsi="Times New Roman" w:eastAsia="Times New Roman"/>
+                <w:rFonts w:ascii="Calibri" w:hAnsi="Calibri" w:eastAsia="Calibri"/>
                 <w:b w:val="0"/>
+                <w:i w:val="0"/>
                 <w:color w:val="20202B"/>
                 <w:sz w:val="19"/>
               </w:rPr>
@@ -1468,18 +1549,18 @@
         </w:tc>
         <w:tc>
           <w:tcPr>
-            <w:tcW w:type="dxa" w:w="2088"/>
-            <w:shd w:fill="F7F5FA"/>
+            <w:tcW w:type="dxa" w:w="2016"/>
+            <w:shd w:val="clear" w:color="auto" w:fill="F7F5FA"/>
             <w:vAlign w:val="center"/>
             <w:tcBorders>
-              <w:top w:val="single" w:sz="4" w:color="D9D9D9"/>
-              <w:left w:val="single" w:sz="4" w:color="D9D9D9"/>
-              <w:bottom w:val="single" w:sz="4" w:color="D9D9D9"/>
-              <w:right w:val="single" w:sz="4" w:color="D9D9D9"/>
+              <w:top w:val="nil"/>
+              <w:left w:val="nil"/>
+              <w:bottom w:val="single" w:sz="4" w:color="E7E2EF"/>
+              <w:right w:val="nil"/>
             </w:tcBorders>
             <w:tcMar>
-              <w:top w:w="90" w:type="dxa"/>
-              <w:bottom w:w="90" w:type="dxa"/>
+              <w:top w:w="70" w:type="dxa"/>
+              <w:bottom w:w="70" w:type="dxa"/>
               <w:left w:w="100" w:type="dxa"/>
               <w:right w:w="100" w:type="dxa"/>
             </w:tcMar>
@@ -1492,8 +1573,9 @@
             <w:r/>
             <w:r>
               <w:rPr>
-                <w:rFonts w:ascii="Times New Roman" w:hAnsi="Times New Roman" w:eastAsia="Times New Roman"/>
+                <w:rFonts w:ascii="Calibri" w:hAnsi="Calibri" w:eastAsia="Calibri"/>
                 <w:b w:val="0"/>
+                <w:i w:val="0"/>
                 <w:color w:val="20202B"/>
                 <w:sz w:val="19"/>
               </w:rPr>
@@ -1509,17 +1591,17 @@
         <w:tc>
           <w:tcPr>
             <w:tcW w:type="dxa" w:w="4320"/>
-            <w:shd w:fill="FFFFFF"/>
+            <w:shd w:val="clear" w:color="auto" w:fill="FFFFFF"/>
             <w:vAlign w:val="center"/>
             <w:tcBorders>
-              <w:top w:val="single" w:sz="4" w:color="D9D9D9"/>
-              <w:left w:val="single" w:sz="4" w:color="D9D9D9"/>
-              <w:bottom w:val="single" w:sz="4" w:color="D9D9D9"/>
-              <w:right w:val="single" w:sz="4" w:color="D9D9D9"/>
+              <w:top w:val="nil"/>
+              <w:left w:val="nil"/>
+              <w:bottom w:val="single" w:sz="4" w:color="E7E2EF"/>
+              <w:right w:val="nil"/>
             </w:tcBorders>
             <w:tcMar>
-              <w:top w:w="90" w:type="dxa"/>
-              <w:bottom w:w="90" w:type="dxa"/>
+              <w:top w:w="70" w:type="dxa"/>
+              <w:bottom w:w="70" w:type="dxa"/>
               <w:left w:w="100" w:type="dxa"/>
               <w:right w:w="100" w:type="dxa"/>
             </w:tcMar>
@@ -1532,9 +1614,10 @@
             <w:r/>
             <w:r>
               <w:rPr>
-                <w:rFonts w:ascii="Times New Roman" w:hAnsi="Times New Roman" w:eastAsia="Times New Roman"/>
-                <w:b w:val="0"/>
-                <w:color w:val="20202B"/>
+                <w:rFonts w:ascii="Calibri" w:hAnsi="Calibri" w:eastAsia="Calibri"/>
+                <w:b/>
+                <w:i w:val="0"/>
+                <w:color w:val="2B164F"/>
                 <w:sz w:val="19"/>
               </w:rPr>
               <w:t>Pensión Toda Una Vida</w:t>
@@ -1543,18 +1626,18 @@
         </w:tc>
         <w:tc>
           <w:tcPr>
-            <w:tcW w:type="dxa" w:w="1728"/>
-            <w:shd w:fill="FFFFFF"/>
+            <w:tcW w:type="dxa" w:w="1872"/>
+            <w:shd w:val="clear" w:color="auto" w:fill="FFFFFF"/>
             <w:vAlign w:val="center"/>
             <w:tcBorders>
-              <w:top w:val="single" w:sz="4" w:color="D9D9D9"/>
-              <w:left w:val="single" w:sz="4" w:color="D9D9D9"/>
-              <w:bottom w:val="single" w:sz="4" w:color="D9D9D9"/>
-              <w:right w:val="single" w:sz="4" w:color="D9D9D9"/>
+              <w:top w:val="nil"/>
+              <w:left w:val="nil"/>
+              <w:bottom w:val="single" w:sz="4" w:color="E7E2EF"/>
+              <w:right w:val="nil"/>
             </w:tcBorders>
             <w:tcMar>
-              <w:top w:w="90" w:type="dxa"/>
-              <w:bottom w:w="90" w:type="dxa"/>
+              <w:top w:w="70" w:type="dxa"/>
+              <w:bottom w:w="70" w:type="dxa"/>
               <w:left w:w="100" w:type="dxa"/>
               <w:right w:w="100" w:type="dxa"/>
             </w:tcMar>
@@ -1567,8 +1650,9 @@
             <w:r/>
             <w:r>
               <w:rPr>
-                <w:rFonts w:ascii="Times New Roman" w:hAnsi="Times New Roman" w:eastAsia="Times New Roman"/>
+                <w:rFonts w:ascii="Calibri" w:hAnsi="Calibri" w:eastAsia="Calibri"/>
                 <w:b w:val="0"/>
+                <w:i w:val="0"/>
                 <w:color w:val="20202B"/>
                 <w:sz w:val="19"/>
               </w:rPr>
@@ -1578,18 +1662,18 @@
         </w:tc>
         <w:tc>
           <w:tcPr>
-            <w:tcW w:type="dxa" w:w="2088"/>
-            <w:shd w:fill="FFFFFF"/>
+            <w:tcW w:type="dxa" w:w="2016"/>
+            <w:shd w:val="clear" w:color="auto" w:fill="FFFFFF"/>
             <w:vAlign w:val="center"/>
             <w:tcBorders>
-              <w:top w:val="single" w:sz="4" w:color="D9D9D9"/>
-              <w:left w:val="single" w:sz="4" w:color="D9D9D9"/>
-              <w:bottom w:val="single" w:sz="4" w:color="D9D9D9"/>
-              <w:right w:val="single" w:sz="4" w:color="D9D9D9"/>
+              <w:top w:val="nil"/>
+              <w:left w:val="nil"/>
+              <w:bottom w:val="single" w:sz="4" w:color="E7E2EF"/>
+              <w:right w:val="nil"/>
             </w:tcBorders>
             <w:tcMar>
-              <w:top w:w="90" w:type="dxa"/>
-              <w:bottom w:w="90" w:type="dxa"/>
+              <w:top w:w="70" w:type="dxa"/>
+              <w:bottom w:w="70" w:type="dxa"/>
               <w:left w:w="100" w:type="dxa"/>
               <w:right w:w="100" w:type="dxa"/>
             </w:tcMar>
@@ -1602,8 +1686,9 @@
             <w:r/>
             <w:r>
               <w:rPr>
-                <w:rFonts w:ascii="Times New Roman" w:hAnsi="Times New Roman" w:eastAsia="Times New Roman"/>
+                <w:rFonts w:ascii="Calibri" w:hAnsi="Calibri" w:eastAsia="Calibri"/>
                 <w:b w:val="0"/>
+                <w:i w:val="0"/>
                 <w:color w:val="20202B"/>
                 <w:sz w:val="19"/>
               </w:rPr>
@@ -1613,18 +1698,18 @@
         </w:tc>
         <w:tc>
           <w:tcPr>
-            <w:tcW w:type="dxa" w:w="2088"/>
-            <w:shd w:fill="FFFFFF"/>
+            <w:tcW w:type="dxa" w:w="2016"/>
+            <w:shd w:val="clear" w:color="auto" w:fill="FFFFFF"/>
             <w:vAlign w:val="center"/>
             <w:tcBorders>
-              <w:top w:val="single" w:sz="4" w:color="D9D9D9"/>
-              <w:left w:val="single" w:sz="4" w:color="D9D9D9"/>
-              <w:bottom w:val="single" w:sz="4" w:color="D9D9D9"/>
-              <w:right w:val="single" w:sz="4" w:color="D9D9D9"/>
+              <w:top w:val="nil"/>
+              <w:left w:val="nil"/>
+              <w:bottom w:val="single" w:sz="4" w:color="E7E2EF"/>
+              <w:right w:val="nil"/>
             </w:tcBorders>
             <w:tcMar>
-              <w:top w:w="90" w:type="dxa"/>
-              <w:bottom w:w="90" w:type="dxa"/>
+              <w:top w:w="70" w:type="dxa"/>
+              <w:bottom w:w="70" w:type="dxa"/>
               <w:left w:w="100" w:type="dxa"/>
               <w:right w:w="100" w:type="dxa"/>
             </w:tcMar>
@@ -1637,8 +1722,9 @@
             <w:r/>
             <w:r>
               <w:rPr>
-                <w:rFonts w:ascii="Times New Roman" w:hAnsi="Times New Roman" w:eastAsia="Times New Roman"/>
+                <w:rFonts w:ascii="Calibri" w:hAnsi="Calibri" w:eastAsia="Calibri"/>
                 <w:b w:val="0"/>
+                <w:i w:val="0"/>
                 <w:color w:val="20202B"/>
                 <w:sz w:val="19"/>
               </w:rPr>
@@ -1654,17 +1740,17 @@
         <w:tc>
           <w:tcPr>
             <w:tcW w:type="dxa" w:w="4320"/>
-            <w:shd w:fill="F7F5FA"/>
+            <w:shd w:val="clear" w:color="auto" w:fill="F7F5FA"/>
             <w:vAlign w:val="center"/>
             <w:tcBorders>
-              <w:top w:val="single" w:sz="4" w:color="D9D9D9"/>
-              <w:left w:val="single" w:sz="4" w:color="D9D9D9"/>
-              <w:bottom w:val="single" w:sz="4" w:color="D9D9D9"/>
-              <w:right w:val="single" w:sz="4" w:color="D9D9D9"/>
+              <w:top w:val="nil"/>
+              <w:left w:val="nil"/>
+              <w:bottom w:val="single" w:sz="4" w:color="E7E2EF"/>
+              <w:right w:val="nil"/>
             </w:tcBorders>
             <w:tcMar>
-              <w:top w:w="90" w:type="dxa"/>
-              <w:bottom w:w="90" w:type="dxa"/>
+              <w:top w:w="70" w:type="dxa"/>
+              <w:bottom w:w="70" w:type="dxa"/>
               <w:left w:w="100" w:type="dxa"/>
               <w:right w:w="100" w:type="dxa"/>
             </w:tcMar>
@@ -1677,9 +1763,10 @@
             <w:r/>
             <w:r>
               <w:rPr>
-                <w:rFonts w:ascii="Times New Roman" w:hAnsi="Times New Roman" w:eastAsia="Times New Roman"/>
-                <w:b w:val="0"/>
-                <w:color w:val="20202B"/>
+                <w:rFonts w:ascii="Calibri" w:hAnsi="Calibri" w:eastAsia="Calibri"/>
+                <w:b/>
+                <w:i w:val="0"/>
+                <w:color w:val="2B164F"/>
                 <w:sz w:val="19"/>
               </w:rPr>
               <w:t>Bono Joaquín Gallegos Lara</w:t>
@@ -1688,18 +1775,18 @@
         </w:tc>
         <w:tc>
           <w:tcPr>
-            <w:tcW w:type="dxa" w:w="1728"/>
-            <w:shd w:fill="F7F5FA"/>
+            <w:tcW w:type="dxa" w:w="1872"/>
+            <w:shd w:val="clear" w:color="auto" w:fill="F7F5FA"/>
             <w:vAlign w:val="center"/>
             <w:tcBorders>
-              <w:top w:val="single" w:sz="4" w:color="D9D9D9"/>
-              <w:left w:val="single" w:sz="4" w:color="D9D9D9"/>
-              <w:bottom w:val="single" w:sz="4" w:color="D9D9D9"/>
-              <w:right w:val="single" w:sz="4" w:color="D9D9D9"/>
+              <w:top w:val="nil"/>
+              <w:left w:val="nil"/>
+              <w:bottom w:val="single" w:sz="4" w:color="E7E2EF"/>
+              <w:right w:val="nil"/>
             </w:tcBorders>
             <w:tcMar>
-              <w:top w:w="90" w:type="dxa"/>
-              <w:bottom w:w="90" w:type="dxa"/>
+              <w:top w:w="70" w:type="dxa"/>
+              <w:bottom w:w="70" w:type="dxa"/>
               <w:left w:w="100" w:type="dxa"/>
               <w:right w:w="100" w:type="dxa"/>
             </w:tcMar>
@@ -1712,8 +1799,9 @@
             <w:r/>
             <w:r>
               <w:rPr>
-                <w:rFonts w:ascii="Times New Roman" w:hAnsi="Times New Roman" w:eastAsia="Times New Roman"/>
+                <w:rFonts w:ascii="Calibri" w:hAnsi="Calibri" w:eastAsia="Calibri"/>
                 <w:b w:val="0"/>
+                <w:i w:val="0"/>
                 <w:color w:val="20202B"/>
                 <w:sz w:val="19"/>
               </w:rPr>
@@ -1723,18 +1811,18 @@
         </w:tc>
         <w:tc>
           <w:tcPr>
-            <w:tcW w:type="dxa" w:w="2088"/>
-            <w:shd w:fill="F7F5FA"/>
+            <w:tcW w:type="dxa" w:w="2016"/>
+            <w:shd w:val="clear" w:color="auto" w:fill="F7F5FA"/>
             <w:vAlign w:val="center"/>
             <w:tcBorders>
-              <w:top w:val="single" w:sz="4" w:color="D9D9D9"/>
-              <w:left w:val="single" w:sz="4" w:color="D9D9D9"/>
-              <w:bottom w:val="single" w:sz="4" w:color="D9D9D9"/>
-              <w:right w:val="single" w:sz="4" w:color="D9D9D9"/>
+              <w:top w:val="nil"/>
+              <w:left w:val="nil"/>
+              <w:bottom w:val="single" w:sz="4" w:color="E7E2EF"/>
+              <w:right w:val="nil"/>
             </w:tcBorders>
             <w:tcMar>
-              <w:top w:w="90" w:type="dxa"/>
-              <w:bottom w:w="90" w:type="dxa"/>
+              <w:top w:w="70" w:type="dxa"/>
+              <w:bottom w:w="70" w:type="dxa"/>
               <w:left w:w="100" w:type="dxa"/>
               <w:right w:w="100" w:type="dxa"/>
             </w:tcMar>
@@ -1747,8 +1835,9 @@
             <w:r/>
             <w:r>
               <w:rPr>
-                <w:rFonts w:ascii="Times New Roman" w:hAnsi="Times New Roman" w:eastAsia="Times New Roman"/>
+                <w:rFonts w:ascii="Calibri" w:hAnsi="Calibri" w:eastAsia="Calibri"/>
                 <w:b w:val="0"/>
+                <w:i w:val="0"/>
                 <w:color w:val="20202B"/>
                 <w:sz w:val="19"/>
               </w:rPr>
@@ -1758,18 +1847,18 @@
         </w:tc>
         <w:tc>
           <w:tcPr>
-            <w:tcW w:type="dxa" w:w="2088"/>
-            <w:shd w:fill="F7F5FA"/>
+            <w:tcW w:type="dxa" w:w="2016"/>
+            <w:shd w:val="clear" w:color="auto" w:fill="F7F5FA"/>
             <w:vAlign w:val="center"/>
             <w:tcBorders>
-              <w:top w:val="single" w:sz="4" w:color="D9D9D9"/>
-              <w:left w:val="single" w:sz="4" w:color="D9D9D9"/>
-              <w:bottom w:val="single" w:sz="4" w:color="D9D9D9"/>
-              <w:right w:val="single" w:sz="4" w:color="D9D9D9"/>
+              <w:top w:val="nil"/>
+              <w:left w:val="nil"/>
+              <w:bottom w:val="single" w:sz="4" w:color="E7E2EF"/>
+              <w:right w:val="nil"/>
             </w:tcBorders>
             <w:tcMar>
-              <w:top w:w="90" w:type="dxa"/>
-              <w:bottom w:w="90" w:type="dxa"/>
+              <w:top w:w="70" w:type="dxa"/>
+              <w:bottom w:w="70" w:type="dxa"/>
               <w:left w:w="100" w:type="dxa"/>
               <w:right w:w="100" w:type="dxa"/>
             </w:tcMar>
@@ -1782,8 +1871,9 @@
             <w:r/>
             <w:r>
               <w:rPr>
-                <w:rFonts w:ascii="Times New Roman" w:hAnsi="Times New Roman" w:eastAsia="Times New Roman"/>
+                <w:rFonts w:ascii="Calibri" w:hAnsi="Calibri" w:eastAsia="Calibri"/>
                 <w:b w:val="0"/>
+                <w:i w:val="0"/>
                 <w:color w:val="20202B"/>
                 <w:sz w:val="19"/>
               </w:rPr>
@@ -1799,17 +1889,17 @@
         <w:tc>
           <w:tcPr>
             <w:tcW w:type="dxa" w:w="4320"/>
-            <w:shd w:fill="FFFFFF"/>
+            <w:shd w:val="clear" w:color="auto" w:fill="FFFFFF"/>
             <w:vAlign w:val="center"/>
             <w:tcBorders>
-              <w:top w:val="single" w:sz="4" w:color="D9D9D9"/>
-              <w:left w:val="single" w:sz="4" w:color="D9D9D9"/>
-              <w:bottom w:val="single" w:sz="4" w:color="D9D9D9"/>
-              <w:right w:val="single" w:sz="4" w:color="D9D9D9"/>
+              <w:top w:val="nil"/>
+              <w:left w:val="nil"/>
+              <w:bottom w:val="single" w:sz="4" w:color="E7E2EF"/>
+              <w:right w:val="nil"/>
             </w:tcBorders>
             <w:tcMar>
-              <w:top w:w="90" w:type="dxa"/>
-              <w:bottom w:w="90" w:type="dxa"/>
+              <w:top w:w="70" w:type="dxa"/>
+              <w:bottom w:w="70" w:type="dxa"/>
               <w:left w:w="100" w:type="dxa"/>
               <w:right w:w="100" w:type="dxa"/>
             </w:tcMar>
@@ -1822,9 +1912,10 @@
             <w:r/>
             <w:r>
               <w:rPr>
-                <w:rFonts w:ascii="Times New Roman" w:hAnsi="Times New Roman" w:eastAsia="Times New Roman"/>
-                <w:b w:val="0"/>
-                <w:color w:val="20202B"/>
+                <w:rFonts w:ascii="Calibri" w:hAnsi="Calibri" w:eastAsia="Calibri"/>
+                <w:b/>
+                <w:i w:val="0"/>
+                <w:color w:val="2B164F"/>
                 <w:sz w:val="19"/>
               </w:rPr>
               <w:t>Pensión para Adultos Mayores</w:t>
@@ -1833,18 +1924,18 @@
         </w:tc>
         <w:tc>
           <w:tcPr>
-            <w:tcW w:type="dxa" w:w="1728"/>
-            <w:shd w:fill="FFFFFF"/>
+            <w:tcW w:type="dxa" w:w="1872"/>
+            <w:shd w:val="clear" w:color="auto" w:fill="FFFFFF"/>
             <w:vAlign w:val="center"/>
             <w:tcBorders>
-              <w:top w:val="single" w:sz="4" w:color="D9D9D9"/>
-              <w:left w:val="single" w:sz="4" w:color="D9D9D9"/>
-              <w:bottom w:val="single" w:sz="4" w:color="D9D9D9"/>
-              <w:right w:val="single" w:sz="4" w:color="D9D9D9"/>
+              <w:top w:val="nil"/>
+              <w:left w:val="nil"/>
+              <w:bottom w:val="single" w:sz="4" w:color="E7E2EF"/>
+              <w:right w:val="nil"/>
             </w:tcBorders>
             <w:tcMar>
-              <w:top w:w="90" w:type="dxa"/>
-              <w:bottom w:w="90" w:type="dxa"/>
+              <w:top w:w="70" w:type="dxa"/>
+              <w:bottom w:w="70" w:type="dxa"/>
               <w:left w:w="100" w:type="dxa"/>
               <w:right w:w="100" w:type="dxa"/>
             </w:tcMar>
@@ -1857,8 +1948,9 @@
             <w:r/>
             <w:r>
               <w:rPr>
-                <w:rFonts w:ascii="Times New Roman" w:hAnsi="Times New Roman" w:eastAsia="Times New Roman"/>
+                <w:rFonts w:ascii="Calibri" w:hAnsi="Calibri" w:eastAsia="Calibri"/>
                 <w:b w:val="0"/>
+                <w:i w:val="0"/>
                 <w:color w:val="20202B"/>
                 <w:sz w:val="19"/>
               </w:rPr>
@@ -1868,18 +1960,18 @@
         </w:tc>
         <w:tc>
           <w:tcPr>
-            <w:tcW w:type="dxa" w:w="2088"/>
-            <w:shd w:fill="FFFFFF"/>
+            <w:tcW w:type="dxa" w:w="2016"/>
+            <w:shd w:val="clear" w:color="auto" w:fill="FFFFFF"/>
             <w:vAlign w:val="center"/>
             <w:tcBorders>
-              <w:top w:val="single" w:sz="4" w:color="D9D9D9"/>
-              <w:left w:val="single" w:sz="4" w:color="D9D9D9"/>
-              <w:bottom w:val="single" w:sz="4" w:color="D9D9D9"/>
-              <w:right w:val="single" w:sz="4" w:color="D9D9D9"/>
+              <w:top w:val="nil"/>
+              <w:left w:val="nil"/>
+              <w:bottom w:val="single" w:sz="4" w:color="E7E2EF"/>
+              <w:right w:val="nil"/>
             </w:tcBorders>
             <w:tcMar>
-              <w:top w:w="90" w:type="dxa"/>
-              <w:bottom w:w="90" w:type="dxa"/>
+              <w:top w:w="70" w:type="dxa"/>
+              <w:bottom w:w="70" w:type="dxa"/>
               <w:left w:w="100" w:type="dxa"/>
               <w:right w:w="100" w:type="dxa"/>
             </w:tcMar>
@@ -1892,8 +1984,9 @@
             <w:r/>
             <w:r>
               <w:rPr>
-                <w:rFonts w:ascii="Times New Roman" w:hAnsi="Times New Roman" w:eastAsia="Times New Roman"/>
+                <w:rFonts w:ascii="Calibri" w:hAnsi="Calibri" w:eastAsia="Calibri"/>
                 <w:b w:val="0"/>
+                <w:i w:val="0"/>
                 <w:color w:val="20202B"/>
                 <w:sz w:val="19"/>
               </w:rPr>
@@ -1903,18 +1996,18 @@
         </w:tc>
         <w:tc>
           <w:tcPr>
-            <w:tcW w:type="dxa" w:w="2088"/>
-            <w:shd w:fill="FFFFFF"/>
+            <w:tcW w:type="dxa" w:w="2016"/>
+            <w:shd w:val="clear" w:color="auto" w:fill="FFFFFF"/>
             <w:vAlign w:val="center"/>
             <w:tcBorders>
-              <w:top w:val="single" w:sz="4" w:color="D9D9D9"/>
-              <w:left w:val="single" w:sz="4" w:color="D9D9D9"/>
-              <w:bottom w:val="single" w:sz="4" w:color="D9D9D9"/>
-              <w:right w:val="single" w:sz="4" w:color="D9D9D9"/>
+              <w:top w:val="nil"/>
+              <w:left w:val="nil"/>
+              <w:bottom w:val="single" w:sz="4" w:color="E7E2EF"/>
+              <w:right w:val="nil"/>
             </w:tcBorders>
             <w:tcMar>
-              <w:top w:w="90" w:type="dxa"/>
-              <w:bottom w:w="90" w:type="dxa"/>
+              <w:top w:w="70" w:type="dxa"/>
+              <w:bottom w:w="70" w:type="dxa"/>
               <w:left w:w="100" w:type="dxa"/>
               <w:right w:w="100" w:type="dxa"/>
             </w:tcMar>
@@ -1927,8 +2020,9 @@
             <w:r/>
             <w:r>
               <w:rPr>
-                <w:rFonts w:ascii="Times New Roman" w:hAnsi="Times New Roman" w:eastAsia="Times New Roman"/>
+                <w:rFonts w:ascii="Calibri" w:hAnsi="Calibri" w:eastAsia="Calibri"/>
                 <w:b w:val="0"/>
+                <w:i w:val="0"/>
                 <w:color w:val="20202B"/>
                 <w:sz w:val="19"/>
               </w:rPr>
@@ -1944,17 +2038,17 @@
         <w:tc>
           <w:tcPr>
             <w:tcW w:type="dxa" w:w="4320"/>
-            <w:shd w:fill="F7F5FA"/>
+            <w:shd w:val="clear" w:color="auto" w:fill="F7F5FA"/>
             <w:vAlign w:val="center"/>
             <w:tcBorders>
-              <w:top w:val="single" w:sz="4" w:color="D9D9D9"/>
-              <w:left w:val="single" w:sz="4" w:color="D9D9D9"/>
-              <w:bottom w:val="single" w:sz="4" w:color="D9D9D9"/>
-              <w:right w:val="single" w:sz="4" w:color="D9D9D9"/>
+              <w:top w:val="nil"/>
+              <w:left w:val="nil"/>
+              <w:bottom w:val="single" w:sz="4" w:color="E7E2EF"/>
+              <w:right w:val="nil"/>
             </w:tcBorders>
             <w:tcMar>
-              <w:top w:w="90" w:type="dxa"/>
-              <w:bottom w:w="90" w:type="dxa"/>
+              <w:top w:w="70" w:type="dxa"/>
+              <w:bottom w:w="70" w:type="dxa"/>
               <w:left w:w="100" w:type="dxa"/>
               <w:right w:w="100" w:type="dxa"/>
             </w:tcMar>
@@ -1967,9 +2061,10 @@
             <w:r/>
             <w:r>
               <w:rPr>
-                <w:rFonts w:ascii="Times New Roman" w:hAnsi="Times New Roman" w:eastAsia="Times New Roman"/>
-                <w:b w:val="0"/>
-                <w:color w:val="20202B"/>
+                <w:rFonts w:ascii="Calibri" w:hAnsi="Calibri" w:eastAsia="Calibri"/>
+                <w:b/>
+                <w:i w:val="0"/>
+                <w:color w:val="2B164F"/>
                 <w:sz w:val="19"/>
               </w:rPr>
               <w:t>Pensión para Personas con Discapacidad</w:t>
@@ -1978,18 +2073,18 @@
         </w:tc>
         <w:tc>
           <w:tcPr>
-            <w:tcW w:type="dxa" w:w="1728"/>
-            <w:shd w:fill="F7F5FA"/>
+            <w:tcW w:type="dxa" w:w="1872"/>
+            <w:shd w:val="clear" w:color="auto" w:fill="F7F5FA"/>
             <w:vAlign w:val="center"/>
             <w:tcBorders>
-              <w:top w:val="single" w:sz="4" w:color="D9D9D9"/>
-              <w:left w:val="single" w:sz="4" w:color="D9D9D9"/>
-              <w:bottom w:val="single" w:sz="4" w:color="D9D9D9"/>
-              <w:right w:val="single" w:sz="4" w:color="D9D9D9"/>
+              <w:top w:val="nil"/>
+              <w:left w:val="nil"/>
+              <w:bottom w:val="single" w:sz="4" w:color="E7E2EF"/>
+              <w:right w:val="nil"/>
             </w:tcBorders>
             <w:tcMar>
-              <w:top w:w="90" w:type="dxa"/>
-              <w:bottom w:w="90" w:type="dxa"/>
+              <w:top w:w="70" w:type="dxa"/>
+              <w:bottom w:w="70" w:type="dxa"/>
               <w:left w:w="100" w:type="dxa"/>
               <w:right w:w="100" w:type="dxa"/>
             </w:tcMar>
@@ -2002,8 +2097,9 @@
             <w:r/>
             <w:r>
               <w:rPr>
-                <w:rFonts w:ascii="Times New Roman" w:hAnsi="Times New Roman" w:eastAsia="Times New Roman"/>
+                <w:rFonts w:ascii="Calibri" w:hAnsi="Calibri" w:eastAsia="Calibri"/>
                 <w:b w:val="0"/>
+                <w:i w:val="0"/>
                 <w:color w:val="20202B"/>
                 <w:sz w:val="19"/>
               </w:rPr>
@@ -2013,18 +2109,18 @@
         </w:tc>
         <w:tc>
           <w:tcPr>
-            <w:tcW w:type="dxa" w:w="2088"/>
-            <w:shd w:fill="F7F5FA"/>
+            <w:tcW w:type="dxa" w:w="2016"/>
+            <w:shd w:val="clear" w:color="auto" w:fill="F7F5FA"/>
             <w:vAlign w:val="center"/>
             <w:tcBorders>
-              <w:top w:val="single" w:sz="4" w:color="D9D9D9"/>
-              <w:left w:val="single" w:sz="4" w:color="D9D9D9"/>
-              <w:bottom w:val="single" w:sz="4" w:color="D9D9D9"/>
-              <w:right w:val="single" w:sz="4" w:color="D9D9D9"/>
+              <w:top w:val="nil"/>
+              <w:left w:val="nil"/>
+              <w:bottom w:val="single" w:sz="4" w:color="E7E2EF"/>
+              <w:right w:val="nil"/>
             </w:tcBorders>
             <w:tcMar>
-              <w:top w:w="90" w:type="dxa"/>
-              <w:bottom w:w="90" w:type="dxa"/>
+              <w:top w:w="70" w:type="dxa"/>
+              <w:bottom w:w="70" w:type="dxa"/>
               <w:left w:w="100" w:type="dxa"/>
               <w:right w:w="100" w:type="dxa"/>
             </w:tcMar>
@@ -2037,8 +2133,9 @@
             <w:r/>
             <w:r>
               <w:rPr>
-                <w:rFonts w:ascii="Times New Roman" w:hAnsi="Times New Roman" w:eastAsia="Times New Roman"/>
+                <w:rFonts w:ascii="Calibri" w:hAnsi="Calibri" w:eastAsia="Calibri"/>
                 <w:b w:val="0"/>
+                <w:i w:val="0"/>
                 <w:color w:val="20202B"/>
                 <w:sz w:val="19"/>
               </w:rPr>
@@ -2048,18 +2145,18 @@
         </w:tc>
         <w:tc>
           <w:tcPr>
-            <w:tcW w:type="dxa" w:w="2088"/>
-            <w:shd w:fill="F7F5FA"/>
+            <w:tcW w:type="dxa" w:w="2016"/>
+            <w:shd w:val="clear" w:color="auto" w:fill="F7F5FA"/>
             <w:vAlign w:val="center"/>
             <w:tcBorders>
-              <w:top w:val="single" w:sz="4" w:color="D9D9D9"/>
-              <w:left w:val="single" w:sz="4" w:color="D9D9D9"/>
-              <w:bottom w:val="single" w:sz="4" w:color="D9D9D9"/>
-              <w:right w:val="single" w:sz="4" w:color="D9D9D9"/>
+              <w:top w:val="nil"/>
+              <w:left w:val="nil"/>
+              <w:bottom w:val="single" w:sz="4" w:color="E7E2EF"/>
+              <w:right w:val="nil"/>
             </w:tcBorders>
             <w:tcMar>
-              <w:top w:w="90" w:type="dxa"/>
-              <w:bottom w:w="90" w:type="dxa"/>
+              <w:top w:w="70" w:type="dxa"/>
+              <w:bottom w:w="70" w:type="dxa"/>
               <w:left w:w="100" w:type="dxa"/>
               <w:right w:w="100" w:type="dxa"/>
             </w:tcMar>
@@ -2072,8 +2169,9 @@
             <w:r/>
             <w:r>
               <w:rPr>
-                <w:rFonts w:ascii="Times New Roman" w:hAnsi="Times New Roman" w:eastAsia="Times New Roman"/>
+                <w:rFonts w:ascii="Calibri" w:hAnsi="Calibri" w:eastAsia="Calibri"/>
                 <w:b w:val="0"/>
+                <w:i w:val="0"/>
                 <w:color w:val="20202B"/>
                 <w:sz w:val="19"/>
               </w:rPr>
@@ -2089,17 +2187,17 @@
         <w:tc>
           <w:tcPr>
             <w:tcW w:type="dxa" w:w="4320"/>
-            <w:shd w:fill="EBE5F3"/>
+            <w:shd w:val="clear" w:color="auto" w:fill="EBE5F3"/>
             <w:vAlign w:val="center"/>
             <w:tcBorders>
-              <w:top w:val="single" w:sz="4" w:color="D9D9D9"/>
-              <w:left w:val="single" w:sz="4" w:color="D9D9D9"/>
-              <w:bottom w:val="single" w:sz="4" w:color="D9D9D9"/>
-              <w:right w:val="single" w:sz="4" w:color="D9D9D9"/>
+              <w:top w:val="single" w:sz="12" w:color="512F8D"/>
+              <w:left w:val="nil"/>
+              <w:bottom w:val="single" w:sz="4" w:color="E7E2EF"/>
+              <w:right w:val="nil"/>
             </w:tcBorders>
             <w:tcMar>
-              <w:top w:w="90" w:type="dxa"/>
-              <w:bottom w:w="90" w:type="dxa"/>
+              <w:top w:w="70" w:type="dxa"/>
+              <w:bottom w:w="70" w:type="dxa"/>
               <w:left w:w="100" w:type="dxa"/>
               <w:right w:w="100" w:type="dxa"/>
             </w:tcMar>
@@ -2112,29 +2210,30 @@
             <w:r/>
             <w:r>
               <w:rPr>
-                <w:rFonts w:ascii="Times New Roman" w:hAnsi="Times New Roman" w:eastAsia="Times New Roman"/>
+                <w:rFonts w:ascii="Calibri" w:hAnsi="Calibri" w:eastAsia="Calibri"/>
                 <w:b/>
-                <w:color w:val="20202B"/>
+                <w:i w:val="0"/>
+                <w:color w:val="2B164F"/>
                 <w:sz w:val="19"/>
               </w:rPr>
-              <w:t>Total seleccionado</w:t>
+              <w:t>Total de la selección</w:t>
             </w:r>
           </w:p>
         </w:tc>
         <w:tc>
           <w:tcPr>
-            <w:tcW w:type="dxa" w:w="1728"/>
-            <w:shd w:fill="EBE5F3"/>
+            <w:tcW w:type="dxa" w:w="1872"/>
+            <w:shd w:val="clear" w:color="auto" w:fill="EBE5F3"/>
             <w:vAlign w:val="center"/>
             <w:tcBorders>
-              <w:top w:val="single" w:sz="4" w:color="D9D9D9"/>
-              <w:left w:val="single" w:sz="4" w:color="D9D9D9"/>
-              <w:bottom w:val="single" w:sz="4" w:color="D9D9D9"/>
-              <w:right w:val="single" w:sz="4" w:color="D9D9D9"/>
+              <w:top w:val="single" w:sz="12" w:color="512F8D"/>
+              <w:left w:val="nil"/>
+              <w:bottom w:val="single" w:sz="4" w:color="E7E2EF"/>
+              <w:right w:val="nil"/>
             </w:tcBorders>
             <w:tcMar>
-              <w:top w:w="90" w:type="dxa"/>
-              <w:bottom w:w="90" w:type="dxa"/>
+              <w:top w:w="70" w:type="dxa"/>
+              <w:bottom w:w="70" w:type="dxa"/>
               <w:left w:w="100" w:type="dxa"/>
               <w:right w:w="100" w:type="dxa"/>
             </w:tcMar>
@@ -2147,9 +2246,10 @@
             <w:r/>
             <w:r>
               <w:rPr>
-                <w:rFonts w:ascii="Times New Roman" w:hAnsi="Times New Roman" w:eastAsia="Times New Roman"/>
+                <w:rFonts w:ascii="Calibri" w:hAnsi="Calibri" w:eastAsia="Calibri"/>
                 <w:b/>
-                <w:color w:val="20202B"/>
+                <w:i w:val="0"/>
+                <w:color w:val="2B164F"/>
                 <w:sz w:val="19"/>
               </w:rPr>
               <w:t>1.578.019</w:t>
@@ -2158,18 +2258,18 @@
         </w:tc>
         <w:tc>
           <w:tcPr>
-            <w:tcW w:type="dxa" w:w="2088"/>
-            <w:shd w:fill="EBE5F3"/>
+            <w:tcW w:type="dxa" w:w="2016"/>
+            <w:shd w:val="clear" w:color="auto" w:fill="EBE5F3"/>
             <w:vAlign w:val="center"/>
             <w:tcBorders>
-              <w:top w:val="single" w:sz="4" w:color="D9D9D9"/>
-              <w:left w:val="single" w:sz="4" w:color="D9D9D9"/>
-              <w:bottom w:val="single" w:sz="4" w:color="D9D9D9"/>
-              <w:right w:val="single" w:sz="4" w:color="D9D9D9"/>
+              <w:top w:val="single" w:sz="12" w:color="512F8D"/>
+              <w:left w:val="nil"/>
+              <w:bottom w:val="single" w:sz="4" w:color="E7E2EF"/>
+              <w:right w:val="nil"/>
             </w:tcBorders>
             <w:tcMar>
-              <w:top w:w="90" w:type="dxa"/>
-              <w:bottom w:w="90" w:type="dxa"/>
+              <w:top w:w="70" w:type="dxa"/>
+              <w:bottom w:w="70" w:type="dxa"/>
               <w:left w:w="100" w:type="dxa"/>
               <w:right w:w="100" w:type="dxa"/>
             </w:tcMar>
@@ -2182,9 +2282,10 @@
             <w:r/>
             <w:r>
               <w:rPr>
-                <w:rFonts w:ascii="Times New Roman" w:hAnsi="Times New Roman" w:eastAsia="Times New Roman"/>
+                <w:rFonts w:ascii="Calibri" w:hAnsi="Calibri" w:eastAsia="Calibri"/>
                 <w:b/>
-                <w:color w:val="20202B"/>
+                <w:i w:val="0"/>
+                <w:color w:val="2B164F"/>
                 <w:sz w:val="19"/>
               </w:rPr>
               <w:t>1.011,25</w:t>
@@ -2193,18 +2294,18 @@
         </w:tc>
         <w:tc>
           <w:tcPr>
-            <w:tcW w:type="dxa" w:w="2088"/>
-            <w:shd w:fill="EBE5F3"/>
+            <w:tcW w:type="dxa" w:w="2016"/>
+            <w:shd w:val="clear" w:color="auto" w:fill="EBE5F3"/>
             <w:vAlign w:val="center"/>
             <w:tcBorders>
-              <w:top w:val="single" w:sz="4" w:color="D9D9D9"/>
-              <w:left w:val="single" w:sz="4" w:color="D9D9D9"/>
-              <w:bottom w:val="single" w:sz="4" w:color="D9D9D9"/>
-              <w:right w:val="single" w:sz="4" w:color="D9D9D9"/>
+              <w:top w:val="single" w:sz="12" w:color="512F8D"/>
+              <w:left w:val="nil"/>
+              <w:bottom w:val="single" w:sz="4" w:color="E7E2EF"/>
+              <w:right w:val="nil"/>
             </w:tcBorders>
             <w:tcMar>
-              <w:top w:w="90" w:type="dxa"/>
-              <w:bottom w:w="90" w:type="dxa"/>
+              <w:top w:w="70" w:type="dxa"/>
+              <w:bottom w:w="70" w:type="dxa"/>
               <w:left w:w="100" w:type="dxa"/>
               <w:right w:w="100" w:type="dxa"/>
             </w:tcMar>
@@ -2217,9 +2318,10 @@
             <w:r/>
             <w:r>
               <w:rPr>
-                <w:rFonts w:ascii="Times New Roman" w:hAnsi="Times New Roman" w:eastAsia="Times New Roman"/>
+                <w:rFonts w:ascii="Calibri" w:hAnsi="Calibri" w:eastAsia="Calibri"/>
                 <w:b/>
-                <w:color w:val="20202B"/>
+                <w:i w:val="0"/>
+                <w:color w:val="2B164F"/>
                 <w:sz w:val="19"/>
               </w:rPr>
               <w:t>3.758,99</w:t>
@@ -2230,42 +2332,41 @@
     </w:tbl>
     <w:p>
       <w:pPr>
-        <w:spacing w:after="100" w:line="259" w:lineRule="auto"/>
+        <w:spacing w:after="120" w:before="80" w:line="269" w:lineRule="auto"/>
       </w:pPr>
       <w:r>
         <w:rPr>
-          <w:rFonts w:ascii="Times New Roman" w:hAnsi="Times New Roman" w:eastAsia="Times New Roman"/>
+          <w:rFonts w:ascii="Calibri" w:hAnsi="Calibri" w:eastAsia="Calibri"/>
           <w:b w:val="0"/>
-          <w:color w:val="666178"/>
-          <w:sz w:val="18"/>
+          <w:i w:val="0"/>
+          <w:color w:val="6E6880"/>
+          <w:sz w:val="17"/>
         </w:rPr>
-        <w:t>Montos acumulados en millones de USD. Los subtotales visibles pueden diferir por redondeo.</w:t>
+        <w:t>Montos acumulados en millones de USD. El acumulado de gobierno ya incluye el monto fiscal; no se suman entre sí.</w:t>
       </w:r>
     </w:p>
     <w:p>
       <w:pPr>
-        <w:pStyle w:val="Heading2"/>
-        <w:spacing w:after="120" w:line="259" w:lineRule="auto"/>
+        <w:keepNext/>
+        <w:spacing w:after="120" w:before="240" w:line="269" w:lineRule="auto"/>
       </w:pPr>
       <w:r>
         <w:rPr>
-          <w:rFonts w:ascii="Times New Roman" w:hAnsi="Times New Roman" w:eastAsia="Times New Roman"/>
+          <w:rFonts w:ascii="Century Gothic" w:hAnsi="Century Gothic" w:eastAsia="Century Gothic"/>
           <w:b/>
-          <w:color w:val="000000"/>
+          <w:i w:val="0"/>
+          <w:color w:val="2B164F"/>
           <w:sz w:val="24"/>
         </w:rPr>
-        <w:t>Distribución territorial</w:t>
+        <w:t>Cobertura por programa</w:t>
       </w:r>
     </w:p>
     <w:p>
-      <w:pPr>
-        <w:spacing w:after="60"/>
-      </w:pPr>
       <w:r>
         <w:drawing>
           <wp:inline xmlns:a="http://schemas.openxmlformats.org/drawingml/2006/main" xmlns:pic="http://schemas.openxmlformats.org/drawingml/2006/picture">
-            <wp:extent cx="6400800" cy="1835785"/>
-            <wp:docPr id="1" name="Picture 1"/>
+            <wp:extent cx="6492240" cy="1663636"/>
+            <wp:docPr id="3" name="Picture 3"/>
             <wp:cNvGraphicFramePr>
               <a:graphicFrameLocks noChangeAspect="1"/>
             </wp:cNvGraphicFramePr>
@@ -2277,7 +2378,7 @@
                     <pic:cNvPicPr/>
                   </pic:nvPicPr>
                   <pic:blipFill>
-                    <a:blip r:embed="rId11"/>
+                    <a:blip r:embed="rId14"/>
                     <a:stretch>
                       <a:fillRect/>
                     </a:stretch>
@@ -2285,7 +2386,7 @@
                   <pic:spPr>
                     <a:xfrm>
                       <a:off x="0" y="0"/>
-                      <a:ext cx="6400800" cy="1835785"/>
+                      <a:ext cx="6492240" cy="1663636"/>
                     </a:xfrm>
                     <a:prstGeom prst="rect"/>
                   </pic:spPr>
@@ -2298,30 +2399,69 @@
     </w:p>
     <w:p>
       <w:pPr>
-        <w:spacing w:after="120" w:line="259" w:lineRule="auto"/>
+        <w:keepNext/>
+        <w:spacing w:after="120" w:before="240" w:line="269" w:lineRule="auto"/>
       </w:pPr>
       <w:r>
         <w:rPr>
-          <w:rFonts w:ascii="Times New Roman" w:hAnsi="Times New Roman" w:eastAsia="Times New Roman"/>
-          <w:b w:val="0"/>
-          <w:color w:val="666178"/>
-          <w:sz w:val="18"/>
+          <w:rFonts w:ascii="Century Gothic" w:hAnsi="Century Gothic" w:eastAsia="Century Gothic"/>
+          <w:b/>
+          <w:i w:val="0"/>
+          <w:color w:val="2B164F"/>
+          <w:sz w:val="24"/>
         </w:rPr>
-        <w:t>Se muestran hasta seis ámbitos con mayor cobertura entre 25 seleccionados. Los 3 ámbitos con mayor cobertura concentran el 41,4 % del total seleccionado.</w:t>
+        <w:t>Provincias con mayor cobertura</w:t>
+      </w:r>
+    </w:p>
+    <w:p>
+      <w:r>
+        <w:drawing>
+          <wp:inline xmlns:a="http://schemas.openxmlformats.org/drawingml/2006/main" xmlns:pic="http://schemas.openxmlformats.org/drawingml/2006/picture">
+            <wp:extent cx="6492240" cy="1379601"/>
+            <wp:docPr id="4" name="Picture 4"/>
+            <wp:cNvGraphicFramePr>
+              <a:graphicFrameLocks noChangeAspect="1"/>
+            </wp:cNvGraphicFramePr>
+            <a:graphic>
+              <a:graphicData uri="http://schemas.openxmlformats.org/drawingml/2006/picture">
+                <pic:pic>
+                  <pic:nvPicPr>
+                    <pic:cNvPr id="0" name="image.png"/>
+                    <pic:cNvPicPr/>
+                  </pic:nvPicPr>
+                  <pic:blipFill>
+                    <a:blip r:embed="rId15"/>
+                    <a:stretch>
+                      <a:fillRect/>
+                    </a:stretch>
+                  </pic:blipFill>
+                  <pic:spPr>
+                    <a:xfrm>
+                      <a:off x="0" y="0"/>
+                      <a:ext cx="6492240" cy="1379601"/>
+                    </a:xfrm>
+                    <a:prstGeom prst="rect"/>
+                  </pic:spPr>
+                </pic:pic>
+              </a:graphicData>
+            </a:graphic>
+          </wp:inline>
+        </w:drawing>
       </w:r>
     </w:p>
     <w:p>
       <w:pPr>
-        <w:spacing w:after="120" w:line="259" w:lineRule="auto"/>
+        <w:spacing w:after="120" w:before="0" w:line="269" w:lineRule="auto"/>
       </w:pPr>
       <w:r>
         <w:rPr>
-          <w:rFonts w:ascii="Times New Roman" w:hAnsi="Times New Roman" w:eastAsia="Times New Roman"/>
+          <w:rFonts w:ascii="Calibri" w:hAnsi="Calibri" w:eastAsia="Calibri"/>
           <w:b w:val="0"/>
-          <w:color w:val="666178"/>
+          <w:i w:val="0"/>
+          <w:color w:val="6E6880"/>
           <w:sz w:val="18"/>
         </w:rPr>
-        <w:t>Los conteos agregados no permiten verificar personas únicas. Presupuesto ejecutado: N/D.</w:t>
+        <w:t>Guayas, Manabí y Los Ríos concentran el 41,4 % de la cobertura seleccionada en este ámbito. Los conteos agregados no permiten verificar personas únicas. Presupuesto ejecutado: N/D.</w:t>
       </w:r>
     </w:p>
     <w:p>
@@ -2331,43 +2471,46 @@
     </w:p>
     <w:p>
       <w:pPr>
-        <w:pStyle w:val="Heading1"/>
-        <w:spacing w:after="160" w:line="259" w:lineRule="auto"/>
+        <w:keepNext/>
+        <w:spacing w:after="40" w:before="0" w:line="269" w:lineRule="auto"/>
       </w:pPr>
       <w:r>
         <w:rPr>
-          <w:rFonts w:ascii="Times New Roman" w:hAnsi="Times New Roman" w:eastAsia="Times New Roman"/>
+          <w:rFonts w:ascii="Century Gothic" w:hAnsi="Century Gothic" w:eastAsia="Century Gothic"/>
           <w:b/>
-          <w:color w:val="000000"/>
-          <w:sz w:val="38"/>
+          <w:i w:val="0"/>
+          <w:color w:val="2B164F"/>
+          <w:sz w:val="40"/>
         </w:rPr>
-        <w:t>02 Servicios de protección integral</w:t>
+        <w:t>Servicios de protección integral</w:t>
       </w:r>
     </w:p>
     <w:p>
       <w:pPr>
-        <w:spacing w:after="120" w:line="259" w:lineRule="auto"/>
+        <w:spacing w:after="120" w:before="0" w:line="269" w:lineRule="auto"/>
       </w:pPr>
       <w:r>
         <w:rPr>
-          <w:rFonts w:ascii="Times New Roman" w:hAnsi="Times New Roman" w:eastAsia="Times New Roman"/>
+          <w:rFonts w:ascii="Calibri" w:hAnsi="Calibri" w:eastAsia="Calibri"/>
           <w:b/>
-          <w:color w:val="20202B"/>
+          <w:i w:val="0"/>
+          <w:color w:val="512F8D"/>
           <w:sz w:val="24"/>
         </w:rPr>
-        <w:t>456.239 usuarios reportados y 11.158 unidades reportadas</w:t>
+        <w:t>456.239 usuarios reportados · 11.158 unidades de atención</w:t>
       </w:r>
     </w:p>
     <w:p>
       <w:pPr>
-        <w:spacing w:after="120" w:line="259" w:lineRule="auto"/>
+        <w:spacing w:after="160" w:before="0" w:line="269" w:lineRule="auto"/>
       </w:pPr>
       <w:r>
         <w:rPr>
-          <w:rFonts w:ascii="Times New Roman" w:hAnsi="Times New Roman" w:eastAsia="Times New Roman"/>
+          <w:rFonts w:ascii="Calibri" w:hAnsi="Calibri" w:eastAsia="Calibri"/>
           <w:b w:val="0"/>
+          <w:i w:val="0"/>
           <w:color w:val="20202B"/>
-          <w:sz w:val="22"/>
+          <w:sz w:val="21"/>
         </w:rPr>
         <w:t>Desarrollo Infantil Integral concentra el 60,3 % del total seleccionado, con 274.975 registros reportados.</w:t>
       </w:r>
@@ -2380,11 +2523,11 @@
         <w:tblLook w:firstColumn="1" w:firstRow="1" w:lastColumn="0" w:lastRow="0" w:noHBand="0" w:noVBand="1" w:val="04A0"/>
       </w:tblPr>
       <w:tblGrid>
-        <w:gridCol w:w="3384"/>
+        <w:gridCol w:w="3528"/>
         <w:gridCol w:w="1512"/>
-        <w:gridCol w:w="1152"/>
-        <w:gridCol w:w="2088"/>
-        <w:gridCol w:w="2088"/>
+        <w:gridCol w:w="1224"/>
+        <w:gridCol w:w="1944"/>
+        <w:gridCol w:w="2016"/>
       </w:tblGrid>
       <w:tr>
         <w:trPr>
@@ -2393,202 +2536,18 @@
         </w:trPr>
         <w:tc>
           <w:tcPr>
-            <w:tcW w:type="dxa" w:w="3384"/>
-            <w:shd w:fill="512F8D"/>
+            <w:tcW w:type="dxa" w:w="3528"/>
+            <w:shd w:val="clear" w:color="auto" w:fill="512F8D"/>
             <w:vAlign w:val="center"/>
             <w:tcBorders>
-              <w:top w:val="single" w:sz="4" w:color="D9D9D9"/>
-              <w:left w:val="single" w:sz="4" w:color="D9D9D9"/>
-              <w:bottom w:val="single" w:sz="4" w:color="D9D9D9"/>
-              <w:right w:val="single" w:sz="4" w:color="D9D9D9"/>
+              <w:top w:val="nil"/>
+              <w:left w:val="nil"/>
+              <w:bottom w:val="single" w:sz="4" w:color="E7E2EF"/>
+              <w:right w:val="nil"/>
             </w:tcBorders>
             <w:tcMar>
-              <w:top w:w="90" w:type="dxa"/>
-              <w:bottom w:w="90" w:type="dxa"/>
-              <w:left w:w="100" w:type="dxa"/>
-              <w:right w:w="100" w:type="dxa"/>
-            </w:tcMar>
-          </w:tcPr>
-          <w:p>
-            <w:pPr>
-              <w:spacing w:after="0"/>
-              <w:jc w:val="left"/>
-            </w:pPr>
-            <w:r/>
-            <w:r>
-              <w:rPr>
-                <w:rFonts w:ascii="Times New Roman" w:hAnsi="Times New Roman" w:eastAsia="Times New Roman"/>
-                <w:b/>
-                <w:color w:val="FFFFFF"/>
-                <w:sz w:val="19"/>
-              </w:rPr>
-              <w:t>Servicio</w:t>
-            </w:r>
-          </w:p>
-        </w:tc>
-        <w:tc>
-          <w:tcPr>
-            <w:tcW w:type="dxa" w:w="1512"/>
-            <w:shd w:fill="512F8D"/>
-            <w:vAlign w:val="center"/>
-            <w:tcBorders>
-              <w:top w:val="single" w:sz="4" w:color="D9D9D9"/>
-              <w:left w:val="single" w:sz="4" w:color="D9D9D9"/>
-              <w:bottom w:val="single" w:sz="4" w:color="D9D9D9"/>
-              <w:right w:val="single" w:sz="4" w:color="D9D9D9"/>
-            </w:tcBorders>
-            <w:tcMar>
-              <w:top w:w="90" w:type="dxa"/>
-              <w:bottom w:w="90" w:type="dxa"/>
-              <w:left w:w="100" w:type="dxa"/>
-              <w:right w:w="100" w:type="dxa"/>
-            </w:tcMar>
-          </w:tcPr>
-          <w:p>
-            <w:pPr>
-              <w:spacing w:after="0"/>
-              <w:jc w:val="right"/>
-            </w:pPr>
-            <w:r/>
-            <w:r>
-              <w:rPr>
-                <w:rFonts w:ascii="Times New Roman" w:hAnsi="Times New Roman" w:eastAsia="Times New Roman"/>
-                <w:b/>
-                <w:color w:val="FFFFFF"/>
-                <w:sz w:val="19"/>
-              </w:rPr>
-              <w:t>Usuarios</w:t>
-            </w:r>
-          </w:p>
-        </w:tc>
-        <w:tc>
-          <w:tcPr>
-            <w:tcW w:type="dxa" w:w="1152"/>
-            <w:shd w:fill="512F8D"/>
-            <w:vAlign w:val="center"/>
-            <w:tcBorders>
-              <w:top w:val="single" w:sz="4" w:color="D9D9D9"/>
-              <w:left w:val="single" w:sz="4" w:color="D9D9D9"/>
-              <w:bottom w:val="single" w:sz="4" w:color="D9D9D9"/>
-              <w:right w:val="single" w:sz="4" w:color="D9D9D9"/>
-            </w:tcBorders>
-            <w:tcMar>
-              <w:top w:w="90" w:type="dxa"/>
-              <w:bottom w:w="90" w:type="dxa"/>
-              <w:left w:w="100" w:type="dxa"/>
-              <w:right w:w="100" w:type="dxa"/>
-            </w:tcMar>
-          </w:tcPr>
-          <w:p>
-            <w:pPr>
-              <w:spacing w:after="0"/>
-              <w:jc w:val="right"/>
-            </w:pPr>
-            <w:r/>
-            <w:r>
-              <w:rPr>
-                <w:rFonts w:ascii="Times New Roman" w:hAnsi="Times New Roman" w:eastAsia="Times New Roman"/>
-                <w:b/>
-                <w:color w:val="FFFFFF"/>
-                <w:sz w:val="19"/>
-              </w:rPr>
-              <w:t>Unidades</w:t>
-            </w:r>
-          </w:p>
-        </w:tc>
-        <w:tc>
-          <w:tcPr>
-            <w:tcW w:type="dxa" w:w="2088"/>
-            <w:shd w:fill="512F8D"/>
-            <w:vAlign w:val="center"/>
-            <w:tcBorders>
-              <w:top w:val="single" w:sz="4" w:color="D9D9D9"/>
-              <w:left w:val="single" w:sz="4" w:color="D9D9D9"/>
-              <w:bottom w:val="single" w:sz="4" w:color="D9D9D9"/>
-              <w:right w:val="single" w:sz="4" w:color="D9D9D9"/>
-            </w:tcBorders>
-            <w:tcMar>
-              <w:top w:w="90" w:type="dxa"/>
-              <w:bottom w:w="90" w:type="dxa"/>
-              <w:left w:w="100" w:type="dxa"/>
-              <w:right w:w="100" w:type="dxa"/>
-            </w:tcMar>
-          </w:tcPr>
-          <w:p>
-            <w:pPr>
-              <w:spacing w:after="0"/>
-              <w:jc w:val="right"/>
-            </w:pPr>
-            <w:r/>
-            <w:r>
-              <w:rPr>
-                <w:rFonts w:ascii="Times New Roman" w:hAnsi="Times New Roman" w:eastAsia="Times New Roman"/>
-                <w:b/>
-                <w:color w:val="FFFFFF"/>
-                <w:sz w:val="19"/>
-              </w:rPr>
-              <w:t>Fiscal 2026</w:t>
-              <w:br/>
-              <w:t>USD MM</w:t>
-            </w:r>
-          </w:p>
-        </w:tc>
-        <w:tc>
-          <w:tcPr>
-            <w:tcW w:type="dxa" w:w="2088"/>
-            <w:shd w:fill="512F8D"/>
-            <w:vAlign w:val="center"/>
-            <w:tcBorders>
-              <w:top w:val="single" w:sz="4" w:color="D9D9D9"/>
-              <w:left w:val="single" w:sz="4" w:color="D9D9D9"/>
-              <w:bottom w:val="single" w:sz="4" w:color="D9D9D9"/>
-              <w:right w:val="single" w:sz="4" w:color="D9D9D9"/>
-            </w:tcBorders>
-            <w:tcMar>
-              <w:top w:w="90" w:type="dxa"/>
-              <w:bottom w:w="90" w:type="dxa"/>
-              <w:left w:w="100" w:type="dxa"/>
-              <w:right w:w="100" w:type="dxa"/>
-            </w:tcMar>
-          </w:tcPr>
-          <w:p>
-            <w:pPr>
-              <w:spacing w:after="0"/>
-              <w:jc w:val="right"/>
-            </w:pPr>
-            <w:r/>
-            <w:r>
-              <w:rPr>
-                <w:rFonts w:ascii="Times New Roman" w:hAnsi="Times New Roman" w:eastAsia="Times New Roman"/>
-                <w:b/>
-                <w:color w:val="FFFFFF"/>
-                <w:sz w:val="19"/>
-              </w:rPr>
-              <w:t>Gobierno</w:t>
-              <w:br/>
-              <w:t>USD MM</w:t>
-            </w:r>
-          </w:p>
-        </w:tc>
-      </w:tr>
-      <w:tr>
-        <w:trPr>
-          <w:cantSplit/>
-        </w:trPr>
-        <w:tc>
-          <w:tcPr>
-            <w:tcW w:type="dxa" w:w="3384"/>
-            <w:shd w:fill="FFFFFF"/>
-            <w:vAlign w:val="center"/>
-            <w:tcBorders>
-              <w:top w:val="single" w:sz="4" w:color="D9D9D9"/>
-              <w:left w:val="single" w:sz="4" w:color="D9D9D9"/>
-              <w:bottom w:val="single" w:sz="4" w:color="D9D9D9"/>
-              <w:right w:val="single" w:sz="4" w:color="D9D9D9"/>
-            </w:tcBorders>
-            <w:tcMar>
-              <w:top w:w="90" w:type="dxa"/>
-              <w:bottom w:w="90" w:type="dxa"/>
+              <w:top w:w="70" w:type="dxa"/>
+              <w:bottom w:w="70" w:type="dxa"/>
               <w:left w:w="100" w:type="dxa"/>
               <w:right w:w="100" w:type="dxa"/>
             </w:tcMar>
@@ -2601,29 +2560,30 @@
             <w:r/>
             <w:r>
               <w:rPr>
-                <w:rFonts w:ascii="Times New Roman" w:hAnsi="Times New Roman" w:eastAsia="Times New Roman"/>
-                <w:b w:val="0"/>
-                <w:color w:val="20202B"/>
-                <w:sz w:val="19"/>
+                <w:rFonts w:ascii="Century Gothic" w:hAnsi="Century Gothic" w:eastAsia="Century Gothic"/>
+                <w:b/>
+                <w:i w:val="0"/>
+                <w:color w:val="FFFFFF"/>
+                <w:sz w:val="17"/>
               </w:rPr>
-              <w:t>Desarrollo Infantil Integral</w:t>
+              <w:t>Servicio</w:t>
             </w:r>
           </w:p>
         </w:tc>
         <w:tc>
           <w:tcPr>
             <w:tcW w:type="dxa" w:w="1512"/>
-            <w:shd w:fill="FFFFFF"/>
+            <w:shd w:val="clear" w:color="auto" w:fill="512F8D"/>
             <w:vAlign w:val="center"/>
             <w:tcBorders>
-              <w:top w:val="single" w:sz="4" w:color="D9D9D9"/>
-              <w:left w:val="single" w:sz="4" w:color="D9D9D9"/>
-              <w:bottom w:val="single" w:sz="4" w:color="D9D9D9"/>
-              <w:right w:val="single" w:sz="4" w:color="D9D9D9"/>
+              <w:top w:val="nil"/>
+              <w:left w:val="nil"/>
+              <w:bottom w:val="single" w:sz="4" w:color="E7E2EF"/>
+              <w:right w:val="nil"/>
             </w:tcBorders>
             <w:tcMar>
-              <w:top w:w="90" w:type="dxa"/>
-              <w:bottom w:w="90" w:type="dxa"/>
+              <w:top w:w="70" w:type="dxa"/>
+              <w:bottom w:w="70" w:type="dxa"/>
               <w:left w:w="100" w:type="dxa"/>
               <w:right w:w="100" w:type="dxa"/>
             </w:tcMar>
@@ -2636,29 +2596,30 @@
             <w:r/>
             <w:r>
               <w:rPr>
-                <w:rFonts w:ascii="Times New Roman" w:hAnsi="Times New Roman" w:eastAsia="Times New Roman"/>
-                <w:b w:val="0"/>
-                <w:color w:val="20202B"/>
-                <w:sz w:val="19"/>
+                <w:rFonts w:ascii="Century Gothic" w:hAnsi="Century Gothic" w:eastAsia="Century Gothic"/>
+                <w:b/>
+                <w:i w:val="0"/>
+                <w:color w:val="FFFFFF"/>
+                <w:sz w:val="17"/>
               </w:rPr>
-              <w:t>274.975</w:t>
+              <w:t>Usuarios</w:t>
             </w:r>
           </w:p>
         </w:tc>
         <w:tc>
           <w:tcPr>
-            <w:tcW w:type="dxa" w:w="1152"/>
-            <w:shd w:fill="FFFFFF"/>
+            <w:tcW w:type="dxa" w:w="1224"/>
+            <w:shd w:val="clear" w:color="auto" w:fill="512F8D"/>
             <w:vAlign w:val="center"/>
             <w:tcBorders>
-              <w:top w:val="single" w:sz="4" w:color="D9D9D9"/>
-              <w:left w:val="single" w:sz="4" w:color="D9D9D9"/>
-              <w:bottom w:val="single" w:sz="4" w:color="D9D9D9"/>
-              <w:right w:val="single" w:sz="4" w:color="D9D9D9"/>
+              <w:top w:val="nil"/>
+              <w:left w:val="nil"/>
+              <w:bottom w:val="single" w:sz="4" w:color="E7E2EF"/>
+              <w:right w:val="nil"/>
             </w:tcBorders>
             <w:tcMar>
-              <w:top w:w="90" w:type="dxa"/>
-              <w:bottom w:w="90" w:type="dxa"/>
+              <w:top w:w="70" w:type="dxa"/>
+              <w:bottom w:w="70" w:type="dxa"/>
               <w:left w:w="100" w:type="dxa"/>
               <w:right w:w="100" w:type="dxa"/>
             </w:tcMar>
@@ -2671,29 +2632,30 @@
             <w:r/>
             <w:r>
               <w:rPr>
-                <w:rFonts w:ascii="Times New Roman" w:hAnsi="Times New Roman" w:eastAsia="Times New Roman"/>
-                <w:b w:val="0"/>
-                <w:color w:val="20202B"/>
-                <w:sz w:val="19"/>
+                <w:rFonts w:ascii="Century Gothic" w:hAnsi="Century Gothic" w:eastAsia="Century Gothic"/>
+                <w:b/>
+                <w:i w:val="0"/>
+                <w:color w:val="FFFFFF"/>
+                <w:sz w:val="17"/>
               </w:rPr>
-              <w:t>6.759</w:t>
+              <w:t>Unidades</w:t>
             </w:r>
           </w:p>
         </w:tc>
         <w:tc>
           <w:tcPr>
-            <w:tcW w:type="dxa" w:w="2088"/>
-            <w:shd w:fill="FFFFFF"/>
+            <w:tcW w:type="dxa" w:w="1944"/>
+            <w:shd w:val="clear" w:color="auto" w:fill="512F8D"/>
             <w:vAlign w:val="center"/>
             <w:tcBorders>
-              <w:top w:val="single" w:sz="4" w:color="D9D9D9"/>
-              <w:left w:val="single" w:sz="4" w:color="D9D9D9"/>
-              <w:bottom w:val="single" w:sz="4" w:color="D9D9D9"/>
-              <w:right w:val="single" w:sz="4" w:color="D9D9D9"/>
+              <w:top w:val="nil"/>
+              <w:left w:val="nil"/>
+              <w:bottom w:val="single" w:sz="4" w:color="E7E2EF"/>
+              <w:right w:val="nil"/>
             </w:tcBorders>
             <w:tcMar>
-              <w:top w:w="90" w:type="dxa"/>
-              <w:bottom w:w="90" w:type="dxa"/>
+              <w:top w:w="70" w:type="dxa"/>
+              <w:bottom w:w="70" w:type="dxa"/>
               <w:left w:w="100" w:type="dxa"/>
               <w:right w:w="100" w:type="dxa"/>
             </w:tcMar>
@@ -2706,29 +2668,32 @@
             <w:r/>
             <w:r>
               <w:rPr>
-                <w:rFonts w:ascii="Times New Roman" w:hAnsi="Times New Roman" w:eastAsia="Times New Roman"/>
-                <w:b w:val="0"/>
-                <w:color w:val="20202B"/>
-                <w:sz w:val="19"/>
+                <w:rFonts w:ascii="Century Gothic" w:hAnsi="Century Gothic" w:eastAsia="Century Gothic"/>
+                <w:b/>
+                <w:i w:val="0"/>
+                <w:color w:val="FFFFFF"/>
+                <w:sz w:val="17"/>
               </w:rPr>
-              <w:t>106,08</w:t>
+              <w:t>Fiscal 2026</w:t>
+              <w:br/>
+              <w:t>(USD M)</w:t>
             </w:r>
           </w:p>
         </w:tc>
         <w:tc>
           <w:tcPr>
-            <w:tcW w:type="dxa" w:w="2088"/>
-            <w:shd w:fill="FFFFFF"/>
+            <w:tcW w:type="dxa" w:w="2016"/>
+            <w:shd w:val="clear" w:color="auto" w:fill="512F8D"/>
             <w:vAlign w:val="center"/>
             <w:tcBorders>
-              <w:top w:val="single" w:sz="4" w:color="D9D9D9"/>
-              <w:left w:val="single" w:sz="4" w:color="D9D9D9"/>
-              <w:bottom w:val="single" w:sz="4" w:color="D9D9D9"/>
-              <w:right w:val="single" w:sz="4" w:color="D9D9D9"/>
+              <w:top w:val="nil"/>
+              <w:left w:val="nil"/>
+              <w:bottom w:val="single" w:sz="4" w:color="E7E2EF"/>
+              <w:right w:val="nil"/>
             </w:tcBorders>
             <w:tcMar>
-              <w:top w:w="90" w:type="dxa"/>
-              <w:bottom w:w="90" w:type="dxa"/>
+              <w:top w:w="70" w:type="dxa"/>
+              <w:bottom w:w="70" w:type="dxa"/>
               <w:left w:w="100" w:type="dxa"/>
               <w:right w:w="100" w:type="dxa"/>
             </w:tcMar>
@@ -2741,8 +2706,196 @@
             <w:r/>
             <w:r>
               <w:rPr>
-                <w:rFonts w:ascii="Times New Roman" w:hAnsi="Times New Roman" w:eastAsia="Times New Roman"/>
+                <w:rFonts w:ascii="Century Gothic" w:hAnsi="Century Gothic" w:eastAsia="Century Gothic"/>
+                <w:b/>
+                <w:i w:val="0"/>
+                <w:color w:val="FFFFFF"/>
+                <w:sz w:val="17"/>
+              </w:rPr>
+              <w:t>Gobierno</w:t>
+              <w:br/>
+              <w:t>(USD M)</w:t>
+            </w:r>
+          </w:p>
+        </w:tc>
+      </w:tr>
+      <w:tr>
+        <w:trPr>
+          <w:cantSplit/>
+        </w:trPr>
+        <w:tc>
+          <w:tcPr>
+            <w:tcW w:type="dxa" w:w="3528"/>
+            <w:shd w:val="clear" w:color="auto" w:fill="FFFFFF"/>
+            <w:vAlign w:val="center"/>
+            <w:tcBorders>
+              <w:top w:val="nil"/>
+              <w:left w:val="nil"/>
+              <w:bottom w:val="single" w:sz="4" w:color="E7E2EF"/>
+              <w:right w:val="nil"/>
+            </w:tcBorders>
+            <w:tcMar>
+              <w:top w:w="70" w:type="dxa"/>
+              <w:bottom w:w="70" w:type="dxa"/>
+              <w:left w:w="100" w:type="dxa"/>
+              <w:right w:w="100" w:type="dxa"/>
+            </w:tcMar>
+          </w:tcPr>
+          <w:p>
+            <w:pPr>
+              <w:spacing w:after="0" w:line="240" w:lineRule="auto"/>
+              <w:jc w:val="left"/>
+            </w:pPr>
+            <w:r/>
+            <w:r>
+              <w:rPr>
+                <w:rFonts w:ascii="Calibri" w:hAnsi="Calibri" w:eastAsia="Calibri"/>
+                <w:b/>
+                <w:i w:val="0"/>
+                <w:color w:val="2B164F"/>
+                <w:sz w:val="19"/>
+              </w:rPr>
+              <w:t>Desarrollo Infantil Integral</w:t>
+            </w:r>
+          </w:p>
+        </w:tc>
+        <w:tc>
+          <w:tcPr>
+            <w:tcW w:type="dxa" w:w="1512"/>
+            <w:shd w:val="clear" w:color="auto" w:fill="FFFFFF"/>
+            <w:vAlign w:val="center"/>
+            <w:tcBorders>
+              <w:top w:val="nil"/>
+              <w:left w:val="nil"/>
+              <w:bottom w:val="single" w:sz="4" w:color="E7E2EF"/>
+              <w:right w:val="nil"/>
+            </w:tcBorders>
+            <w:tcMar>
+              <w:top w:w="70" w:type="dxa"/>
+              <w:bottom w:w="70" w:type="dxa"/>
+              <w:left w:w="100" w:type="dxa"/>
+              <w:right w:w="100" w:type="dxa"/>
+            </w:tcMar>
+          </w:tcPr>
+          <w:p>
+            <w:pPr>
+              <w:spacing w:after="0" w:line="240" w:lineRule="auto"/>
+              <w:jc w:val="right"/>
+            </w:pPr>
+            <w:r/>
+            <w:r>
+              <w:rPr>
+                <w:rFonts w:ascii="Calibri" w:hAnsi="Calibri" w:eastAsia="Calibri"/>
                 <w:b w:val="0"/>
+                <w:i w:val="0"/>
+                <w:color w:val="20202B"/>
+                <w:sz w:val="19"/>
+              </w:rPr>
+              <w:t>274.975</w:t>
+            </w:r>
+          </w:p>
+        </w:tc>
+        <w:tc>
+          <w:tcPr>
+            <w:tcW w:type="dxa" w:w="1224"/>
+            <w:shd w:val="clear" w:color="auto" w:fill="FFFFFF"/>
+            <w:vAlign w:val="center"/>
+            <w:tcBorders>
+              <w:top w:val="nil"/>
+              <w:left w:val="nil"/>
+              <w:bottom w:val="single" w:sz="4" w:color="E7E2EF"/>
+              <w:right w:val="nil"/>
+            </w:tcBorders>
+            <w:tcMar>
+              <w:top w:w="70" w:type="dxa"/>
+              <w:bottom w:w="70" w:type="dxa"/>
+              <w:left w:w="100" w:type="dxa"/>
+              <w:right w:w="100" w:type="dxa"/>
+            </w:tcMar>
+          </w:tcPr>
+          <w:p>
+            <w:pPr>
+              <w:spacing w:after="0" w:line="240" w:lineRule="auto"/>
+              <w:jc w:val="right"/>
+            </w:pPr>
+            <w:r/>
+            <w:r>
+              <w:rPr>
+                <w:rFonts w:ascii="Calibri" w:hAnsi="Calibri" w:eastAsia="Calibri"/>
+                <w:b w:val="0"/>
+                <w:i w:val="0"/>
+                <w:color w:val="20202B"/>
+                <w:sz w:val="19"/>
+              </w:rPr>
+              <w:t>6.759</w:t>
+            </w:r>
+          </w:p>
+        </w:tc>
+        <w:tc>
+          <w:tcPr>
+            <w:tcW w:type="dxa" w:w="1944"/>
+            <w:shd w:val="clear" w:color="auto" w:fill="FFFFFF"/>
+            <w:vAlign w:val="center"/>
+            <w:tcBorders>
+              <w:top w:val="nil"/>
+              <w:left w:val="nil"/>
+              <w:bottom w:val="single" w:sz="4" w:color="E7E2EF"/>
+              <w:right w:val="nil"/>
+            </w:tcBorders>
+            <w:tcMar>
+              <w:top w:w="70" w:type="dxa"/>
+              <w:bottom w:w="70" w:type="dxa"/>
+              <w:left w:w="100" w:type="dxa"/>
+              <w:right w:w="100" w:type="dxa"/>
+            </w:tcMar>
+          </w:tcPr>
+          <w:p>
+            <w:pPr>
+              <w:spacing w:after="0" w:line="240" w:lineRule="auto"/>
+              <w:jc w:val="right"/>
+            </w:pPr>
+            <w:r/>
+            <w:r>
+              <w:rPr>
+                <w:rFonts w:ascii="Calibri" w:hAnsi="Calibri" w:eastAsia="Calibri"/>
+                <w:b w:val="0"/>
+                <w:i w:val="0"/>
+                <w:color w:val="20202B"/>
+                <w:sz w:val="19"/>
+              </w:rPr>
+              <w:t>106,08</w:t>
+            </w:r>
+          </w:p>
+        </w:tc>
+        <w:tc>
+          <w:tcPr>
+            <w:tcW w:type="dxa" w:w="2016"/>
+            <w:shd w:val="clear" w:color="auto" w:fill="FFFFFF"/>
+            <w:vAlign w:val="center"/>
+            <w:tcBorders>
+              <w:top w:val="nil"/>
+              <w:left w:val="nil"/>
+              <w:bottom w:val="single" w:sz="4" w:color="E7E2EF"/>
+              <w:right w:val="nil"/>
+            </w:tcBorders>
+            <w:tcMar>
+              <w:top w:w="70" w:type="dxa"/>
+              <w:bottom w:w="70" w:type="dxa"/>
+              <w:left w:w="100" w:type="dxa"/>
+              <w:right w:w="100" w:type="dxa"/>
+            </w:tcMar>
+          </w:tcPr>
+          <w:p>
+            <w:pPr>
+              <w:spacing w:after="0" w:line="240" w:lineRule="auto"/>
+              <w:jc w:val="right"/>
+            </w:pPr>
+            <w:r/>
+            <w:r>
+              <w:rPr>
+                <w:rFonts w:ascii="Calibri" w:hAnsi="Calibri" w:eastAsia="Calibri"/>
+                <w:b w:val="0"/>
+                <w:i w:val="0"/>
                 <w:color w:val="20202B"/>
                 <w:sz w:val="19"/>
               </w:rPr>
@@ -2757,18 +2910,18 @@
         </w:trPr>
         <w:tc>
           <w:tcPr>
-            <w:tcW w:type="dxa" w:w="3384"/>
-            <w:shd w:fill="F7F5FA"/>
+            <w:tcW w:type="dxa" w:w="3528"/>
+            <w:shd w:val="clear" w:color="auto" w:fill="F7F5FA"/>
             <w:vAlign w:val="center"/>
             <w:tcBorders>
-              <w:top w:val="single" w:sz="4" w:color="D9D9D9"/>
-              <w:left w:val="single" w:sz="4" w:color="D9D9D9"/>
-              <w:bottom w:val="single" w:sz="4" w:color="D9D9D9"/>
-              <w:right w:val="single" w:sz="4" w:color="D9D9D9"/>
+              <w:top w:val="nil"/>
+              <w:left w:val="nil"/>
+              <w:bottom w:val="single" w:sz="4" w:color="E7E2EF"/>
+              <w:right w:val="nil"/>
             </w:tcBorders>
             <w:tcMar>
-              <w:top w:w="90" w:type="dxa"/>
-              <w:bottom w:w="90" w:type="dxa"/>
+              <w:top w:w="70" w:type="dxa"/>
+              <w:bottom w:w="70" w:type="dxa"/>
               <w:left w:w="100" w:type="dxa"/>
               <w:right w:w="100" w:type="dxa"/>
             </w:tcMar>
@@ -2781,9 +2934,10 @@
             <w:r/>
             <w:r>
               <w:rPr>
-                <w:rFonts w:ascii="Times New Roman" w:hAnsi="Times New Roman" w:eastAsia="Times New Roman"/>
-                <w:b w:val="0"/>
-                <w:color w:val="20202B"/>
+                <w:rFonts w:ascii="Calibri" w:hAnsi="Calibri" w:eastAsia="Calibri"/>
+                <w:b/>
+                <w:i w:val="0"/>
+                <w:color w:val="2B164F"/>
                 <w:sz w:val="19"/>
               </w:rPr>
               <w:t>Personas adultas mayores</w:t>
@@ -2793,17 +2947,17 @@
         <w:tc>
           <w:tcPr>
             <w:tcW w:type="dxa" w:w="1512"/>
-            <w:shd w:fill="F7F5FA"/>
+            <w:shd w:val="clear" w:color="auto" w:fill="F7F5FA"/>
             <w:vAlign w:val="center"/>
             <w:tcBorders>
-              <w:top w:val="single" w:sz="4" w:color="D9D9D9"/>
-              <w:left w:val="single" w:sz="4" w:color="D9D9D9"/>
-              <w:bottom w:val="single" w:sz="4" w:color="D9D9D9"/>
-              <w:right w:val="single" w:sz="4" w:color="D9D9D9"/>
+              <w:top w:val="nil"/>
+              <w:left w:val="nil"/>
+              <w:bottom w:val="single" w:sz="4" w:color="E7E2EF"/>
+              <w:right w:val="nil"/>
             </w:tcBorders>
             <w:tcMar>
-              <w:top w:w="90" w:type="dxa"/>
-              <w:bottom w:w="90" w:type="dxa"/>
+              <w:top w:w="70" w:type="dxa"/>
+              <w:bottom w:w="70" w:type="dxa"/>
               <w:left w:w="100" w:type="dxa"/>
               <w:right w:w="100" w:type="dxa"/>
             </w:tcMar>
@@ -2816,8 +2970,9 @@
             <w:r/>
             <w:r>
               <w:rPr>
-                <w:rFonts w:ascii="Times New Roman" w:hAnsi="Times New Roman" w:eastAsia="Times New Roman"/>
+                <w:rFonts w:ascii="Calibri" w:hAnsi="Calibri" w:eastAsia="Calibri"/>
                 <w:b w:val="0"/>
+                <w:i w:val="0"/>
                 <w:color w:val="20202B"/>
                 <w:sz w:val="19"/>
               </w:rPr>
@@ -2827,18 +2982,18 @@
         </w:tc>
         <w:tc>
           <w:tcPr>
-            <w:tcW w:type="dxa" w:w="1152"/>
-            <w:shd w:fill="F7F5FA"/>
+            <w:tcW w:type="dxa" w:w="1224"/>
+            <w:shd w:val="clear" w:color="auto" w:fill="F7F5FA"/>
             <w:vAlign w:val="center"/>
             <w:tcBorders>
-              <w:top w:val="single" w:sz="4" w:color="D9D9D9"/>
-              <w:left w:val="single" w:sz="4" w:color="D9D9D9"/>
-              <w:bottom w:val="single" w:sz="4" w:color="D9D9D9"/>
-              <w:right w:val="single" w:sz="4" w:color="D9D9D9"/>
+              <w:top w:val="nil"/>
+              <w:left w:val="nil"/>
+              <w:bottom w:val="single" w:sz="4" w:color="E7E2EF"/>
+              <w:right w:val="nil"/>
             </w:tcBorders>
             <w:tcMar>
-              <w:top w:w="90" w:type="dxa"/>
-              <w:bottom w:w="90" w:type="dxa"/>
+              <w:top w:w="70" w:type="dxa"/>
+              <w:bottom w:w="70" w:type="dxa"/>
               <w:left w:w="100" w:type="dxa"/>
               <w:right w:w="100" w:type="dxa"/>
             </w:tcMar>
@@ -2851,8 +3006,9 @@
             <w:r/>
             <w:r>
               <w:rPr>
-                <w:rFonts w:ascii="Times New Roman" w:hAnsi="Times New Roman" w:eastAsia="Times New Roman"/>
+                <w:rFonts w:ascii="Calibri" w:hAnsi="Calibri" w:eastAsia="Calibri"/>
                 <w:b w:val="0"/>
+                <w:i w:val="0"/>
                 <w:color w:val="20202B"/>
                 <w:sz w:val="19"/>
               </w:rPr>
@@ -2862,18 +3018,18 @@
         </w:tc>
         <w:tc>
           <w:tcPr>
-            <w:tcW w:type="dxa" w:w="2088"/>
-            <w:shd w:fill="F7F5FA"/>
+            <w:tcW w:type="dxa" w:w="1944"/>
+            <w:shd w:val="clear" w:color="auto" w:fill="F7F5FA"/>
             <w:vAlign w:val="center"/>
             <w:tcBorders>
-              <w:top w:val="single" w:sz="4" w:color="D9D9D9"/>
-              <w:left w:val="single" w:sz="4" w:color="D9D9D9"/>
-              <w:bottom w:val="single" w:sz="4" w:color="D9D9D9"/>
-              <w:right w:val="single" w:sz="4" w:color="D9D9D9"/>
+              <w:top w:val="nil"/>
+              <w:left w:val="nil"/>
+              <w:bottom w:val="single" w:sz="4" w:color="E7E2EF"/>
+              <w:right w:val="nil"/>
             </w:tcBorders>
             <w:tcMar>
-              <w:top w:w="90" w:type="dxa"/>
-              <w:bottom w:w="90" w:type="dxa"/>
+              <w:top w:w="70" w:type="dxa"/>
+              <w:bottom w:w="70" w:type="dxa"/>
               <w:left w:w="100" w:type="dxa"/>
               <w:right w:w="100" w:type="dxa"/>
             </w:tcMar>
@@ -2886,8 +3042,9 @@
             <w:r/>
             <w:r>
               <w:rPr>
-                <w:rFonts w:ascii="Times New Roman" w:hAnsi="Times New Roman" w:eastAsia="Times New Roman"/>
+                <w:rFonts w:ascii="Calibri" w:hAnsi="Calibri" w:eastAsia="Calibri"/>
                 <w:b w:val="0"/>
+                <w:i w:val="0"/>
                 <w:color w:val="20202B"/>
                 <w:sz w:val="19"/>
               </w:rPr>
@@ -2897,18 +3054,18 @@
         </w:tc>
         <w:tc>
           <w:tcPr>
-            <w:tcW w:type="dxa" w:w="2088"/>
-            <w:shd w:fill="F7F5FA"/>
+            <w:tcW w:type="dxa" w:w="2016"/>
+            <w:shd w:val="clear" w:color="auto" w:fill="F7F5FA"/>
             <w:vAlign w:val="center"/>
             <w:tcBorders>
-              <w:top w:val="single" w:sz="4" w:color="D9D9D9"/>
-              <w:left w:val="single" w:sz="4" w:color="D9D9D9"/>
-              <w:bottom w:val="single" w:sz="4" w:color="D9D9D9"/>
-              <w:right w:val="single" w:sz="4" w:color="D9D9D9"/>
+              <w:top w:val="nil"/>
+              <w:left w:val="nil"/>
+              <w:bottom w:val="single" w:sz="4" w:color="E7E2EF"/>
+              <w:right w:val="nil"/>
             </w:tcBorders>
             <w:tcMar>
-              <w:top w:w="90" w:type="dxa"/>
-              <w:bottom w:w="90" w:type="dxa"/>
+              <w:top w:w="70" w:type="dxa"/>
+              <w:bottom w:w="70" w:type="dxa"/>
               <w:left w:w="100" w:type="dxa"/>
               <w:right w:w="100" w:type="dxa"/>
             </w:tcMar>
@@ -2921,8 +3078,9 @@
             <w:r/>
             <w:r>
               <w:rPr>
-                <w:rFonts w:ascii="Times New Roman" w:hAnsi="Times New Roman" w:eastAsia="Times New Roman"/>
+                <w:rFonts w:ascii="Calibri" w:hAnsi="Calibri" w:eastAsia="Calibri"/>
                 <w:b w:val="0"/>
+                <w:i w:val="0"/>
                 <w:color w:val="20202B"/>
                 <w:sz w:val="19"/>
               </w:rPr>
@@ -2937,18 +3095,18 @@
         </w:trPr>
         <w:tc>
           <w:tcPr>
-            <w:tcW w:type="dxa" w:w="3384"/>
-            <w:shd w:fill="FFFFFF"/>
+            <w:tcW w:type="dxa" w:w="3528"/>
+            <w:shd w:val="clear" w:color="auto" w:fill="FFFFFF"/>
             <w:vAlign w:val="center"/>
             <w:tcBorders>
-              <w:top w:val="single" w:sz="4" w:color="D9D9D9"/>
-              <w:left w:val="single" w:sz="4" w:color="D9D9D9"/>
-              <w:bottom w:val="single" w:sz="4" w:color="D9D9D9"/>
-              <w:right w:val="single" w:sz="4" w:color="D9D9D9"/>
+              <w:top w:val="nil"/>
+              <w:left w:val="nil"/>
+              <w:bottom w:val="single" w:sz="4" w:color="E7E2EF"/>
+              <w:right w:val="nil"/>
             </w:tcBorders>
             <w:tcMar>
-              <w:top w:w="90" w:type="dxa"/>
-              <w:bottom w:w="90" w:type="dxa"/>
+              <w:top w:w="70" w:type="dxa"/>
+              <w:bottom w:w="70" w:type="dxa"/>
               <w:left w:w="100" w:type="dxa"/>
               <w:right w:w="100" w:type="dxa"/>
             </w:tcMar>
@@ -2961,9 +3119,10 @@
             <w:r/>
             <w:r>
               <w:rPr>
-                <w:rFonts w:ascii="Times New Roman" w:hAnsi="Times New Roman" w:eastAsia="Times New Roman"/>
-                <w:b w:val="0"/>
-                <w:color w:val="20202B"/>
+                <w:rFonts w:ascii="Calibri" w:hAnsi="Calibri" w:eastAsia="Calibri"/>
+                <w:b/>
+                <w:i w:val="0"/>
+                <w:color w:val="2B164F"/>
                 <w:sz w:val="19"/>
               </w:rPr>
               <w:t>Personas con discapacidad</w:t>
@@ -2973,17 +3132,17 @@
         <w:tc>
           <w:tcPr>
             <w:tcW w:type="dxa" w:w="1512"/>
-            <w:shd w:fill="FFFFFF"/>
+            <w:shd w:val="clear" w:color="auto" w:fill="FFFFFF"/>
             <w:vAlign w:val="center"/>
             <w:tcBorders>
-              <w:top w:val="single" w:sz="4" w:color="D9D9D9"/>
-              <w:left w:val="single" w:sz="4" w:color="D9D9D9"/>
-              <w:bottom w:val="single" w:sz="4" w:color="D9D9D9"/>
-              <w:right w:val="single" w:sz="4" w:color="D9D9D9"/>
+              <w:top w:val="nil"/>
+              <w:left w:val="nil"/>
+              <w:bottom w:val="single" w:sz="4" w:color="E7E2EF"/>
+              <w:right w:val="nil"/>
             </w:tcBorders>
             <w:tcMar>
-              <w:top w:w="90" w:type="dxa"/>
-              <w:bottom w:w="90" w:type="dxa"/>
+              <w:top w:w="70" w:type="dxa"/>
+              <w:bottom w:w="70" w:type="dxa"/>
               <w:left w:w="100" w:type="dxa"/>
               <w:right w:w="100" w:type="dxa"/>
             </w:tcMar>
@@ -2996,8 +3155,9 @@
             <w:r/>
             <w:r>
               <w:rPr>
-                <w:rFonts w:ascii="Times New Roman" w:hAnsi="Times New Roman" w:eastAsia="Times New Roman"/>
+                <w:rFonts w:ascii="Calibri" w:hAnsi="Calibri" w:eastAsia="Calibri"/>
                 <w:b w:val="0"/>
+                <w:i w:val="0"/>
                 <w:color w:val="20202B"/>
                 <w:sz w:val="19"/>
               </w:rPr>
@@ -3007,18 +3167,18 @@
         </w:tc>
         <w:tc>
           <w:tcPr>
-            <w:tcW w:type="dxa" w:w="1152"/>
-            <w:shd w:fill="FFFFFF"/>
+            <w:tcW w:type="dxa" w:w="1224"/>
+            <w:shd w:val="clear" w:color="auto" w:fill="FFFFFF"/>
             <w:vAlign w:val="center"/>
             <w:tcBorders>
-              <w:top w:val="single" w:sz="4" w:color="D9D9D9"/>
-              <w:left w:val="single" w:sz="4" w:color="D9D9D9"/>
-              <w:bottom w:val="single" w:sz="4" w:color="D9D9D9"/>
-              <w:right w:val="single" w:sz="4" w:color="D9D9D9"/>
+              <w:top w:val="nil"/>
+              <w:left w:val="nil"/>
+              <w:bottom w:val="single" w:sz="4" w:color="E7E2EF"/>
+              <w:right w:val="nil"/>
             </w:tcBorders>
             <w:tcMar>
-              <w:top w:w="90" w:type="dxa"/>
-              <w:bottom w:w="90" w:type="dxa"/>
+              <w:top w:w="70" w:type="dxa"/>
+              <w:bottom w:w="70" w:type="dxa"/>
               <w:left w:w="100" w:type="dxa"/>
               <w:right w:w="100" w:type="dxa"/>
             </w:tcMar>
@@ -3031,8 +3191,9 @@
             <w:r/>
             <w:r>
               <w:rPr>
-                <w:rFonts w:ascii="Times New Roman" w:hAnsi="Times New Roman" w:eastAsia="Times New Roman"/>
+                <w:rFonts w:ascii="Calibri" w:hAnsi="Calibri" w:eastAsia="Calibri"/>
                 <w:b w:val="0"/>
+                <w:i w:val="0"/>
                 <w:color w:val="20202B"/>
                 <w:sz w:val="19"/>
               </w:rPr>
@@ -3042,18 +3203,18 @@
         </w:tc>
         <w:tc>
           <w:tcPr>
-            <w:tcW w:type="dxa" w:w="2088"/>
-            <w:shd w:fill="FFFFFF"/>
+            <w:tcW w:type="dxa" w:w="1944"/>
+            <w:shd w:val="clear" w:color="auto" w:fill="FFFFFF"/>
             <w:vAlign w:val="center"/>
             <w:tcBorders>
-              <w:top w:val="single" w:sz="4" w:color="D9D9D9"/>
-              <w:left w:val="single" w:sz="4" w:color="D9D9D9"/>
-              <w:bottom w:val="single" w:sz="4" w:color="D9D9D9"/>
-              <w:right w:val="single" w:sz="4" w:color="D9D9D9"/>
+              <w:top w:val="nil"/>
+              <w:left w:val="nil"/>
+              <w:bottom w:val="single" w:sz="4" w:color="E7E2EF"/>
+              <w:right w:val="nil"/>
             </w:tcBorders>
             <w:tcMar>
-              <w:top w:w="90" w:type="dxa"/>
-              <w:bottom w:w="90" w:type="dxa"/>
+              <w:top w:w="70" w:type="dxa"/>
+              <w:bottom w:w="70" w:type="dxa"/>
               <w:left w:w="100" w:type="dxa"/>
               <w:right w:w="100" w:type="dxa"/>
             </w:tcMar>
@@ -3066,8 +3227,9 @@
             <w:r/>
             <w:r>
               <w:rPr>
-                <w:rFonts w:ascii="Times New Roman" w:hAnsi="Times New Roman" w:eastAsia="Times New Roman"/>
+                <w:rFonts w:ascii="Calibri" w:hAnsi="Calibri" w:eastAsia="Calibri"/>
                 <w:b w:val="0"/>
+                <w:i w:val="0"/>
                 <w:color w:val="20202B"/>
                 <w:sz w:val="19"/>
               </w:rPr>
@@ -3077,18 +3239,18 @@
         </w:tc>
         <w:tc>
           <w:tcPr>
-            <w:tcW w:type="dxa" w:w="2088"/>
-            <w:shd w:fill="FFFFFF"/>
+            <w:tcW w:type="dxa" w:w="2016"/>
+            <w:shd w:val="clear" w:color="auto" w:fill="FFFFFF"/>
             <w:vAlign w:val="center"/>
             <w:tcBorders>
-              <w:top w:val="single" w:sz="4" w:color="D9D9D9"/>
-              <w:left w:val="single" w:sz="4" w:color="D9D9D9"/>
-              <w:bottom w:val="single" w:sz="4" w:color="D9D9D9"/>
-              <w:right w:val="single" w:sz="4" w:color="D9D9D9"/>
+              <w:top w:val="nil"/>
+              <w:left w:val="nil"/>
+              <w:bottom w:val="single" w:sz="4" w:color="E7E2EF"/>
+              <w:right w:val="nil"/>
             </w:tcBorders>
             <w:tcMar>
-              <w:top w:w="90" w:type="dxa"/>
-              <w:bottom w:w="90" w:type="dxa"/>
+              <w:top w:w="70" w:type="dxa"/>
+              <w:bottom w:w="70" w:type="dxa"/>
               <w:left w:w="100" w:type="dxa"/>
               <w:right w:w="100" w:type="dxa"/>
             </w:tcMar>
@@ -3101,8 +3263,9 @@
             <w:r/>
             <w:r>
               <w:rPr>
-                <w:rFonts w:ascii="Times New Roman" w:hAnsi="Times New Roman" w:eastAsia="Times New Roman"/>
+                <w:rFonts w:ascii="Calibri" w:hAnsi="Calibri" w:eastAsia="Calibri"/>
                 <w:b w:val="0"/>
+                <w:i w:val="0"/>
                 <w:color w:val="20202B"/>
                 <w:sz w:val="19"/>
               </w:rPr>
@@ -3117,18 +3280,18 @@
         </w:trPr>
         <w:tc>
           <w:tcPr>
-            <w:tcW w:type="dxa" w:w="3384"/>
-            <w:shd w:fill="F7F5FA"/>
+            <w:tcW w:type="dxa" w:w="3528"/>
+            <w:shd w:val="clear" w:color="auto" w:fill="F7F5FA"/>
             <w:vAlign w:val="center"/>
             <w:tcBorders>
-              <w:top w:val="single" w:sz="4" w:color="D9D9D9"/>
-              <w:left w:val="single" w:sz="4" w:color="D9D9D9"/>
-              <w:bottom w:val="single" w:sz="4" w:color="D9D9D9"/>
-              <w:right w:val="single" w:sz="4" w:color="D9D9D9"/>
+              <w:top w:val="nil"/>
+              <w:left w:val="nil"/>
+              <w:bottom w:val="single" w:sz="4" w:color="E7E2EF"/>
+              <w:right w:val="nil"/>
             </w:tcBorders>
             <w:tcMar>
-              <w:top w:w="90" w:type="dxa"/>
-              <w:bottom w:w="90" w:type="dxa"/>
+              <w:top w:w="70" w:type="dxa"/>
+              <w:bottom w:w="70" w:type="dxa"/>
               <w:left w:w="100" w:type="dxa"/>
               <w:right w:w="100" w:type="dxa"/>
             </w:tcMar>
@@ -3141,9 +3304,10 @@
             <w:r/>
             <w:r>
               <w:rPr>
-                <w:rFonts w:ascii="Times New Roman" w:hAnsi="Times New Roman" w:eastAsia="Times New Roman"/>
-                <w:b w:val="0"/>
-                <w:color w:val="20202B"/>
+                <w:rFonts w:ascii="Calibri" w:hAnsi="Calibri" w:eastAsia="Calibri"/>
+                <w:b/>
+                <w:i w:val="0"/>
+                <w:color w:val="2B164F"/>
                 <w:sz w:val="19"/>
               </w:rPr>
               <w:t>Protección Especial</w:t>
@@ -3153,17 +3317,17 @@
         <w:tc>
           <w:tcPr>
             <w:tcW w:type="dxa" w:w="1512"/>
-            <w:shd w:fill="F7F5FA"/>
+            <w:shd w:val="clear" w:color="auto" w:fill="F7F5FA"/>
             <w:vAlign w:val="center"/>
             <w:tcBorders>
-              <w:top w:val="single" w:sz="4" w:color="D9D9D9"/>
-              <w:left w:val="single" w:sz="4" w:color="D9D9D9"/>
-              <w:bottom w:val="single" w:sz="4" w:color="D9D9D9"/>
-              <w:right w:val="single" w:sz="4" w:color="D9D9D9"/>
+              <w:top w:val="nil"/>
+              <w:left w:val="nil"/>
+              <w:bottom w:val="single" w:sz="4" w:color="E7E2EF"/>
+              <w:right w:val="nil"/>
             </w:tcBorders>
             <w:tcMar>
-              <w:top w:w="90" w:type="dxa"/>
-              <w:bottom w:w="90" w:type="dxa"/>
+              <w:top w:w="70" w:type="dxa"/>
+              <w:bottom w:w="70" w:type="dxa"/>
               <w:left w:w="100" w:type="dxa"/>
               <w:right w:w="100" w:type="dxa"/>
             </w:tcMar>
@@ -3176,8 +3340,9 @@
             <w:r/>
             <w:r>
               <w:rPr>
-                <w:rFonts w:ascii="Times New Roman" w:hAnsi="Times New Roman" w:eastAsia="Times New Roman"/>
+                <w:rFonts w:ascii="Calibri" w:hAnsi="Calibri" w:eastAsia="Calibri"/>
                 <w:b w:val="0"/>
+                <w:i w:val="0"/>
                 <w:color w:val="20202B"/>
                 <w:sz w:val="19"/>
               </w:rPr>
@@ -3187,18 +3352,18 @@
         </w:tc>
         <w:tc>
           <w:tcPr>
-            <w:tcW w:type="dxa" w:w="1152"/>
-            <w:shd w:fill="F7F5FA"/>
+            <w:tcW w:type="dxa" w:w="1224"/>
+            <w:shd w:val="clear" w:color="auto" w:fill="F7F5FA"/>
             <w:vAlign w:val="center"/>
             <w:tcBorders>
-              <w:top w:val="single" w:sz="4" w:color="D9D9D9"/>
-              <w:left w:val="single" w:sz="4" w:color="D9D9D9"/>
-              <w:bottom w:val="single" w:sz="4" w:color="D9D9D9"/>
-              <w:right w:val="single" w:sz="4" w:color="D9D9D9"/>
+              <w:top w:val="nil"/>
+              <w:left w:val="nil"/>
+              <w:bottom w:val="single" w:sz="4" w:color="E7E2EF"/>
+              <w:right w:val="nil"/>
             </w:tcBorders>
             <w:tcMar>
-              <w:top w:w="90" w:type="dxa"/>
-              <w:bottom w:w="90" w:type="dxa"/>
+              <w:top w:w="70" w:type="dxa"/>
+              <w:bottom w:w="70" w:type="dxa"/>
               <w:left w:w="100" w:type="dxa"/>
               <w:right w:w="100" w:type="dxa"/>
             </w:tcMar>
@@ -3211,8 +3376,9 @@
             <w:r/>
             <w:r>
               <w:rPr>
-                <w:rFonts w:ascii="Times New Roman" w:hAnsi="Times New Roman" w:eastAsia="Times New Roman"/>
+                <w:rFonts w:ascii="Calibri" w:hAnsi="Calibri" w:eastAsia="Calibri"/>
                 <w:b w:val="0"/>
+                <w:i w:val="0"/>
                 <w:color w:val="20202B"/>
                 <w:sz w:val="19"/>
               </w:rPr>
@@ -3222,18 +3388,18 @@
         </w:tc>
         <w:tc>
           <w:tcPr>
-            <w:tcW w:type="dxa" w:w="2088"/>
-            <w:shd w:fill="F7F5FA"/>
+            <w:tcW w:type="dxa" w:w="1944"/>
+            <w:shd w:val="clear" w:color="auto" w:fill="F7F5FA"/>
             <w:vAlign w:val="center"/>
             <w:tcBorders>
-              <w:top w:val="single" w:sz="4" w:color="D9D9D9"/>
-              <w:left w:val="single" w:sz="4" w:color="D9D9D9"/>
-              <w:bottom w:val="single" w:sz="4" w:color="D9D9D9"/>
-              <w:right w:val="single" w:sz="4" w:color="D9D9D9"/>
+              <w:top w:val="nil"/>
+              <w:left w:val="nil"/>
+              <w:bottom w:val="single" w:sz="4" w:color="E7E2EF"/>
+              <w:right w:val="nil"/>
             </w:tcBorders>
             <w:tcMar>
-              <w:top w:w="90" w:type="dxa"/>
-              <w:bottom w:w="90" w:type="dxa"/>
+              <w:top w:w="70" w:type="dxa"/>
+              <w:bottom w:w="70" w:type="dxa"/>
               <w:left w:w="100" w:type="dxa"/>
               <w:right w:w="100" w:type="dxa"/>
             </w:tcMar>
@@ -3246,8 +3412,9 @@
             <w:r/>
             <w:r>
               <w:rPr>
-                <w:rFonts w:ascii="Times New Roman" w:hAnsi="Times New Roman" w:eastAsia="Times New Roman"/>
+                <w:rFonts w:ascii="Calibri" w:hAnsi="Calibri" w:eastAsia="Calibri"/>
                 <w:b w:val="0"/>
+                <w:i w:val="0"/>
                 <w:color w:val="20202B"/>
                 <w:sz w:val="19"/>
               </w:rPr>
@@ -3257,18 +3424,18 @@
         </w:tc>
         <w:tc>
           <w:tcPr>
-            <w:tcW w:type="dxa" w:w="2088"/>
-            <w:shd w:fill="F7F5FA"/>
+            <w:tcW w:type="dxa" w:w="2016"/>
+            <w:shd w:val="clear" w:color="auto" w:fill="F7F5FA"/>
             <w:vAlign w:val="center"/>
             <w:tcBorders>
-              <w:top w:val="single" w:sz="4" w:color="D9D9D9"/>
-              <w:left w:val="single" w:sz="4" w:color="D9D9D9"/>
-              <w:bottom w:val="single" w:sz="4" w:color="D9D9D9"/>
-              <w:right w:val="single" w:sz="4" w:color="D9D9D9"/>
+              <w:top w:val="nil"/>
+              <w:left w:val="nil"/>
+              <w:bottom w:val="single" w:sz="4" w:color="E7E2EF"/>
+              <w:right w:val="nil"/>
             </w:tcBorders>
             <w:tcMar>
-              <w:top w:w="90" w:type="dxa"/>
-              <w:bottom w:w="90" w:type="dxa"/>
+              <w:top w:w="70" w:type="dxa"/>
+              <w:bottom w:w="70" w:type="dxa"/>
               <w:left w:w="100" w:type="dxa"/>
               <w:right w:w="100" w:type="dxa"/>
             </w:tcMar>
@@ -3281,8 +3448,9 @@
             <w:r/>
             <w:r>
               <w:rPr>
-                <w:rFonts w:ascii="Times New Roman" w:hAnsi="Times New Roman" w:eastAsia="Times New Roman"/>
+                <w:rFonts w:ascii="Calibri" w:hAnsi="Calibri" w:eastAsia="Calibri"/>
                 <w:b w:val="0"/>
+                <w:i w:val="0"/>
                 <w:color w:val="20202B"/>
                 <w:sz w:val="19"/>
               </w:rPr>
@@ -3297,18 +3465,18 @@
         </w:trPr>
         <w:tc>
           <w:tcPr>
-            <w:tcW w:type="dxa" w:w="3384"/>
-            <w:shd w:fill="EBE5F3"/>
+            <w:tcW w:type="dxa" w:w="3528"/>
+            <w:shd w:val="clear" w:color="auto" w:fill="EBE5F3"/>
             <w:vAlign w:val="center"/>
             <w:tcBorders>
-              <w:top w:val="single" w:sz="4" w:color="D9D9D9"/>
-              <w:left w:val="single" w:sz="4" w:color="D9D9D9"/>
-              <w:bottom w:val="single" w:sz="4" w:color="D9D9D9"/>
-              <w:right w:val="single" w:sz="4" w:color="D9D9D9"/>
+              <w:top w:val="single" w:sz="12" w:color="512F8D"/>
+              <w:left w:val="nil"/>
+              <w:bottom w:val="single" w:sz="4" w:color="E7E2EF"/>
+              <w:right w:val="nil"/>
             </w:tcBorders>
             <w:tcMar>
-              <w:top w:w="90" w:type="dxa"/>
-              <w:bottom w:w="90" w:type="dxa"/>
+              <w:top w:w="70" w:type="dxa"/>
+              <w:bottom w:w="70" w:type="dxa"/>
               <w:left w:w="100" w:type="dxa"/>
               <w:right w:w="100" w:type="dxa"/>
             </w:tcMar>
@@ -3321,29 +3489,30 @@
             <w:r/>
             <w:r>
               <w:rPr>
-                <w:rFonts w:ascii="Times New Roman" w:hAnsi="Times New Roman" w:eastAsia="Times New Roman"/>
+                <w:rFonts w:ascii="Calibri" w:hAnsi="Calibri" w:eastAsia="Calibri"/>
                 <w:b/>
-                <w:color w:val="20202B"/>
+                <w:i w:val="0"/>
+                <w:color w:val="2B164F"/>
                 <w:sz w:val="19"/>
               </w:rPr>
-              <w:t>Total seleccionado</w:t>
+              <w:t>Total de la selección</w:t>
             </w:r>
           </w:p>
         </w:tc>
         <w:tc>
           <w:tcPr>
             <w:tcW w:type="dxa" w:w="1512"/>
-            <w:shd w:fill="EBE5F3"/>
+            <w:shd w:val="clear" w:color="auto" w:fill="EBE5F3"/>
             <w:vAlign w:val="center"/>
             <w:tcBorders>
-              <w:top w:val="single" w:sz="4" w:color="D9D9D9"/>
-              <w:left w:val="single" w:sz="4" w:color="D9D9D9"/>
-              <w:bottom w:val="single" w:sz="4" w:color="D9D9D9"/>
-              <w:right w:val="single" w:sz="4" w:color="D9D9D9"/>
+              <w:top w:val="single" w:sz="12" w:color="512F8D"/>
+              <w:left w:val="nil"/>
+              <w:bottom w:val="single" w:sz="4" w:color="E7E2EF"/>
+              <w:right w:val="nil"/>
             </w:tcBorders>
             <w:tcMar>
-              <w:top w:w="90" w:type="dxa"/>
-              <w:bottom w:w="90" w:type="dxa"/>
+              <w:top w:w="70" w:type="dxa"/>
+              <w:bottom w:w="70" w:type="dxa"/>
               <w:left w:w="100" w:type="dxa"/>
               <w:right w:w="100" w:type="dxa"/>
             </w:tcMar>
@@ -3356,9 +3525,10 @@
             <w:r/>
             <w:r>
               <w:rPr>
-                <w:rFonts w:ascii="Times New Roman" w:hAnsi="Times New Roman" w:eastAsia="Times New Roman"/>
+                <w:rFonts w:ascii="Calibri" w:hAnsi="Calibri" w:eastAsia="Calibri"/>
                 <w:b/>
-                <w:color w:val="20202B"/>
+                <w:i w:val="0"/>
+                <w:color w:val="2B164F"/>
                 <w:sz w:val="19"/>
               </w:rPr>
               <w:t>456.239</w:t>
@@ -3367,18 +3537,18 @@
         </w:tc>
         <w:tc>
           <w:tcPr>
-            <w:tcW w:type="dxa" w:w="1152"/>
-            <w:shd w:fill="EBE5F3"/>
+            <w:tcW w:type="dxa" w:w="1224"/>
+            <w:shd w:val="clear" w:color="auto" w:fill="EBE5F3"/>
             <w:vAlign w:val="center"/>
             <w:tcBorders>
-              <w:top w:val="single" w:sz="4" w:color="D9D9D9"/>
-              <w:left w:val="single" w:sz="4" w:color="D9D9D9"/>
-              <w:bottom w:val="single" w:sz="4" w:color="D9D9D9"/>
-              <w:right w:val="single" w:sz="4" w:color="D9D9D9"/>
+              <w:top w:val="single" w:sz="12" w:color="512F8D"/>
+              <w:left w:val="nil"/>
+              <w:bottom w:val="single" w:sz="4" w:color="E7E2EF"/>
+              <w:right w:val="nil"/>
             </w:tcBorders>
             <w:tcMar>
-              <w:top w:w="90" w:type="dxa"/>
-              <w:bottom w:w="90" w:type="dxa"/>
+              <w:top w:w="70" w:type="dxa"/>
+              <w:bottom w:w="70" w:type="dxa"/>
               <w:left w:w="100" w:type="dxa"/>
               <w:right w:w="100" w:type="dxa"/>
             </w:tcMar>
@@ -3391,9 +3561,10 @@
             <w:r/>
             <w:r>
               <w:rPr>
-                <w:rFonts w:ascii="Times New Roman" w:hAnsi="Times New Roman" w:eastAsia="Times New Roman"/>
+                <w:rFonts w:ascii="Calibri" w:hAnsi="Calibri" w:eastAsia="Calibri"/>
                 <w:b/>
-                <w:color w:val="20202B"/>
+                <w:i w:val="0"/>
+                <w:color w:val="2B164F"/>
                 <w:sz w:val="19"/>
               </w:rPr>
               <w:t>11.158</w:t>
@@ -3402,18 +3573,18 @@
         </w:tc>
         <w:tc>
           <w:tcPr>
-            <w:tcW w:type="dxa" w:w="2088"/>
-            <w:shd w:fill="EBE5F3"/>
+            <w:tcW w:type="dxa" w:w="1944"/>
+            <w:shd w:val="clear" w:color="auto" w:fill="EBE5F3"/>
             <w:vAlign w:val="center"/>
             <w:tcBorders>
-              <w:top w:val="single" w:sz="4" w:color="D9D9D9"/>
-              <w:left w:val="single" w:sz="4" w:color="D9D9D9"/>
-              <w:bottom w:val="single" w:sz="4" w:color="D9D9D9"/>
-              <w:right w:val="single" w:sz="4" w:color="D9D9D9"/>
+              <w:top w:val="single" w:sz="12" w:color="512F8D"/>
+              <w:left w:val="nil"/>
+              <w:bottom w:val="single" w:sz="4" w:color="E7E2EF"/>
+              <w:right w:val="nil"/>
             </w:tcBorders>
             <w:tcMar>
-              <w:top w:w="90" w:type="dxa"/>
-              <w:bottom w:w="90" w:type="dxa"/>
+              <w:top w:w="70" w:type="dxa"/>
+              <w:bottom w:w="70" w:type="dxa"/>
               <w:left w:w="100" w:type="dxa"/>
               <w:right w:w="100" w:type="dxa"/>
             </w:tcMar>
@@ -3426,9 +3597,10 @@
             <w:r/>
             <w:r>
               <w:rPr>
-                <w:rFonts w:ascii="Times New Roman" w:hAnsi="Times New Roman" w:eastAsia="Times New Roman"/>
+                <w:rFonts w:ascii="Calibri" w:hAnsi="Calibri" w:eastAsia="Calibri"/>
                 <w:b/>
-                <w:color w:val="20202B"/>
+                <w:i w:val="0"/>
+                <w:color w:val="2B164F"/>
                 <w:sz w:val="19"/>
               </w:rPr>
               <w:t>168,75</w:t>
@@ -3437,18 +3609,18 @@
         </w:tc>
         <w:tc>
           <w:tcPr>
-            <w:tcW w:type="dxa" w:w="2088"/>
-            <w:shd w:fill="EBE5F3"/>
+            <w:tcW w:type="dxa" w:w="2016"/>
+            <w:shd w:val="clear" w:color="auto" w:fill="EBE5F3"/>
             <w:vAlign w:val="center"/>
             <w:tcBorders>
-              <w:top w:val="single" w:sz="4" w:color="D9D9D9"/>
-              <w:left w:val="single" w:sz="4" w:color="D9D9D9"/>
-              <w:bottom w:val="single" w:sz="4" w:color="D9D9D9"/>
-              <w:right w:val="single" w:sz="4" w:color="D9D9D9"/>
+              <w:top w:val="single" w:sz="12" w:color="512F8D"/>
+              <w:left w:val="nil"/>
+              <w:bottom w:val="single" w:sz="4" w:color="E7E2EF"/>
+              <w:right w:val="nil"/>
             </w:tcBorders>
             <w:tcMar>
-              <w:top w:w="90" w:type="dxa"/>
-              <w:bottom w:w="90" w:type="dxa"/>
+              <w:top w:w="70" w:type="dxa"/>
+              <w:bottom w:w="70" w:type="dxa"/>
               <w:left w:w="100" w:type="dxa"/>
               <w:right w:w="100" w:type="dxa"/>
             </w:tcMar>
@@ -3461,9 +3633,10 @@
             <w:r/>
             <w:r>
               <w:rPr>
-                <w:rFonts w:ascii="Times New Roman" w:hAnsi="Times New Roman" w:eastAsia="Times New Roman"/>
+                <w:rFonts w:ascii="Calibri" w:hAnsi="Calibri" w:eastAsia="Calibri"/>
                 <w:b/>
-                <w:color w:val="20202B"/>
+                <w:i w:val="0"/>
+                <w:color w:val="2B164F"/>
                 <w:sz w:val="19"/>
               </w:rPr>
               <w:t>753,41</w:t>
@@ -3474,42 +3647,41 @@
     </w:tbl>
     <w:p>
       <w:pPr>
-        <w:spacing w:after="100" w:line="259" w:lineRule="auto"/>
+        <w:spacing w:after="120" w:before="80" w:line="269" w:lineRule="auto"/>
       </w:pPr>
       <w:r>
         <w:rPr>
-          <w:rFonts w:ascii="Times New Roman" w:hAnsi="Times New Roman" w:eastAsia="Times New Roman"/>
+          <w:rFonts w:ascii="Calibri" w:hAnsi="Calibri" w:eastAsia="Calibri"/>
           <w:b w:val="0"/>
-          <w:color w:val="666178"/>
-          <w:sz w:val="18"/>
+          <w:i w:val="0"/>
+          <w:color w:val="6E6880"/>
+          <w:sz w:val="17"/>
         </w:rPr>
-        <w:t>Montos acumulados en millones de USD. Los subtotales visibles pueden diferir por redondeo.</w:t>
+        <w:t>Montos acumulados en millones de USD. El acumulado de gobierno ya incluye el monto fiscal; no se suman entre sí.</w:t>
       </w:r>
     </w:p>
     <w:p>
       <w:pPr>
-        <w:pStyle w:val="Heading2"/>
-        <w:spacing w:after="120" w:line="259" w:lineRule="auto"/>
+        <w:keepNext/>
+        <w:spacing w:after="120" w:before="240" w:line="269" w:lineRule="auto"/>
       </w:pPr>
       <w:r>
         <w:rPr>
-          <w:rFonts w:ascii="Times New Roman" w:hAnsi="Times New Roman" w:eastAsia="Times New Roman"/>
+          <w:rFonts w:ascii="Century Gothic" w:hAnsi="Century Gothic" w:eastAsia="Century Gothic"/>
           <w:b/>
-          <w:color w:val="000000"/>
+          <w:i w:val="0"/>
+          <w:color w:val="2B164F"/>
           <w:sz w:val="24"/>
         </w:rPr>
-        <w:t>Distribución territorial</w:t>
+        <w:t>Cobertura por servicio</w:t>
       </w:r>
     </w:p>
     <w:p>
-      <w:pPr>
-        <w:spacing w:after="60"/>
-      </w:pPr>
       <w:r>
         <w:drawing>
           <wp:inline xmlns:a="http://schemas.openxmlformats.org/drawingml/2006/main" xmlns:pic="http://schemas.openxmlformats.org/drawingml/2006/picture">
-            <wp:extent cx="6400800" cy="2120265"/>
-            <wp:docPr id="2" name="Picture 2"/>
+            <wp:extent cx="6492240" cy="1379601"/>
+            <wp:docPr id="5" name="Picture 5"/>
             <wp:cNvGraphicFramePr>
               <a:graphicFrameLocks noChangeAspect="1"/>
             </wp:cNvGraphicFramePr>
@@ -3521,7 +3693,7 @@
                     <pic:cNvPicPr/>
                   </pic:nvPicPr>
                   <pic:blipFill>
-                    <a:blip r:embed="rId12"/>
+                    <a:blip r:embed="rId16"/>
                     <a:stretch>
                       <a:fillRect/>
                     </a:stretch>
@@ -3529,7 +3701,7 @@
                   <pic:spPr>
                     <a:xfrm>
                       <a:off x="0" y="0"/>
-                      <a:ext cx="6400800" cy="2120265"/>
+                      <a:ext cx="6492240" cy="1379601"/>
                     </a:xfrm>
                     <a:prstGeom prst="rect"/>
                   </pic:spPr>
@@ -3542,38 +3714,1541 @@
     </w:p>
     <w:p>
       <w:pPr>
-        <w:spacing w:after="120" w:line="259" w:lineRule="auto"/>
+        <w:keepNext/>
+        <w:spacing w:after="120" w:before="240" w:line="269" w:lineRule="auto"/>
       </w:pPr>
       <w:r>
         <w:rPr>
-          <w:rFonts w:ascii="Times New Roman" w:hAnsi="Times New Roman" w:eastAsia="Times New Roman"/>
-          <w:b w:val="0"/>
-          <w:color w:val="666178"/>
-          <w:sz w:val="18"/>
+          <w:rFonts w:ascii="Century Gothic" w:hAnsi="Century Gothic" w:eastAsia="Century Gothic"/>
+          <w:b/>
+          <w:i w:val="0"/>
+          <w:color w:val="2B164F"/>
+          <w:sz w:val="24"/>
         </w:rPr>
-        <w:t>Se muestran hasta seis ámbitos con mayor cobertura entre 24 seleccionados. Los 3 ámbitos con mayor cobertura concentran el 39,1 % del total seleccionado.</w:t>
+        <w:t>Provincias con mayor cobertura</w:t>
+      </w:r>
+    </w:p>
+    <w:p>
+      <w:r>
+        <w:drawing>
+          <wp:inline xmlns:a="http://schemas.openxmlformats.org/drawingml/2006/main" xmlns:pic="http://schemas.openxmlformats.org/drawingml/2006/picture">
+            <wp:extent cx="6492240" cy="1379601"/>
+            <wp:docPr id="6" name="Picture 6"/>
+            <wp:cNvGraphicFramePr>
+              <a:graphicFrameLocks noChangeAspect="1"/>
+            </wp:cNvGraphicFramePr>
+            <a:graphic>
+              <a:graphicData uri="http://schemas.openxmlformats.org/drawingml/2006/picture">
+                <pic:pic>
+                  <pic:nvPicPr>
+                    <pic:cNvPr id="0" name="image.png"/>
+                    <pic:cNvPicPr/>
+                  </pic:nvPicPr>
+                  <pic:blipFill>
+                    <a:blip r:embed="rId17"/>
+                    <a:stretch>
+                      <a:fillRect/>
+                    </a:stretch>
+                  </pic:blipFill>
+                  <pic:spPr>
+                    <a:xfrm>
+                      <a:off x="0" y="0"/>
+                      <a:ext cx="6492240" cy="1379601"/>
+                    </a:xfrm>
+                    <a:prstGeom prst="rect"/>
+                  </pic:spPr>
+                </pic:pic>
+              </a:graphicData>
+            </a:graphic>
+          </wp:inline>
+        </w:drawing>
       </w:r>
     </w:p>
     <w:p>
       <w:pPr>
-        <w:spacing w:after="120" w:line="259" w:lineRule="auto"/>
+        <w:spacing w:after="120" w:before="0" w:line="269" w:lineRule="auto"/>
       </w:pPr>
       <w:r>
         <w:rPr>
-          <w:rFonts w:ascii="Times New Roman" w:hAnsi="Times New Roman" w:eastAsia="Times New Roman"/>
+          <w:rFonts w:ascii="Calibri" w:hAnsi="Calibri" w:eastAsia="Calibri"/>
           <w:b w:val="0"/>
-          <w:color w:val="666178"/>
+          <w:i w:val="0"/>
+          <w:color w:val="6E6880"/>
           <w:sz w:val="18"/>
         </w:rPr>
-        <w:t>Los conteos agregados no permiten verificar personas únicas. Presupuesto ejecutado: N/D.</w:t>
+        <w:t>Guayas, Manabí y Pichincha concentran el 39,1 % de la cobertura seleccionada en este ámbito. Los conteos agregados no permiten verificar personas únicas. Presupuesto ejecutado: N/D.</w:t>
+      </w:r>
+    </w:p>
+    <w:p>
+      <w:r>
+        <w:br w:type="page"/>
+      </w:r>
+    </w:p>
+    <w:p>
+      <w:pPr>
+        <w:keepNext/>
+        <w:spacing w:after="40" w:before="0" w:line="269" w:lineRule="auto"/>
+      </w:pPr>
+      <w:r>
+        <w:rPr>
+          <w:rFonts w:ascii="Century Gothic" w:hAnsi="Century Gothic" w:eastAsia="Century Gothic"/>
+          <w:b/>
+          <w:i w:val="0"/>
+          <w:color w:val="2B164F"/>
+          <w:sz w:val="40"/>
+        </w:rPr>
+        <w:t>Cobertura en el territorio</w:t>
+      </w:r>
+    </w:p>
+    <w:p>
+      <w:pPr>
+        <w:spacing w:after="120" w:before="0" w:line="269" w:lineRule="auto"/>
+      </w:pPr>
+      <w:r>
+        <w:rPr>
+          <w:rFonts w:ascii="Calibri" w:hAnsi="Calibri" w:eastAsia="Calibri"/>
+          <w:b/>
+          <w:i w:val="0"/>
+          <w:color w:val="512F8D"/>
+          <w:sz w:val="24"/>
+        </w:rPr>
+        <w:t>Beneficiarios y usuarios reportados por provincia en la selección</w:t>
+      </w:r>
+    </w:p>
+    <w:p>
+      <w:pPr>
+        <w:jc w:val="center"/>
+      </w:pPr>
+      <w:r>
+        <w:drawing>
+          <wp:inline xmlns:a="http://schemas.openxmlformats.org/drawingml/2006/main" xmlns:pic="http://schemas.openxmlformats.org/drawingml/2006/picture">
+            <wp:extent cx="4754880" cy="4034444"/>
+            <wp:docPr id="7" name="Picture 7"/>
+            <wp:cNvGraphicFramePr>
+              <a:graphicFrameLocks noChangeAspect="1"/>
+            </wp:cNvGraphicFramePr>
+            <a:graphic>
+              <a:graphicData uri="http://schemas.openxmlformats.org/drawingml/2006/picture">
+                <pic:pic>
+                  <pic:nvPicPr>
+                    <pic:cNvPr id="0" name="image.png"/>
+                    <pic:cNvPicPr/>
+                  </pic:nvPicPr>
+                  <pic:blipFill>
+                    <a:blip r:embed="rId18"/>
+                    <a:stretch>
+                      <a:fillRect/>
+                    </a:stretch>
+                  </pic:blipFill>
+                  <pic:spPr>
+                    <a:xfrm>
+                      <a:off x="0" y="0"/>
+                      <a:ext cx="4754880" cy="4034444"/>
+                    </a:xfrm>
+                    <a:prstGeom prst="rect"/>
+                  </pic:spPr>
+                </pic:pic>
+              </a:graphicData>
+            </a:graphic>
+          </wp:inline>
+        </w:drawing>
+      </w:r>
+    </w:p>
+    <w:p>
+      <w:pPr>
+        <w:keepNext/>
+        <w:spacing w:after="120" w:before="240" w:line="269" w:lineRule="auto"/>
+      </w:pPr>
+      <w:r>
+        <w:rPr>
+          <w:rFonts w:ascii="Century Gothic" w:hAnsi="Century Gothic" w:eastAsia="Century Gothic"/>
+          <w:b/>
+          <w:i w:val="0"/>
+          <w:color w:val="2B164F"/>
+          <w:sz w:val="24"/>
+        </w:rPr>
+        <w:t>Provincias con mayor cobertura</w:t>
+      </w:r>
+    </w:p>
+    <w:tbl>
+      <w:tblPr>
+        <w:tblW w:type="auto" w:w="0"/>
+        <w:jc w:val="center"/>
+        <w:tblLayout w:type="fixed"/>
+        <w:tblLook w:firstColumn="1" w:firstRow="1" w:lastColumn="0" w:lastRow="0" w:noHBand="0" w:noVBand="1" w:val="04A0"/>
+      </w:tblPr>
+      <w:tblGrid>
+        <w:gridCol w:w="4176"/>
+        <w:gridCol w:w="2160"/>
+        <w:gridCol w:w="1872"/>
+        <w:gridCol w:w="2016"/>
+      </w:tblGrid>
+      <w:tr>
+        <w:trPr>
+          <w:tblHeader/>
+          <w:cantSplit/>
+        </w:trPr>
+        <w:tc>
+          <w:tcPr>
+            <w:tcW w:type="dxa" w:w="4176"/>
+            <w:shd w:val="clear" w:color="auto" w:fill="512F8D"/>
+            <w:vAlign w:val="center"/>
+            <w:tcBorders>
+              <w:top w:val="nil"/>
+              <w:left w:val="nil"/>
+              <w:bottom w:val="single" w:sz="4" w:color="E7E2EF"/>
+              <w:right w:val="nil"/>
+            </w:tcBorders>
+            <w:tcMar>
+              <w:top w:w="70" w:type="dxa"/>
+              <w:bottom w:w="70" w:type="dxa"/>
+              <w:left w:w="100" w:type="dxa"/>
+              <w:right w:w="100" w:type="dxa"/>
+            </w:tcMar>
+          </w:tcPr>
+          <w:p>
+            <w:pPr>
+              <w:spacing w:after="0" w:line="240" w:lineRule="auto"/>
+              <w:jc w:val="left"/>
+            </w:pPr>
+            <w:r/>
+            <w:r>
+              <w:rPr>
+                <w:rFonts w:ascii="Century Gothic" w:hAnsi="Century Gothic" w:eastAsia="Century Gothic"/>
+                <w:b/>
+                <w:i w:val="0"/>
+                <w:color w:val="FFFFFF"/>
+                <w:sz w:val="17"/>
+              </w:rPr>
+              <w:t>Provincia</w:t>
+            </w:r>
+          </w:p>
+        </w:tc>
+        <w:tc>
+          <w:tcPr>
+            <w:tcW w:type="dxa" w:w="2160"/>
+            <w:shd w:val="clear" w:color="auto" w:fill="512F8D"/>
+            <w:vAlign w:val="center"/>
+            <w:tcBorders>
+              <w:top w:val="nil"/>
+              <w:left w:val="nil"/>
+              <w:bottom w:val="single" w:sz="4" w:color="E7E2EF"/>
+              <w:right w:val="nil"/>
+            </w:tcBorders>
+            <w:tcMar>
+              <w:top w:w="70" w:type="dxa"/>
+              <w:bottom w:w="70" w:type="dxa"/>
+              <w:left w:w="100" w:type="dxa"/>
+              <w:right w:w="100" w:type="dxa"/>
+            </w:tcMar>
+          </w:tcPr>
+          <w:p>
+            <w:pPr>
+              <w:spacing w:after="0" w:line="240" w:lineRule="auto"/>
+              <w:jc w:val="right"/>
+            </w:pPr>
+            <w:r/>
+            <w:r>
+              <w:rPr>
+                <w:rFonts w:ascii="Century Gothic" w:hAnsi="Century Gothic" w:eastAsia="Century Gothic"/>
+                <w:b/>
+                <w:i w:val="0"/>
+                <w:color w:val="FFFFFF"/>
+                <w:sz w:val="17"/>
+              </w:rPr>
+              <w:t>Cobertura reportada</w:t>
+            </w:r>
+          </w:p>
+        </w:tc>
+        <w:tc>
+          <w:tcPr>
+            <w:tcW w:type="dxa" w:w="1872"/>
+            <w:shd w:val="clear" w:color="auto" w:fill="512F8D"/>
+            <w:vAlign w:val="center"/>
+            <w:tcBorders>
+              <w:top w:val="nil"/>
+              <w:left w:val="nil"/>
+              <w:bottom w:val="single" w:sz="4" w:color="E7E2EF"/>
+              <w:right w:val="nil"/>
+            </w:tcBorders>
+            <w:tcMar>
+              <w:top w:w="70" w:type="dxa"/>
+              <w:bottom w:w="70" w:type="dxa"/>
+              <w:left w:w="100" w:type="dxa"/>
+              <w:right w:w="100" w:type="dxa"/>
+            </w:tcMar>
+          </w:tcPr>
+          <w:p>
+            <w:pPr>
+              <w:spacing w:after="0" w:line="240" w:lineRule="auto"/>
+              <w:jc w:val="right"/>
+            </w:pPr>
+            <w:r/>
+            <w:r>
+              <w:rPr>
+                <w:rFonts w:ascii="Century Gothic" w:hAnsi="Century Gothic" w:eastAsia="Century Gothic"/>
+                <w:b/>
+                <w:i w:val="0"/>
+                <w:color w:val="FFFFFF"/>
+                <w:sz w:val="17"/>
+              </w:rPr>
+              <w:t>Participación</w:t>
+            </w:r>
+          </w:p>
+        </w:tc>
+        <w:tc>
+          <w:tcPr>
+            <w:tcW w:type="dxa" w:w="2016"/>
+            <w:shd w:val="clear" w:color="auto" w:fill="512F8D"/>
+            <w:vAlign w:val="center"/>
+            <w:tcBorders>
+              <w:top w:val="nil"/>
+              <w:left w:val="nil"/>
+              <w:bottom w:val="single" w:sz="4" w:color="E7E2EF"/>
+              <w:right w:val="nil"/>
+            </w:tcBorders>
+            <w:tcMar>
+              <w:top w:w="70" w:type="dxa"/>
+              <w:bottom w:w="70" w:type="dxa"/>
+              <w:left w:w="100" w:type="dxa"/>
+              <w:right w:w="100" w:type="dxa"/>
+            </w:tcMar>
+          </w:tcPr>
+          <w:p>
+            <w:pPr>
+              <w:spacing w:after="0" w:line="240" w:lineRule="auto"/>
+              <w:jc w:val="left"/>
+            </w:pPr>
+            <w:r/>
+            <w:r>
+              <w:rPr>
+                <w:rFonts w:ascii="Century Gothic" w:hAnsi="Century Gothic" w:eastAsia="Century Gothic"/>
+                <w:b/>
+                <w:i w:val="0"/>
+                <w:color w:val="FFFFFF"/>
+                <w:sz w:val="17"/>
+              </w:rPr>
+              <w:t>Región natural</w:t>
+            </w:r>
+          </w:p>
+        </w:tc>
+      </w:tr>
+      <w:tr>
+        <w:trPr>
+          <w:cantSplit/>
+        </w:trPr>
+        <w:tc>
+          <w:tcPr>
+            <w:tcW w:type="dxa" w:w="4176"/>
+            <w:shd w:val="clear" w:color="auto" w:fill="FFFFFF"/>
+            <w:vAlign w:val="center"/>
+            <w:tcBorders>
+              <w:top w:val="nil"/>
+              <w:left w:val="nil"/>
+              <w:bottom w:val="single" w:sz="4" w:color="E7E2EF"/>
+              <w:right w:val="nil"/>
+            </w:tcBorders>
+            <w:tcMar>
+              <w:top w:w="70" w:type="dxa"/>
+              <w:bottom w:w="70" w:type="dxa"/>
+              <w:left w:w="100" w:type="dxa"/>
+              <w:right w:w="100" w:type="dxa"/>
+            </w:tcMar>
+          </w:tcPr>
+          <w:p>
+            <w:pPr>
+              <w:spacing w:after="0" w:line="240" w:lineRule="auto"/>
+              <w:jc w:val="left"/>
+            </w:pPr>
+            <w:r/>
+            <w:r>
+              <w:rPr>
+                <w:rFonts w:ascii="Calibri" w:hAnsi="Calibri" w:eastAsia="Calibri"/>
+                <w:b/>
+                <w:i w:val="0"/>
+                <w:color w:val="2B164F"/>
+                <w:sz w:val="19"/>
+              </w:rPr>
+              <w:t>Guayas</w:t>
+            </w:r>
+          </w:p>
+        </w:tc>
+        <w:tc>
+          <w:tcPr>
+            <w:tcW w:type="dxa" w:w="2160"/>
+            <w:shd w:val="clear" w:color="auto" w:fill="FFFFFF"/>
+            <w:vAlign w:val="center"/>
+            <w:tcBorders>
+              <w:top w:val="nil"/>
+              <w:left w:val="nil"/>
+              <w:bottom w:val="single" w:sz="4" w:color="E7E2EF"/>
+              <w:right w:val="nil"/>
+            </w:tcBorders>
+            <w:tcMar>
+              <w:top w:w="70" w:type="dxa"/>
+              <w:bottom w:w="70" w:type="dxa"/>
+              <w:left w:w="100" w:type="dxa"/>
+              <w:right w:w="100" w:type="dxa"/>
+            </w:tcMar>
+          </w:tcPr>
+          <w:p>
+            <w:pPr>
+              <w:spacing w:after="0" w:line="240" w:lineRule="auto"/>
+              <w:jc w:val="right"/>
+            </w:pPr>
+            <w:r/>
+            <w:r>
+              <w:rPr>
+                <w:rFonts w:ascii="Calibri" w:hAnsi="Calibri" w:eastAsia="Calibri"/>
+                <w:b w:val="0"/>
+                <w:i w:val="0"/>
+                <w:color w:val="20202B"/>
+                <w:sz w:val="19"/>
+              </w:rPr>
+              <w:t>400.208</w:t>
+            </w:r>
+          </w:p>
+        </w:tc>
+        <w:tc>
+          <w:tcPr>
+            <w:tcW w:type="dxa" w:w="1872"/>
+            <w:shd w:val="clear" w:color="auto" w:fill="FFFFFF"/>
+            <w:vAlign w:val="center"/>
+            <w:tcBorders>
+              <w:top w:val="nil"/>
+              <w:left w:val="nil"/>
+              <w:bottom w:val="single" w:sz="4" w:color="E7E2EF"/>
+              <w:right w:val="nil"/>
+            </w:tcBorders>
+            <w:tcMar>
+              <w:top w:w="70" w:type="dxa"/>
+              <w:bottom w:w="70" w:type="dxa"/>
+              <w:left w:w="100" w:type="dxa"/>
+              <w:right w:w="100" w:type="dxa"/>
+            </w:tcMar>
+          </w:tcPr>
+          <w:p>
+            <w:pPr>
+              <w:spacing w:after="0" w:line="240" w:lineRule="auto"/>
+              <w:jc w:val="right"/>
+            </w:pPr>
+            <w:r/>
+            <w:r>
+              <w:rPr>
+                <w:rFonts w:ascii="Calibri" w:hAnsi="Calibri" w:eastAsia="Calibri"/>
+                <w:b w:val="0"/>
+                <w:i w:val="0"/>
+                <w:color w:val="20202B"/>
+                <w:sz w:val="19"/>
+              </w:rPr>
+              <w:t>19,7 %</w:t>
+            </w:r>
+          </w:p>
+        </w:tc>
+        <w:tc>
+          <w:tcPr>
+            <w:tcW w:type="dxa" w:w="2016"/>
+            <w:shd w:val="clear" w:color="auto" w:fill="FFFFFF"/>
+            <w:vAlign w:val="center"/>
+            <w:tcBorders>
+              <w:top w:val="nil"/>
+              <w:left w:val="nil"/>
+              <w:bottom w:val="single" w:sz="4" w:color="E7E2EF"/>
+              <w:right w:val="nil"/>
+            </w:tcBorders>
+            <w:tcMar>
+              <w:top w:w="70" w:type="dxa"/>
+              <w:bottom w:w="70" w:type="dxa"/>
+              <w:left w:w="100" w:type="dxa"/>
+              <w:right w:w="100" w:type="dxa"/>
+            </w:tcMar>
+          </w:tcPr>
+          <w:p>
+            <w:pPr>
+              <w:spacing w:after="0" w:line="240" w:lineRule="auto"/>
+              <w:jc w:val="left"/>
+            </w:pPr>
+            <w:r/>
+            <w:r>
+              <w:rPr>
+                <w:rFonts w:ascii="Calibri" w:hAnsi="Calibri" w:eastAsia="Calibri"/>
+                <w:b w:val="0"/>
+                <w:i w:val="0"/>
+                <w:color w:val="20202B"/>
+                <w:sz w:val="19"/>
+              </w:rPr>
+              <w:t>Costa</w:t>
+            </w:r>
+          </w:p>
+        </w:tc>
+      </w:tr>
+      <w:tr>
+        <w:trPr>
+          <w:cantSplit/>
+        </w:trPr>
+        <w:tc>
+          <w:tcPr>
+            <w:tcW w:type="dxa" w:w="4176"/>
+            <w:shd w:val="clear" w:color="auto" w:fill="F7F5FA"/>
+            <w:vAlign w:val="center"/>
+            <w:tcBorders>
+              <w:top w:val="nil"/>
+              <w:left w:val="nil"/>
+              <w:bottom w:val="single" w:sz="4" w:color="E7E2EF"/>
+              <w:right w:val="nil"/>
+            </w:tcBorders>
+            <w:tcMar>
+              <w:top w:w="70" w:type="dxa"/>
+              <w:bottom w:w="70" w:type="dxa"/>
+              <w:left w:w="100" w:type="dxa"/>
+              <w:right w:w="100" w:type="dxa"/>
+            </w:tcMar>
+          </w:tcPr>
+          <w:p>
+            <w:pPr>
+              <w:spacing w:after="0" w:line="240" w:lineRule="auto"/>
+              <w:jc w:val="left"/>
+            </w:pPr>
+            <w:r/>
+            <w:r>
+              <w:rPr>
+                <w:rFonts w:ascii="Calibri" w:hAnsi="Calibri" w:eastAsia="Calibri"/>
+                <w:b/>
+                <w:i w:val="0"/>
+                <w:color w:val="2B164F"/>
+                <w:sz w:val="19"/>
+              </w:rPr>
+              <w:t>Manabí</w:t>
+            </w:r>
+          </w:p>
+        </w:tc>
+        <w:tc>
+          <w:tcPr>
+            <w:tcW w:type="dxa" w:w="2160"/>
+            <w:shd w:val="clear" w:color="auto" w:fill="F7F5FA"/>
+            <w:vAlign w:val="center"/>
+            <w:tcBorders>
+              <w:top w:val="nil"/>
+              <w:left w:val="nil"/>
+              <w:bottom w:val="single" w:sz="4" w:color="E7E2EF"/>
+              <w:right w:val="nil"/>
+            </w:tcBorders>
+            <w:tcMar>
+              <w:top w:w="70" w:type="dxa"/>
+              <w:bottom w:w="70" w:type="dxa"/>
+              <w:left w:w="100" w:type="dxa"/>
+              <w:right w:w="100" w:type="dxa"/>
+            </w:tcMar>
+          </w:tcPr>
+          <w:p>
+            <w:pPr>
+              <w:spacing w:after="0" w:line="240" w:lineRule="auto"/>
+              <w:jc w:val="right"/>
+            </w:pPr>
+            <w:r/>
+            <w:r>
+              <w:rPr>
+                <w:rFonts w:ascii="Calibri" w:hAnsi="Calibri" w:eastAsia="Calibri"/>
+                <w:b w:val="0"/>
+                <w:i w:val="0"/>
+                <w:color w:val="20202B"/>
+                <w:sz w:val="19"/>
+              </w:rPr>
+              <w:t>271.948</w:t>
+            </w:r>
+          </w:p>
+        </w:tc>
+        <w:tc>
+          <w:tcPr>
+            <w:tcW w:type="dxa" w:w="1872"/>
+            <w:shd w:val="clear" w:color="auto" w:fill="F7F5FA"/>
+            <w:vAlign w:val="center"/>
+            <w:tcBorders>
+              <w:top w:val="nil"/>
+              <w:left w:val="nil"/>
+              <w:bottom w:val="single" w:sz="4" w:color="E7E2EF"/>
+              <w:right w:val="nil"/>
+            </w:tcBorders>
+            <w:tcMar>
+              <w:top w:w="70" w:type="dxa"/>
+              <w:bottom w:w="70" w:type="dxa"/>
+              <w:left w:w="100" w:type="dxa"/>
+              <w:right w:w="100" w:type="dxa"/>
+            </w:tcMar>
+          </w:tcPr>
+          <w:p>
+            <w:pPr>
+              <w:spacing w:after="0" w:line="240" w:lineRule="auto"/>
+              <w:jc w:val="right"/>
+            </w:pPr>
+            <w:r/>
+            <w:r>
+              <w:rPr>
+                <w:rFonts w:ascii="Calibri" w:hAnsi="Calibri" w:eastAsia="Calibri"/>
+                <w:b w:val="0"/>
+                <w:i w:val="0"/>
+                <w:color w:val="20202B"/>
+                <w:sz w:val="19"/>
+              </w:rPr>
+              <w:t>13,4 %</w:t>
+            </w:r>
+          </w:p>
+        </w:tc>
+        <w:tc>
+          <w:tcPr>
+            <w:tcW w:type="dxa" w:w="2016"/>
+            <w:shd w:val="clear" w:color="auto" w:fill="F7F5FA"/>
+            <w:vAlign w:val="center"/>
+            <w:tcBorders>
+              <w:top w:val="nil"/>
+              <w:left w:val="nil"/>
+              <w:bottom w:val="single" w:sz="4" w:color="E7E2EF"/>
+              <w:right w:val="nil"/>
+            </w:tcBorders>
+            <w:tcMar>
+              <w:top w:w="70" w:type="dxa"/>
+              <w:bottom w:w="70" w:type="dxa"/>
+              <w:left w:w="100" w:type="dxa"/>
+              <w:right w:w="100" w:type="dxa"/>
+            </w:tcMar>
+          </w:tcPr>
+          <w:p>
+            <w:pPr>
+              <w:spacing w:after="0" w:line="240" w:lineRule="auto"/>
+              <w:jc w:val="left"/>
+            </w:pPr>
+            <w:r/>
+            <w:r>
+              <w:rPr>
+                <w:rFonts w:ascii="Calibri" w:hAnsi="Calibri" w:eastAsia="Calibri"/>
+                <w:b w:val="0"/>
+                <w:i w:val="0"/>
+                <w:color w:val="20202B"/>
+                <w:sz w:val="19"/>
+              </w:rPr>
+              <w:t>Costa</w:t>
+            </w:r>
+          </w:p>
+        </w:tc>
+      </w:tr>
+      <w:tr>
+        <w:trPr>
+          <w:cantSplit/>
+        </w:trPr>
+        <w:tc>
+          <w:tcPr>
+            <w:tcW w:type="dxa" w:w="4176"/>
+            <w:shd w:val="clear" w:color="auto" w:fill="FFFFFF"/>
+            <w:vAlign w:val="center"/>
+            <w:tcBorders>
+              <w:top w:val="nil"/>
+              <w:left w:val="nil"/>
+              <w:bottom w:val="single" w:sz="4" w:color="E7E2EF"/>
+              <w:right w:val="nil"/>
+            </w:tcBorders>
+            <w:tcMar>
+              <w:top w:w="70" w:type="dxa"/>
+              <w:bottom w:w="70" w:type="dxa"/>
+              <w:left w:w="100" w:type="dxa"/>
+              <w:right w:w="100" w:type="dxa"/>
+            </w:tcMar>
+          </w:tcPr>
+          <w:p>
+            <w:pPr>
+              <w:spacing w:after="0" w:line="240" w:lineRule="auto"/>
+              <w:jc w:val="left"/>
+            </w:pPr>
+            <w:r/>
+            <w:r>
+              <w:rPr>
+                <w:rFonts w:ascii="Calibri" w:hAnsi="Calibri" w:eastAsia="Calibri"/>
+                <w:b/>
+                <w:i w:val="0"/>
+                <w:color w:val="2B164F"/>
+                <w:sz w:val="19"/>
+              </w:rPr>
+              <w:t>Los Ríos</w:t>
+            </w:r>
+          </w:p>
+        </w:tc>
+        <w:tc>
+          <w:tcPr>
+            <w:tcW w:type="dxa" w:w="2160"/>
+            <w:shd w:val="clear" w:color="auto" w:fill="FFFFFF"/>
+            <w:vAlign w:val="center"/>
+            <w:tcBorders>
+              <w:top w:val="nil"/>
+              <w:left w:val="nil"/>
+              <w:bottom w:val="single" w:sz="4" w:color="E7E2EF"/>
+              <w:right w:val="nil"/>
+            </w:tcBorders>
+            <w:tcMar>
+              <w:top w:w="70" w:type="dxa"/>
+              <w:bottom w:w="70" w:type="dxa"/>
+              <w:left w:w="100" w:type="dxa"/>
+              <w:right w:w="100" w:type="dxa"/>
+            </w:tcMar>
+          </w:tcPr>
+          <w:p>
+            <w:pPr>
+              <w:spacing w:after="0" w:line="240" w:lineRule="auto"/>
+              <w:jc w:val="right"/>
+            </w:pPr>
+            <w:r/>
+            <w:r>
+              <w:rPr>
+                <w:rFonts w:ascii="Calibri" w:hAnsi="Calibri" w:eastAsia="Calibri"/>
+                <w:b w:val="0"/>
+                <w:i w:val="0"/>
+                <w:color w:val="20202B"/>
+                <w:sz w:val="19"/>
+              </w:rPr>
+              <w:t>151.682</w:t>
+            </w:r>
+          </w:p>
+        </w:tc>
+        <w:tc>
+          <w:tcPr>
+            <w:tcW w:type="dxa" w:w="1872"/>
+            <w:shd w:val="clear" w:color="auto" w:fill="FFFFFF"/>
+            <w:vAlign w:val="center"/>
+            <w:tcBorders>
+              <w:top w:val="nil"/>
+              <w:left w:val="nil"/>
+              <w:bottom w:val="single" w:sz="4" w:color="E7E2EF"/>
+              <w:right w:val="nil"/>
+            </w:tcBorders>
+            <w:tcMar>
+              <w:top w:w="70" w:type="dxa"/>
+              <w:bottom w:w="70" w:type="dxa"/>
+              <w:left w:w="100" w:type="dxa"/>
+              <w:right w:w="100" w:type="dxa"/>
+            </w:tcMar>
+          </w:tcPr>
+          <w:p>
+            <w:pPr>
+              <w:spacing w:after="0" w:line="240" w:lineRule="auto"/>
+              <w:jc w:val="right"/>
+            </w:pPr>
+            <w:r/>
+            <w:r>
+              <w:rPr>
+                <w:rFonts w:ascii="Calibri" w:hAnsi="Calibri" w:eastAsia="Calibri"/>
+                <w:b w:val="0"/>
+                <w:i w:val="0"/>
+                <w:color w:val="20202B"/>
+                <w:sz w:val="19"/>
+              </w:rPr>
+              <w:t>7,5 %</w:t>
+            </w:r>
+          </w:p>
+        </w:tc>
+        <w:tc>
+          <w:tcPr>
+            <w:tcW w:type="dxa" w:w="2016"/>
+            <w:shd w:val="clear" w:color="auto" w:fill="FFFFFF"/>
+            <w:vAlign w:val="center"/>
+            <w:tcBorders>
+              <w:top w:val="nil"/>
+              <w:left w:val="nil"/>
+              <w:bottom w:val="single" w:sz="4" w:color="E7E2EF"/>
+              <w:right w:val="nil"/>
+            </w:tcBorders>
+            <w:tcMar>
+              <w:top w:w="70" w:type="dxa"/>
+              <w:bottom w:w="70" w:type="dxa"/>
+              <w:left w:w="100" w:type="dxa"/>
+              <w:right w:w="100" w:type="dxa"/>
+            </w:tcMar>
+          </w:tcPr>
+          <w:p>
+            <w:pPr>
+              <w:spacing w:after="0" w:line="240" w:lineRule="auto"/>
+              <w:jc w:val="left"/>
+            </w:pPr>
+            <w:r/>
+            <w:r>
+              <w:rPr>
+                <w:rFonts w:ascii="Calibri" w:hAnsi="Calibri" w:eastAsia="Calibri"/>
+                <w:b w:val="0"/>
+                <w:i w:val="0"/>
+                <w:color w:val="20202B"/>
+                <w:sz w:val="19"/>
+              </w:rPr>
+              <w:t>Costa</w:t>
+            </w:r>
+          </w:p>
+        </w:tc>
+      </w:tr>
+      <w:tr>
+        <w:trPr>
+          <w:cantSplit/>
+        </w:trPr>
+        <w:tc>
+          <w:tcPr>
+            <w:tcW w:type="dxa" w:w="4176"/>
+            <w:shd w:val="clear" w:color="auto" w:fill="F7F5FA"/>
+            <w:vAlign w:val="center"/>
+            <w:tcBorders>
+              <w:top w:val="nil"/>
+              <w:left w:val="nil"/>
+              <w:bottom w:val="single" w:sz="4" w:color="E7E2EF"/>
+              <w:right w:val="nil"/>
+            </w:tcBorders>
+            <w:tcMar>
+              <w:top w:w="70" w:type="dxa"/>
+              <w:bottom w:w="70" w:type="dxa"/>
+              <w:left w:w="100" w:type="dxa"/>
+              <w:right w:w="100" w:type="dxa"/>
+            </w:tcMar>
+          </w:tcPr>
+          <w:p>
+            <w:pPr>
+              <w:spacing w:after="0" w:line="240" w:lineRule="auto"/>
+              <w:jc w:val="left"/>
+            </w:pPr>
+            <w:r/>
+            <w:r>
+              <w:rPr>
+                <w:rFonts w:ascii="Calibri" w:hAnsi="Calibri" w:eastAsia="Calibri"/>
+                <w:b/>
+                <w:i w:val="0"/>
+                <w:color w:val="2B164F"/>
+                <w:sz w:val="19"/>
+              </w:rPr>
+              <w:t>Pichincha</w:t>
+            </w:r>
+          </w:p>
+        </w:tc>
+        <w:tc>
+          <w:tcPr>
+            <w:tcW w:type="dxa" w:w="2160"/>
+            <w:shd w:val="clear" w:color="auto" w:fill="F7F5FA"/>
+            <w:vAlign w:val="center"/>
+            <w:tcBorders>
+              <w:top w:val="nil"/>
+              <w:left w:val="nil"/>
+              <w:bottom w:val="single" w:sz="4" w:color="E7E2EF"/>
+              <w:right w:val="nil"/>
+            </w:tcBorders>
+            <w:tcMar>
+              <w:top w:w="70" w:type="dxa"/>
+              <w:bottom w:w="70" w:type="dxa"/>
+              <w:left w:w="100" w:type="dxa"/>
+              <w:right w:w="100" w:type="dxa"/>
+            </w:tcMar>
+          </w:tcPr>
+          <w:p>
+            <w:pPr>
+              <w:spacing w:after="0" w:line="240" w:lineRule="auto"/>
+              <w:jc w:val="right"/>
+            </w:pPr>
+            <w:r/>
+            <w:r>
+              <w:rPr>
+                <w:rFonts w:ascii="Calibri" w:hAnsi="Calibri" w:eastAsia="Calibri"/>
+                <w:b w:val="0"/>
+                <w:i w:val="0"/>
+                <w:color w:val="20202B"/>
+                <w:sz w:val="19"/>
+              </w:rPr>
+              <w:t>140.718</w:t>
+            </w:r>
+          </w:p>
+        </w:tc>
+        <w:tc>
+          <w:tcPr>
+            <w:tcW w:type="dxa" w:w="1872"/>
+            <w:shd w:val="clear" w:color="auto" w:fill="F7F5FA"/>
+            <w:vAlign w:val="center"/>
+            <w:tcBorders>
+              <w:top w:val="nil"/>
+              <w:left w:val="nil"/>
+              <w:bottom w:val="single" w:sz="4" w:color="E7E2EF"/>
+              <w:right w:val="nil"/>
+            </w:tcBorders>
+            <w:tcMar>
+              <w:top w:w="70" w:type="dxa"/>
+              <w:bottom w:w="70" w:type="dxa"/>
+              <w:left w:w="100" w:type="dxa"/>
+              <w:right w:w="100" w:type="dxa"/>
+            </w:tcMar>
+          </w:tcPr>
+          <w:p>
+            <w:pPr>
+              <w:spacing w:after="0" w:line="240" w:lineRule="auto"/>
+              <w:jc w:val="right"/>
+            </w:pPr>
+            <w:r/>
+            <w:r>
+              <w:rPr>
+                <w:rFonts w:ascii="Calibri" w:hAnsi="Calibri" w:eastAsia="Calibri"/>
+                <w:b w:val="0"/>
+                <w:i w:val="0"/>
+                <w:color w:val="20202B"/>
+                <w:sz w:val="19"/>
+              </w:rPr>
+              <w:t>6,9 %</w:t>
+            </w:r>
+          </w:p>
+        </w:tc>
+        <w:tc>
+          <w:tcPr>
+            <w:tcW w:type="dxa" w:w="2016"/>
+            <w:shd w:val="clear" w:color="auto" w:fill="F7F5FA"/>
+            <w:vAlign w:val="center"/>
+            <w:tcBorders>
+              <w:top w:val="nil"/>
+              <w:left w:val="nil"/>
+              <w:bottom w:val="single" w:sz="4" w:color="E7E2EF"/>
+              <w:right w:val="nil"/>
+            </w:tcBorders>
+            <w:tcMar>
+              <w:top w:w="70" w:type="dxa"/>
+              <w:bottom w:w="70" w:type="dxa"/>
+              <w:left w:w="100" w:type="dxa"/>
+              <w:right w:w="100" w:type="dxa"/>
+            </w:tcMar>
+          </w:tcPr>
+          <w:p>
+            <w:pPr>
+              <w:spacing w:after="0" w:line="240" w:lineRule="auto"/>
+              <w:jc w:val="left"/>
+            </w:pPr>
+            <w:r/>
+            <w:r>
+              <w:rPr>
+                <w:rFonts w:ascii="Calibri" w:hAnsi="Calibri" w:eastAsia="Calibri"/>
+                <w:b w:val="0"/>
+                <w:i w:val="0"/>
+                <w:color w:val="20202B"/>
+                <w:sz w:val="19"/>
+              </w:rPr>
+              <w:t>Sierra</w:t>
+            </w:r>
+          </w:p>
+        </w:tc>
+      </w:tr>
+      <w:tr>
+        <w:trPr>
+          <w:cantSplit/>
+        </w:trPr>
+        <w:tc>
+          <w:tcPr>
+            <w:tcW w:type="dxa" w:w="4176"/>
+            <w:shd w:val="clear" w:color="auto" w:fill="FFFFFF"/>
+            <w:vAlign w:val="center"/>
+            <w:tcBorders>
+              <w:top w:val="nil"/>
+              <w:left w:val="nil"/>
+              <w:bottom w:val="single" w:sz="4" w:color="E7E2EF"/>
+              <w:right w:val="nil"/>
+            </w:tcBorders>
+            <w:tcMar>
+              <w:top w:w="70" w:type="dxa"/>
+              <w:bottom w:w="70" w:type="dxa"/>
+              <w:left w:w="100" w:type="dxa"/>
+              <w:right w:w="100" w:type="dxa"/>
+            </w:tcMar>
+          </w:tcPr>
+          <w:p>
+            <w:pPr>
+              <w:spacing w:after="0" w:line="240" w:lineRule="auto"/>
+              <w:jc w:val="left"/>
+            </w:pPr>
+            <w:r/>
+            <w:r>
+              <w:rPr>
+                <w:rFonts w:ascii="Calibri" w:hAnsi="Calibri" w:eastAsia="Calibri"/>
+                <w:b/>
+                <w:i w:val="0"/>
+                <w:color w:val="2B164F"/>
+                <w:sz w:val="19"/>
+              </w:rPr>
+              <w:t>Esmeraldas</w:t>
+            </w:r>
+          </w:p>
+        </w:tc>
+        <w:tc>
+          <w:tcPr>
+            <w:tcW w:type="dxa" w:w="2160"/>
+            <w:shd w:val="clear" w:color="auto" w:fill="FFFFFF"/>
+            <w:vAlign w:val="center"/>
+            <w:tcBorders>
+              <w:top w:val="nil"/>
+              <w:left w:val="nil"/>
+              <w:bottom w:val="single" w:sz="4" w:color="E7E2EF"/>
+              <w:right w:val="nil"/>
+            </w:tcBorders>
+            <w:tcMar>
+              <w:top w:w="70" w:type="dxa"/>
+              <w:bottom w:w="70" w:type="dxa"/>
+              <w:left w:w="100" w:type="dxa"/>
+              <w:right w:w="100" w:type="dxa"/>
+            </w:tcMar>
+          </w:tcPr>
+          <w:p>
+            <w:pPr>
+              <w:spacing w:after="0" w:line="240" w:lineRule="auto"/>
+              <w:jc w:val="right"/>
+            </w:pPr>
+            <w:r/>
+            <w:r>
+              <w:rPr>
+                <w:rFonts w:ascii="Calibri" w:hAnsi="Calibri" w:eastAsia="Calibri"/>
+                <w:b w:val="0"/>
+                <w:i w:val="0"/>
+                <w:color w:val="20202B"/>
+                <w:sz w:val="19"/>
+              </w:rPr>
+              <w:t>127.412</w:t>
+            </w:r>
+          </w:p>
+        </w:tc>
+        <w:tc>
+          <w:tcPr>
+            <w:tcW w:type="dxa" w:w="1872"/>
+            <w:shd w:val="clear" w:color="auto" w:fill="FFFFFF"/>
+            <w:vAlign w:val="center"/>
+            <w:tcBorders>
+              <w:top w:val="nil"/>
+              <w:left w:val="nil"/>
+              <w:bottom w:val="single" w:sz="4" w:color="E7E2EF"/>
+              <w:right w:val="nil"/>
+            </w:tcBorders>
+            <w:tcMar>
+              <w:top w:w="70" w:type="dxa"/>
+              <w:bottom w:w="70" w:type="dxa"/>
+              <w:left w:w="100" w:type="dxa"/>
+              <w:right w:w="100" w:type="dxa"/>
+            </w:tcMar>
+          </w:tcPr>
+          <w:p>
+            <w:pPr>
+              <w:spacing w:after="0" w:line="240" w:lineRule="auto"/>
+              <w:jc w:val="right"/>
+            </w:pPr>
+            <w:r/>
+            <w:r>
+              <w:rPr>
+                <w:rFonts w:ascii="Calibri" w:hAnsi="Calibri" w:eastAsia="Calibri"/>
+                <w:b w:val="0"/>
+                <w:i w:val="0"/>
+                <w:color w:val="20202B"/>
+                <w:sz w:val="19"/>
+              </w:rPr>
+              <w:t>6,3 %</w:t>
+            </w:r>
+          </w:p>
+        </w:tc>
+        <w:tc>
+          <w:tcPr>
+            <w:tcW w:type="dxa" w:w="2016"/>
+            <w:shd w:val="clear" w:color="auto" w:fill="FFFFFF"/>
+            <w:vAlign w:val="center"/>
+            <w:tcBorders>
+              <w:top w:val="nil"/>
+              <w:left w:val="nil"/>
+              <w:bottom w:val="single" w:sz="4" w:color="E7E2EF"/>
+              <w:right w:val="nil"/>
+            </w:tcBorders>
+            <w:tcMar>
+              <w:top w:w="70" w:type="dxa"/>
+              <w:bottom w:w="70" w:type="dxa"/>
+              <w:left w:w="100" w:type="dxa"/>
+              <w:right w:w="100" w:type="dxa"/>
+            </w:tcMar>
+          </w:tcPr>
+          <w:p>
+            <w:pPr>
+              <w:spacing w:after="0" w:line="240" w:lineRule="auto"/>
+              <w:jc w:val="left"/>
+            </w:pPr>
+            <w:r/>
+            <w:r>
+              <w:rPr>
+                <w:rFonts w:ascii="Calibri" w:hAnsi="Calibri" w:eastAsia="Calibri"/>
+                <w:b w:val="0"/>
+                <w:i w:val="0"/>
+                <w:color w:val="20202B"/>
+                <w:sz w:val="19"/>
+              </w:rPr>
+              <w:t>Costa</w:t>
+            </w:r>
+          </w:p>
+        </w:tc>
+      </w:tr>
+      <w:tr>
+        <w:trPr>
+          <w:cantSplit/>
+        </w:trPr>
+        <w:tc>
+          <w:tcPr>
+            <w:tcW w:type="dxa" w:w="4176"/>
+            <w:shd w:val="clear" w:color="auto" w:fill="F7F5FA"/>
+            <w:vAlign w:val="center"/>
+            <w:tcBorders>
+              <w:top w:val="nil"/>
+              <w:left w:val="nil"/>
+              <w:bottom w:val="single" w:sz="4" w:color="E7E2EF"/>
+              <w:right w:val="nil"/>
+            </w:tcBorders>
+            <w:tcMar>
+              <w:top w:w="70" w:type="dxa"/>
+              <w:bottom w:w="70" w:type="dxa"/>
+              <w:left w:w="100" w:type="dxa"/>
+              <w:right w:w="100" w:type="dxa"/>
+            </w:tcMar>
+          </w:tcPr>
+          <w:p>
+            <w:pPr>
+              <w:spacing w:after="0" w:line="240" w:lineRule="auto"/>
+              <w:jc w:val="left"/>
+            </w:pPr>
+            <w:r/>
+            <w:r>
+              <w:rPr>
+                <w:rFonts w:ascii="Calibri" w:hAnsi="Calibri" w:eastAsia="Calibri"/>
+                <w:b/>
+                <w:i w:val="0"/>
+                <w:color w:val="2B164F"/>
+                <w:sz w:val="19"/>
+              </w:rPr>
+              <w:t>Chimborazo</w:t>
+            </w:r>
+          </w:p>
+        </w:tc>
+        <w:tc>
+          <w:tcPr>
+            <w:tcW w:type="dxa" w:w="2160"/>
+            <w:shd w:val="clear" w:color="auto" w:fill="F7F5FA"/>
+            <w:vAlign w:val="center"/>
+            <w:tcBorders>
+              <w:top w:val="nil"/>
+              <w:left w:val="nil"/>
+              <w:bottom w:val="single" w:sz="4" w:color="E7E2EF"/>
+              <w:right w:val="nil"/>
+            </w:tcBorders>
+            <w:tcMar>
+              <w:top w:w="70" w:type="dxa"/>
+              <w:bottom w:w="70" w:type="dxa"/>
+              <w:left w:w="100" w:type="dxa"/>
+              <w:right w:w="100" w:type="dxa"/>
+            </w:tcMar>
+          </w:tcPr>
+          <w:p>
+            <w:pPr>
+              <w:spacing w:after="0" w:line="240" w:lineRule="auto"/>
+              <w:jc w:val="right"/>
+            </w:pPr>
+            <w:r/>
+            <w:r>
+              <w:rPr>
+                <w:rFonts w:ascii="Calibri" w:hAnsi="Calibri" w:eastAsia="Calibri"/>
+                <w:b w:val="0"/>
+                <w:i w:val="0"/>
+                <w:color w:val="20202B"/>
+                <w:sz w:val="19"/>
+              </w:rPr>
+              <w:t>88.251</w:t>
+            </w:r>
+          </w:p>
+        </w:tc>
+        <w:tc>
+          <w:tcPr>
+            <w:tcW w:type="dxa" w:w="1872"/>
+            <w:shd w:val="clear" w:color="auto" w:fill="F7F5FA"/>
+            <w:vAlign w:val="center"/>
+            <w:tcBorders>
+              <w:top w:val="nil"/>
+              <w:left w:val="nil"/>
+              <w:bottom w:val="single" w:sz="4" w:color="E7E2EF"/>
+              <w:right w:val="nil"/>
+            </w:tcBorders>
+            <w:tcMar>
+              <w:top w:w="70" w:type="dxa"/>
+              <w:bottom w:w="70" w:type="dxa"/>
+              <w:left w:w="100" w:type="dxa"/>
+              <w:right w:w="100" w:type="dxa"/>
+            </w:tcMar>
+          </w:tcPr>
+          <w:p>
+            <w:pPr>
+              <w:spacing w:after="0" w:line="240" w:lineRule="auto"/>
+              <w:jc w:val="right"/>
+            </w:pPr>
+            <w:r/>
+            <w:r>
+              <w:rPr>
+                <w:rFonts w:ascii="Calibri" w:hAnsi="Calibri" w:eastAsia="Calibri"/>
+                <w:b w:val="0"/>
+                <w:i w:val="0"/>
+                <w:color w:val="20202B"/>
+                <w:sz w:val="19"/>
+              </w:rPr>
+              <w:t>4,3 %</w:t>
+            </w:r>
+          </w:p>
+        </w:tc>
+        <w:tc>
+          <w:tcPr>
+            <w:tcW w:type="dxa" w:w="2016"/>
+            <w:shd w:val="clear" w:color="auto" w:fill="F7F5FA"/>
+            <w:vAlign w:val="center"/>
+            <w:tcBorders>
+              <w:top w:val="nil"/>
+              <w:left w:val="nil"/>
+              <w:bottom w:val="single" w:sz="4" w:color="E7E2EF"/>
+              <w:right w:val="nil"/>
+            </w:tcBorders>
+            <w:tcMar>
+              <w:top w:w="70" w:type="dxa"/>
+              <w:bottom w:w="70" w:type="dxa"/>
+              <w:left w:w="100" w:type="dxa"/>
+              <w:right w:w="100" w:type="dxa"/>
+            </w:tcMar>
+          </w:tcPr>
+          <w:p>
+            <w:pPr>
+              <w:spacing w:after="0" w:line="240" w:lineRule="auto"/>
+              <w:jc w:val="left"/>
+            </w:pPr>
+            <w:r/>
+            <w:r>
+              <w:rPr>
+                <w:rFonts w:ascii="Calibri" w:hAnsi="Calibri" w:eastAsia="Calibri"/>
+                <w:b w:val="0"/>
+                <w:i w:val="0"/>
+                <w:color w:val="20202B"/>
+                <w:sz w:val="19"/>
+              </w:rPr>
+              <w:t>Sierra</w:t>
+            </w:r>
+          </w:p>
+        </w:tc>
+      </w:tr>
+      <w:tr>
+        <w:trPr>
+          <w:cantSplit/>
+        </w:trPr>
+        <w:tc>
+          <w:tcPr>
+            <w:tcW w:type="dxa" w:w="4176"/>
+            <w:shd w:val="clear" w:color="auto" w:fill="FFFFFF"/>
+            <w:vAlign w:val="center"/>
+            <w:tcBorders>
+              <w:top w:val="nil"/>
+              <w:left w:val="nil"/>
+              <w:bottom w:val="single" w:sz="4" w:color="E7E2EF"/>
+              <w:right w:val="nil"/>
+            </w:tcBorders>
+            <w:tcMar>
+              <w:top w:w="70" w:type="dxa"/>
+              <w:bottom w:w="70" w:type="dxa"/>
+              <w:left w:w="100" w:type="dxa"/>
+              <w:right w:w="100" w:type="dxa"/>
+            </w:tcMar>
+          </w:tcPr>
+          <w:p>
+            <w:pPr>
+              <w:spacing w:after="0" w:line="240" w:lineRule="auto"/>
+              <w:jc w:val="left"/>
+            </w:pPr>
+            <w:r/>
+            <w:r>
+              <w:rPr>
+                <w:rFonts w:ascii="Calibri" w:hAnsi="Calibri" w:eastAsia="Calibri"/>
+                <w:b/>
+                <w:i w:val="0"/>
+                <w:color w:val="2B164F"/>
+                <w:sz w:val="19"/>
+              </w:rPr>
+              <w:t>Loja</w:t>
+            </w:r>
+          </w:p>
+        </w:tc>
+        <w:tc>
+          <w:tcPr>
+            <w:tcW w:type="dxa" w:w="2160"/>
+            <w:shd w:val="clear" w:color="auto" w:fill="FFFFFF"/>
+            <w:vAlign w:val="center"/>
+            <w:tcBorders>
+              <w:top w:val="nil"/>
+              <w:left w:val="nil"/>
+              <w:bottom w:val="single" w:sz="4" w:color="E7E2EF"/>
+              <w:right w:val="nil"/>
+            </w:tcBorders>
+            <w:tcMar>
+              <w:top w:w="70" w:type="dxa"/>
+              <w:bottom w:w="70" w:type="dxa"/>
+              <w:left w:w="100" w:type="dxa"/>
+              <w:right w:w="100" w:type="dxa"/>
+            </w:tcMar>
+          </w:tcPr>
+          <w:p>
+            <w:pPr>
+              <w:spacing w:after="0" w:line="240" w:lineRule="auto"/>
+              <w:jc w:val="right"/>
+            </w:pPr>
+            <w:r/>
+            <w:r>
+              <w:rPr>
+                <w:rFonts w:ascii="Calibri" w:hAnsi="Calibri" w:eastAsia="Calibri"/>
+                <w:b w:val="0"/>
+                <w:i w:val="0"/>
+                <w:color w:val="20202B"/>
+                <w:sz w:val="19"/>
+              </w:rPr>
+              <w:t>84.300</w:t>
+            </w:r>
+          </w:p>
+        </w:tc>
+        <w:tc>
+          <w:tcPr>
+            <w:tcW w:type="dxa" w:w="1872"/>
+            <w:shd w:val="clear" w:color="auto" w:fill="FFFFFF"/>
+            <w:vAlign w:val="center"/>
+            <w:tcBorders>
+              <w:top w:val="nil"/>
+              <w:left w:val="nil"/>
+              <w:bottom w:val="single" w:sz="4" w:color="E7E2EF"/>
+              <w:right w:val="nil"/>
+            </w:tcBorders>
+            <w:tcMar>
+              <w:top w:w="70" w:type="dxa"/>
+              <w:bottom w:w="70" w:type="dxa"/>
+              <w:left w:w="100" w:type="dxa"/>
+              <w:right w:w="100" w:type="dxa"/>
+            </w:tcMar>
+          </w:tcPr>
+          <w:p>
+            <w:pPr>
+              <w:spacing w:after="0" w:line="240" w:lineRule="auto"/>
+              <w:jc w:val="right"/>
+            </w:pPr>
+            <w:r/>
+            <w:r>
+              <w:rPr>
+                <w:rFonts w:ascii="Calibri" w:hAnsi="Calibri" w:eastAsia="Calibri"/>
+                <w:b w:val="0"/>
+                <w:i w:val="0"/>
+                <w:color w:val="20202B"/>
+                <w:sz w:val="19"/>
+              </w:rPr>
+              <w:t>4,1 %</w:t>
+            </w:r>
+          </w:p>
+        </w:tc>
+        <w:tc>
+          <w:tcPr>
+            <w:tcW w:type="dxa" w:w="2016"/>
+            <w:shd w:val="clear" w:color="auto" w:fill="FFFFFF"/>
+            <w:vAlign w:val="center"/>
+            <w:tcBorders>
+              <w:top w:val="nil"/>
+              <w:left w:val="nil"/>
+              <w:bottom w:val="single" w:sz="4" w:color="E7E2EF"/>
+              <w:right w:val="nil"/>
+            </w:tcBorders>
+            <w:tcMar>
+              <w:top w:w="70" w:type="dxa"/>
+              <w:bottom w:w="70" w:type="dxa"/>
+              <w:left w:w="100" w:type="dxa"/>
+              <w:right w:w="100" w:type="dxa"/>
+            </w:tcMar>
+          </w:tcPr>
+          <w:p>
+            <w:pPr>
+              <w:spacing w:after="0" w:line="240" w:lineRule="auto"/>
+              <w:jc w:val="left"/>
+            </w:pPr>
+            <w:r/>
+            <w:r>
+              <w:rPr>
+                <w:rFonts w:ascii="Calibri" w:hAnsi="Calibri" w:eastAsia="Calibri"/>
+                <w:b w:val="0"/>
+                <w:i w:val="0"/>
+                <w:color w:val="20202B"/>
+                <w:sz w:val="19"/>
+              </w:rPr>
+              <w:t>Sierra</w:t>
+            </w:r>
+          </w:p>
+        </w:tc>
+      </w:tr>
+      <w:tr>
+        <w:trPr>
+          <w:cantSplit/>
+        </w:trPr>
+        <w:tc>
+          <w:tcPr>
+            <w:tcW w:type="dxa" w:w="4176"/>
+            <w:shd w:val="clear" w:color="auto" w:fill="F7F5FA"/>
+            <w:vAlign w:val="center"/>
+            <w:tcBorders>
+              <w:top w:val="nil"/>
+              <w:left w:val="nil"/>
+              <w:bottom w:val="single" w:sz="4" w:color="E7E2EF"/>
+              <w:right w:val="nil"/>
+            </w:tcBorders>
+            <w:tcMar>
+              <w:top w:w="70" w:type="dxa"/>
+              <w:bottom w:w="70" w:type="dxa"/>
+              <w:left w:w="100" w:type="dxa"/>
+              <w:right w:w="100" w:type="dxa"/>
+            </w:tcMar>
+          </w:tcPr>
+          <w:p>
+            <w:pPr>
+              <w:spacing w:after="0" w:line="240" w:lineRule="auto"/>
+              <w:jc w:val="left"/>
+            </w:pPr>
+            <w:r/>
+            <w:r>
+              <w:rPr>
+                <w:rFonts w:ascii="Calibri" w:hAnsi="Calibri" w:eastAsia="Calibri"/>
+                <w:b/>
+                <w:i w:val="0"/>
+                <w:color w:val="2B164F"/>
+                <w:sz w:val="19"/>
+              </w:rPr>
+              <w:t>Cotopaxi</w:t>
+            </w:r>
+          </w:p>
+        </w:tc>
+        <w:tc>
+          <w:tcPr>
+            <w:tcW w:type="dxa" w:w="2160"/>
+            <w:shd w:val="clear" w:color="auto" w:fill="F7F5FA"/>
+            <w:vAlign w:val="center"/>
+            <w:tcBorders>
+              <w:top w:val="nil"/>
+              <w:left w:val="nil"/>
+              <w:bottom w:val="single" w:sz="4" w:color="E7E2EF"/>
+              <w:right w:val="nil"/>
+            </w:tcBorders>
+            <w:tcMar>
+              <w:top w:w="70" w:type="dxa"/>
+              <w:bottom w:w="70" w:type="dxa"/>
+              <w:left w:w="100" w:type="dxa"/>
+              <w:right w:w="100" w:type="dxa"/>
+            </w:tcMar>
+          </w:tcPr>
+          <w:p>
+            <w:pPr>
+              <w:spacing w:after="0" w:line="240" w:lineRule="auto"/>
+              <w:jc w:val="right"/>
+            </w:pPr>
+            <w:r/>
+            <w:r>
+              <w:rPr>
+                <w:rFonts w:ascii="Calibri" w:hAnsi="Calibri" w:eastAsia="Calibri"/>
+                <w:b w:val="0"/>
+                <w:i w:val="0"/>
+                <w:color w:val="20202B"/>
+                <w:sz w:val="19"/>
+              </w:rPr>
+              <w:t>82.242</w:t>
+            </w:r>
+          </w:p>
+        </w:tc>
+        <w:tc>
+          <w:tcPr>
+            <w:tcW w:type="dxa" w:w="1872"/>
+            <w:shd w:val="clear" w:color="auto" w:fill="F7F5FA"/>
+            <w:vAlign w:val="center"/>
+            <w:tcBorders>
+              <w:top w:val="nil"/>
+              <w:left w:val="nil"/>
+              <w:bottom w:val="single" w:sz="4" w:color="E7E2EF"/>
+              <w:right w:val="nil"/>
+            </w:tcBorders>
+            <w:tcMar>
+              <w:top w:w="70" w:type="dxa"/>
+              <w:bottom w:w="70" w:type="dxa"/>
+              <w:left w:w="100" w:type="dxa"/>
+              <w:right w:w="100" w:type="dxa"/>
+            </w:tcMar>
+          </w:tcPr>
+          <w:p>
+            <w:pPr>
+              <w:spacing w:after="0" w:line="240" w:lineRule="auto"/>
+              <w:jc w:val="right"/>
+            </w:pPr>
+            <w:r/>
+            <w:r>
+              <w:rPr>
+                <w:rFonts w:ascii="Calibri" w:hAnsi="Calibri" w:eastAsia="Calibri"/>
+                <w:b w:val="0"/>
+                <w:i w:val="0"/>
+                <w:color w:val="20202B"/>
+                <w:sz w:val="19"/>
+              </w:rPr>
+              <w:t>4,0 %</w:t>
+            </w:r>
+          </w:p>
+        </w:tc>
+        <w:tc>
+          <w:tcPr>
+            <w:tcW w:type="dxa" w:w="2016"/>
+            <w:shd w:val="clear" w:color="auto" w:fill="F7F5FA"/>
+            <w:vAlign w:val="center"/>
+            <w:tcBorders>
+              <w:top w:val="nil"/>
+              <w:left w:val="nil"/>
+              <w:bottom w:val="single" w:sz="4" w:color="E7E2EF"/>
+              <w:right w:val="nil"/>
+            </w:tcBorders>
+            <w:tcMar>
+              <w:top w:w="70" w:type="dxa"/>
+              <w:bottom w:w="70" w:type="dxa"/>
+              <w:left w:w="100" w:type="dxa"/>
+              <w:right w:w="100" w:type="dxa"/>
+            </w:tcMar>
+          </w:tcPr>
+          <w:p>
+            <w:pPr>
+              <w:spacing w:after="0" w:line="240" w:lineRule="auto"/>
+              <w:jc w:val="left"/>
+            </w:pPr>
+            <w:r/>
+            <w:r>
+              <w:rPr>
+                <w:rFonts w:ascii="Calibri" w:hAnsi="Calibri" w:eastAsia="Calibri"/>
+                <w:b w:val="0"/>
+                <w:i w:val="0"/>
+                <w:color w:val="20202B"/>
+                <w:sz w:val="19"/>
+              </w:rPr>
+              <w:t>Sierra</w:t>
+            </w:r>
+          </w:p>
+        </w:tc>
+      </w:tr>
+    </w:tbl>
+    <w:p>
+      <w:pPr>
+        <w:spacing w:after="120" w:before="80" w:line="269" w:lineRule="auto"/>
+      </w:pPr>
+      <w:r>
+        <w:rPr>
+          <w:rFonts w:ascii="Calibri" w:hAnsi="Calibri" w:eastAsia="Calibri"/>
+          <w:b w:val="0"/>
+          <w:i w:val="0"/>
+          <w:color w:val="6E6880"/>
+          <w:sz w:val="17"/>
+        </w:rPr>
+        <w:t>Galápagos se muestra en un recuadro fuera de su posición real. La zona en estudio se incluye en los totales sin polígono en el mapa. La cobertura suma registros de distintos programas.</w:t>
       </w:r>
     </w:p>
     <w:sectPr>
-      <w:headerReference w:type="default" r:id="rId9"/>
-      <w:footerReference w:type="default" r:id="rId10"/>
+      <w:footerReference w:type="first" r:id="rId9"/>
+      <w:headerReference w:type="default" r:id="rId10"/>
+      <w:footerReference w:type="default" r:id="rId11"/>
       <w:pgSz w:w="12240" w:h="15840"/>
-      <w:pgMar w:top="2059" w:right="1008" w:bottom="864" w:left="1008" w:header="576" w:footer="432" w:gutter="0"/>
+      <w:pgMar w:top="1656" w:right="1008" w:bottom="1008" w:left="1008" w:header="504" w:footer="504" w:gutter="0"/>
       <w:cols w:space="720"/>
+      <w:titlePg/>
       <w:docGrid w:linePitch="360"/>
     </w:sectPr>
   </w:body>
@@ -3585,28 +5260,60 @@
   <w:p>
     <w:pPr>
       <w:pStyle w:val="Footer"/>
+    </w:pPr>
+    <w:r>
+      <w:rPr>
+        <w:rFonts w:ascii="Calibri" w:hAnsi="Calibri" w:eastAsia="Calibri"/>
+        <w:b w:val="0"/>
+        <w:i w:val="0"/>
+        <w:color w:val="6E6880"/>
+        <w:sz w:val="16"/>
+      </w:rPr>
+      <w:t>Ministerio de Trabajo y Desarrollo Humano · InfoReportes</w:t>
+    </w:r>
+  </w:p>
+</w:ftr>
+</file>
+
+<file path=word/footer2.xml><?xml version="1.0" encoding="utf-8"?>
+<w:ftr xmlns:m="http://schemas.openxmlformats.org/officeDocument/2006/math" xmlns:mc="http://schemas.openxmlformats.org/markup-compatibility/2006" xmlns:mo="http://schemas.microsoft.com/office/mac/office/2008/main" xmlns:mv="urn:schemas-microsoft-com:mac:vml" xmlns:o="urn:schemas-microsoft-com:office:office" xmlns:r="http://schemas.openxmlformats.org/officeDocument/2006/relationships" xmlns:v="urn:schemas-microsoft-com:vml" xmlns:w10="urn:schemas-microsoft-com:office:word" xmlns:w14="http://schemas.microsoft.com/office/word/2010/wordml" xmlns:w="http://schemas.openxmlformats.org/wordprocessingml/2006/main" xmlns:wne="http://schemas.microsoft.com/office/word/2006/wordml" xmlns:wp14="http://schemas.microsoft.com/office/word/2010/wordprocessingDrawing" xmlns:wp="http://schemas.openxmlformats.org/drawingml/2006/wordprocessingDrawing" xmlns:wpc="http://schemas.microsoft.com/office/word/2010/wordprocessingCanvas" xmlns:wpg="http://schemas.microsoft.com/office/word/2010/wordprocessingGroup" xmlns:wpi="http://schemas.microsoft.com/office/word/2010/wordprocessingInk" xmlns:wps="http://schemas.microsoft.com/office/word/2010/wordprocessingShape" mc:Ignorable="w14 wp14">
+  <w:p>
+    <w:pPr>
+      <w:pStyle w:val="Footer"/>
       <w:tabs>
-        <w:tab w:pos="9720" w:val="right"/>
+        <w:tab w:pos="10224" w:val="right"/>
       </w:tabs>
       <w:spacing w:after="0"/>
     </w:pPr>
     <w:r>
       <w:rPr>
-        <w:rFonts w:ascii="Times New Roman" w:hAnsi="Times New Roman" w:eastAsia="Times New Roman"/>
+        <w:rFonts w:ascii="Calibri" w:hAnsi="Calibri" w:eastAsia="Calibri"/>
         <w:b w:val="0"/>
-        <w:color w:val="666178"/>
+        <w:i w:val="0"/>
+        <w:color w:val="6E6880"/>
         <w:sz w:val="16"/>
       </w:rPr>
-      <w:t>Ministerio de Trabajo y Desarrollo Humano</w:t>
+      <w:t>Ministerio de Trabajo y Desarrollo Humano · InfoReportes</w:t>
     </w:r>
     <w:r>
       <w:tab/>
     </w:r>
     <w:r>
       <w:rPr>
-        <w:rFonts w:ascii="Times New Roman" w:hAnsi="Times New Roman" w:eastAsia="Times New Roman"/>
+        <w:rFonts w:ascii="Calibri" w:hAnsi="Calibri" w:eastAsia="Calibri"/>
         <w:b w:val="0"/>
-        <w:color w:val="666178"/>
+        <w:i w:val="0"/>
+        <w:color w:val="6E6880"/>
+        <w:sz w:val="16"/>
+      </w:rPr>
+      <w:t xml:space="preserve">Página </w:t>
+    </w:r>
+    <w:r>
+      <w:rPr>
+        <w:rFonts w:ascii="Calibri" w:hAnsi="Calibri" w:eastAsia="Calibri"/>
+        <w:b w:val="0"/>
+        <w:i w:val="0"/>
+        <w:color w:val="6E6880"/>
         <w:sz w:val="16"/>
       </w:rPr>
       <w:fldChar w:fldCharType="begin"/>
@@ -3622,7 +5329,7 @@
   <w:p>
     <w:pPr>
       <w:pStyle w:val="Header"/>
-      <w:spacing w:after="0" w:before="0" w:line="20" w:lineRule="exact"/>
+      <w:spacing w:after="0"/>
     </w:pPr>
   </w:p>
   <w:tbl>
@@ -3632,19 +5339,25 @@
       <w:tblLook w:firstColumn="1" w:firstRow="1" w:lastColumn="0" w:lastRow="0" w:noHBand="0" w:noVBand="1" w:val="04A0"/>
     </w:tblPr>
     <w:tblGrid>
-      <w:gridCol w:w="5904"/>
-      <w:gridCol w:w="4320"/>
+      <w:gridCol w:w="6192"/>
+      <w:gridCol w:w="4032"/>
     </w:tblGrid>
     <w:tr>
       <w:tc>
         <w:tcPr>
           <w:tcW w:type="dxa" w:w="5112"/>
-          <w:shd w:fill="512F8D"/>
+          <w:shd w:val="clear" w:color="auto" w:fill="512F8D"/>
+          <w:tcBorders>
+            <w:top w:val="nil"/>
+            <w:left w:val="nil"/>
+            <w:bottom w:val="single" w:sz="18" w:color="F8C018"/>
+            <w:right w:val="nil"/>
+          </w:tcBorders>
           <w:tcMar>
-            <w:top w:w="25" w:type="dxa"/>
-            <w:bottom w:w="25" w:type="dxa"/>
-            <w:left w:w="100" w:type="dxa"/>
-            <w:right w:w="100" w:type="dxa"/>
+            <w:top w:w="50" w:type="dxa"/>
+            <w:bottom w:w="50" w:type="dxa"/>
+            <w:left w:w="140" w:type="dxa"/>
+            <w:right w:w="140" w:type="dxa"/>
           </w:tcMar>
           <w:vAlign w:val="center"/>
         </w:tcPr>
@@ -3655,7 +5368,7 @@
           <w:r>
             <w:drawing>
               <wp:inline xmlns:a="http://schemas.openxmlformats.org/drawingml/2006/main" xmlns:pic="http://schemas.openxmlformats.org/drawingml/2006/picture">
-                <wp:extent cx="3291840" cy="784036"/>
+                <wp:extent cx="2377440" cy="566248"/>
                 <wp:docPr id="1" name="Picture 1"/>
                 <wp:cNvGraphicFramePr>
                   <a:graphicFrameLocks noChangeAspect="1"/>
@@ -3676,7 +5389,7 @@
                       <pic:spPr>
                         <a:xfrm>
                           <a:off x="0" y="0"/>
-                          <a:ext cx="3291840" cy="784036"/>
+                          <a:ext cx="2377440" cy="566248"/>
                         </a:xfrm>
                         <a:prstGeom prst="rect"/>
                       </pic:spPr>
@@ -3691,12 +5404,18 @@
       <w:tc>
         <w:tcPr>
           <w:tcW w:type="dxa" w:w="5112"/>
-          <w:shd w:fill="512F8D"/>
+          <w:shd w:val="clear" w:color="auto" w:fill="512F8D"/>
+          <w:tcBorders>
+            <w:top w:val="nil"/>
+            <w:left w:val="nil"/>
+            <w:bottom w:val="single" w:sz="18" w:color="F8C018"/>
+            <w:right w:val="nil"/>
+          </w:tcBorders>
           <w:tcMar>
-            <w:top w:w="25" w:type="dxa"/>
-            <w:bottom w:w="25" w:type="dxa"/>
-            <w:left w:w="100" w:type="dxa"/>
-            <w:right w:w="100" w:type="dxa"/>
+            <w:top w:w="50" w:type="dxa"/>
+            <w:bottom w:w="50" w:type="dxa"/>
+            <w:left w:w="140" w:type="dxa"/>
+            <w:right w:w="140" w:type="dxa"/>
           </w:tcMar>
           <w:vAlign w:val="center"/>
         </w:tcPr>
@@ -3707,13 +5426,23 @@
           </w:pPr>
           <w:r>
             <w:rPr>
-              <w:rFonts w:ascii="Times New Roman" w:hAnsi="Times New Roman" w:eastAsia="Times New Roman"/>
+              <w:rFonts w:ascii="Century Gothic" w:hAnsi="Century Gothic" w:eastAsia="Century Gothic"/>
+              <w:b/>
+              <w:i w:val="0"/>
+              <w:color w:val="FFFFFF"/>
+              <w:sz w:val="18"/>
+            </w:rPr>
+            <w:t>InfoReportes</w:t>
+            <w:br/>
+          </w:r>
+          <w:r>
+            <w:rPr>
+              <w:rFonts w:ascii="Calibri" w:hAnsi="Calibri" w:eastAsia="Calibri"/>
               <w:b w:val="0"/>
-              <w:color w:val="FFFFFF"/>
-              <w:sz w:val="20"/>
+              <w:i w:val="0"/>
+              <w:color w:val="E4DBF3"/>
+              <w:sz w:val="18"/>
             </w:rPr>
-            <w:t>INFORMACIÓN ESTADÍSTICA</w:t>
-            <w:br/>
             <w:t>Septiembre 2026</w:t>
           </w:r>
         </w:p>
@@ -4087,9 +5816,8 @@
     <w:qFormat/>
     <w:rsid w:val="00FC693F"/>
     <w:rPr>
-      <w:rFonts w:ascii="Times New Roman" w:hAnsi="Times New Roman"/>
-      <w:color w:val="000000"/>
-      <w:sz w:val="22"/>
+      <w:rFonts w:ascii="Calibri" w:hAnsi="Calibri" w:eastAsia="Calibri"/>
+      <w:sz w:val="21"/>
     </w:rPr>
   </w:style>
   <w:style w:type="paragraph" w:styleId="Header">
@@ -4147,15 +5875,15 @@
     <w:pPr>
       <w:keepNext/>
       <w:keepLines/>
-      <w:spacing w:before="180" w:after="140"/>
+      <w:spacing w:before="480" w:after="0"/>
       <w:outlineLvl w:val="0"/>
     </w:pPr>
     <w:rPr>
-      <w:rFonts w:asciiTheme="majorHAnsi" w:eastAsiaTheme="majorEastAsia" w:hAnsiTheme="majorHAnsi" w:cstheme="majorBidi" w:ascii="Times New Roman" w:hAnsi="Times New Roman"/>
+      <w:rFonts w:asciiTheme="majorHAnsi" w:eastAsiaTheme="majorEastAsia" w:hAnsiTheme="majorHAnsi" w:cstheme="majorBidi" w:ascii="Century Gothic" w:hAnsi="Century Gothic"/>
       <w:b/>
       <w:bCs/>
-      <w:color w:val="000000"/>
-      <w:sz w:val="38"/>
+      <w:color w:val="2B164F"/>
+      <w:sz w:val="28"/>
       <w:szCs w:val="28"/>
     </w:rPr>
   </w:style>
@@ -4171,15 +5899,15 @@
     <w:pPr>
       <w:keepNext/>
       <w:keepLines/>
-      <w:spacing w:before="180" w:after="140"/>
+      <w:spacing w:before="200" w:after="0"/>
       <w:outlineLvl w:val="1"/>
     </w:pPr>
     <w:rPr>
-      <w:rFonts w:asciiTheme="majorHAnsi" w:eastAsiaTheme="majorEastAsia" w:hAnsiTheme="majorHAnsi" w:cstheme="majorBidi" w:ascii="Times New Roman" w:hAnsi="Times New Roman"/>
+      <w:rFonts w:asciiTheme="majorHAnsi" w:eastAsiaTheme="majorEastAsia" w:hAnsiTheme="majorHAnsi" w:cstheme="majorBidi" w:ascii="Century Gothic" w:hAnsi="Century Gothic"/>
       <w:b/>
       <w:bCs/>
-      <w:color w:val="000000"/>
-      <w:sz w:val="24"/>
+      <w:color w:val="2B164F"/>
+      <w:sz w:val="26"/>
       <w:szCs w:val="26"/>
     </w:rPr>
   </w:style>
@@ -4199,11 +5927,10 @@
       <w:outlineLvl w:val="2"/>
     </w:pPr>
     <w:rPr>
-      <w:rFonts w:asciiTheme="majorHAnsi" w:eastAsiaTheme="majorEastAsia" w:hAnsiTheme="majorHAnsi" w:cstheme="majorBidi" w:ascii="Times New Roman" w:hAnsi="Times New Roman"/>
+      <w:rFonts w:asciiTheme="majorHAnsi" w:eastAsiaTheme="majorEastAsia" w:hAnsiTheme="majorHAnsi" w:cstheme="majorBidi" w:ascii="Century Gothic" w:hAnsi="Century Gothic"/>
       <w:b/>
       <w:bCs/>
-      <w:color w:val="000000"/>
-      <w:sz w:val="22"/>
+      <w:color w:val="2B164F"/>
     </w:rPr>
   </w:style>
   <w:style w:type="paragraph" w:styleId="Heading4">
@@ -4434,14 +6161,12 @@
     <w:qFormat/>
     <w:rsid w:val="00FC693F"/>
     <w:pPr>
-      <w:keepNext/>
-      <w:spacing w:after="140" w:line="240" w:lineRule="auto" w:before="180"/>
+      <w:spacing w:after="300" w:line="240" w:lineRule="auto"/>
       <w:contextualSpacing/>
     </w:pPr>
     <w:rPr>
-      <w:rFonts w:asciiTheme="majorHAnsi" w:eastAsiaTheme="majorEastAsia" w:hAnsiTheme="majorHAnsi" w:cstheme="majorBidi" w:ascii="Times New Roman" w:hAnsi="Times New Roman"/>
-      <w:b/>
-      <w:color w:val="000000"/>
+      <w:rFonts w:asciiTheme="majorHAnsi" w:eastAsiaTheme="majorEastAsia" w:hAnsiTheme="majorHAnsi" w:cstheme="majorBidi" w:ascii="Century Gothic" w:hAnsi="Century Gothic"/>
+      <w:color w:val="2B164F"/>
       <w:spacing w:val="5"/>
       <w:kern w:val="28"/>
       <w:sz w:val="52"/>
@@ -4477,12 +6202,12 @@
       </w:numPr>
     </w:pPr>
     <w:rPr>
-      <w:rFonts w:asciiTheme="majorHAnsi" w:eastAsiaTheme="majorEastAsia" w:hAnsiTheme="majorHAnsi" w:cstheme="majorBidi" w:ascii="Times New Roman" w:hAnsi="Times New Roman"/>
+      <w:rFonts w:asciiTheme="majorHAnsi" w:eastAsiaTheme="majorEastAsia" w:hAnsiTheme="majorHAnsi" w:cstheme="majorBidi" w:ascii="Century Gothic" w:hAnsi="Century Gothic"/>
       <w:i/>
       <w:iCs/>
-      <w:color w:val="000000"/>
+      <w:color w:val="2B164F"/>
       <w:spacing w:val="15"/>
-      <w:sz w:val="22"/>
+      <w:sz w:val="24"/>
       <w:szCs w:val="24"/>
     </w:rPr>
   </w:style>
